--- a/docs/19AI410_Introduction_to_Machine_Learning_FinSight_PBL_QR.docx
+++ b/docs/19AI410_Introduction_to_Machine_Learning_FinSight_PBL_QR.docx
@@ -259,15 +259,15 @@
                 <w:rFonts w:ascii="Calibri" w:hAnsi="Calibri"/>
                 <w:sz w:val="18"/>
               </w:rPr>
-              <w:t>In a financial transaction analysis system like FinSight, what does Univariate Linear Regression represent?</w:t>
+              <w:t>What is the main purpose of Linear Regression in machine learning?</w:t>
               <w:br/>
-              <w:t>A) Mapping multiple categorical variables to discrete clusters</w:t>
+              <w:t>A) To classify images into categories</w:t>
               <w:br/>
-              <w:t>B) Modeling the linear relationship between a single independent predictor (e.g., monthly credit volume) and a continuous target (e.g., annual income)</w:t>
+              <w:t>B) To predict a continuous numeric output (like annual income) from input features</w:t>
               <w:br/>
-              <w:t>C) Partitioning bank transactions into non-linear decision regions</w:t>
+              <w:t>C) To cluster unlabeled customer records</w:t>
               <w:br/>
-              <w:t>D) Projecting transaction vectors onto orthogonal principal components</w:t>
+              <w:t>D) To encrypt financial transaction records</w:t>
               <w:br/>
               <w:t>ANSWER: B</w:t>
             </w:r>
@@ -384,15 +384,15 @@
                 <w:rFonts w:ascii="Calibri" w:hAnsi="Calibri"/>
                 <w:sz w:val="18"/>
               </w:rPr>
-              <w:t>What is the mathematical formulation of the hypothesis function in simple linear regression with parameters theta_0 and theta_1?</w:t>
+              <w:t>What is the equation for a Simple (Univariate) Linear Regression line?</w:t>
               <w:br/>
-              <w:t>A) h_theta(x) = 1 / (1 + e^(-theta^T x))</w:t>
+              <w:t>A) y = 1 / (1 + e^(-x))</w:t>
               <w:br/>
-              <w:t>B) h_theta(x) = theta_0 + theta_1 * x</w:t>
+              <w:t>B) y = theta_0 + theta_1 * x</w:t>
               <w:br/>
-              <w:t>C) h_theta(x) = max(0, theta^T x)</w:t>
+              <w:t>C) y = max(0, x)</w:t>
               <w:br/>
-              <w:t>D) h_theta(x) = sign(w^T x + b)</w:t>
+              <w:t>D) y = log(x)</w:t>
               <w:br/>
               <w:t>ANSWER: B</w:t>
             </w:r>
@@ -509,15 +509,15 @@
                 <w:rFonts w:ascii="Calibri" w:hAnsi="Calibri"/>
                 <w:sz w:val="18"/>
               </w:rPr>
-              <w:t>In linear regression model training, why is the Mean Squared Error (MSE) cost function multiplied by 1/(2m)?</w:t>
+              <w:t>In the equation y = theta_0 + theta_1 * x, what do theta_0 and theta_1 represent?</w:t>
               <w:br/>
-              <w:t>A) To ensure the cost function evaluates to zero at initialization</w:t>
+              <w:t>A) theta_0 is the slope, theta_1 is the y-intercept</w:t>
               <w:br/>
-              <w:t>B) To simplify algebraic differentiation by canceling out the exponent 2 during gradient computation</w:t>
+              <w:t>B) theta_0 is the y-intercept, theta_1 is the slope (weight)</w:t>
               <w:br/>
-              <w:t>C) To convert a non-convex optimization landscape into a convex surface</w:t>
+              <w:t>C) Both are learning rates</w:t>
               <w:br/>
-              <w:t>D) To penalize negative residuals more severely than positive residuals</w:t>
+              <w:t>D) Both are cluster centers</w:t>
               <w:br/>
               <w:t>ANSWER: B</w:t>
             </w:r>
@@ -577,7 +577,7 @@
                 <w:rFonts w:ascii="Calibri" w:hAnsi="Calibri"/>
                 <w:sz w:val="18"/>
               </w:rPr>
-              <w:t>K2</w:t>
+              <w:t>K1</w:t>
             </w:r>
           </w:p>
         </w:tc>
@@ -634,15 +634,15 @@
                 <w:rFonts w:ascii="Calibri" w:hAnsi="Calibri"/>
                 <w:sz w:val="18"/>
               </w:rPr>
-              <w:t>Which optimization algorithm updates parameters by computing the gradient of the loss over the entire financial training dataset simultaneously?</w:t>
+              <w:t>What cost function is most commonly used to train Linear Regression models?</w:t>
               <w:br/>
-              <w:t>A) Stochastic Gradient Descent (SGD)</w:t>
+              <w:t>A) Cross-Entropy Loss</w:t>
               <w:br/>
-              <w:t>B) Batch Gradient Descent</w:t>
+              <w:t>B) Mean Squared Error (MSE)</w:t>
               <w:br/>
-              <w:t>C) Mini-batch Gradient Descent</w:t>
+              <w:t>C) Hinge Loss</w:t>
               <w:br/>
-              <w:t>D) Coordinate Descent</w:t>
+              <w:t>D) Gini Impurity</w:t>
               <w:br/>
               <w:t>ANSWER: B</w:t>
             </w:r>
@@ -759,15 +759,15 @@
                 <w:rFonts w:ascii="Calibri" w:hAnsi="Calibri"/>
                 <w:sz w:val="18"/>
               </w:rPr>
-              <w:t>In multivariate linear regression estimating annual income, if feature values have vastly different ranges (e.g., monthly transactions: 10-50 vs. annual investments: 10,000-500,000), what preprocessing step accelerates gradient descent convergence?</w:t>
+              <w:t>Why do we include the factor 1/2 in the MSE cost function J(theta) = 1/(2m) * sum(h(x) - y)^2?</w:t>
               <w:br/>
-              <w:t>A) One-hot encoding</w:t>
+              <w:t>A) To make the error value always positive</w:t>
               <w:br/>
-              <w:t>B) Feature scaling / Standardization (Z-score)</w:t>
+              <w:t>B) To cancel out the power of 2 when taking the derivative during gradient descent</w:t>
               <w:br/>
-              <w:t>C) Binarization</w:t>
+              <w:t>C) To double the learning speed</w:t>
               <w:br/>
-              <w:t>D) Polynomial expansion</w:t>
+              <w:t>D) To scale the output between 0 and 1</w:t>
               <w:br/>
               <w:t>ANSWER: B</w:t>
             </w:r>
@@ -884,15 +884,15 @@
                 <w:rFonts w:ascii="Calibri" w:hAnsi="Calibri"/>
                 <w:sz w:val="18"/>
               </w:rPr>
-              <w:t>What occurs if the learning rate (alpha) chosen for gradient descent in FinSight's income regression model is excessively large?</w:t>
+              <w:t>What is the primary role of Gradient Descent in linear regression?</w:t>
               <w:br/>
-              <w:t>A) The model reaches global minimum in a single iteration</w:t>
+              <w:t>A) To randomly generate synthetic data</w:t>
               <w:br/>
-              <w:t>B) The algorithm oscillates wildly and may diverge, failing to minimize the cost function</w:t>
+              <w:t>B) To iteratively update parameters (theta) to find the minimum of the cost function</w:t>
               <w:br/>
-              <w:t>C) The parameters theta remain completely stationary</w:t>
+              <w:t>C) To calculate the determinant of a matrix</w:t>
               <w:br/>
-              <w:t>D) The cost function converges prematurely to a saddle point</w:t>
+              <w:t>D) To split data into decision tree branches</w:t>
               <w:br/>
               <w:t>ANSWER: B</w:t>
             </w:r>
@@ -952,7 +952,7 @@
                 <w:rFonts w:ascii="Calibri" w:hAnsi="Calibri"/>
                 <w:sz w:val="18"/>
               </w:rPr>
-              <w:t>K2</w:t>
+              <w:t>K1</w:t>
             </w:r>
           </w:p>
         </w:tc>
@@ -1009,15 +1009,15 @@
                 <w:rFonts w:ascii="Calibri" w:hAnsi="Calibri"/>
                 <w:sz w:val="18"/>
               </w:rPr>
-              <w:t>What is the closed-form analytical solution used to compute optimal parameters theta in multivariate linear regression without iterations?</w:t>
+              <w:t>What happens if the learning rate (alpha) in gradient descent is set too small?</w:t>
               <w:br/>
-              <w:t>A) Gradient Descent</w:t>
+              <w:t>A) The model overshoots the minimum and diverges</w:t>
               <w:br/>
-              <w:t>B) Normal Equation: theta = (X^T * X)^(-1) * X^T * y</w:t>
+              <w:t>B) The model converges very slowly and takes too many steps</w:t>
               <w:br/>
-              <w:t>C) Backpropagation</w:t>
+              <w:t>C) The model immediately stops learning</w:t>
               <w:br/>
-              <w:t>D) Expectation-Maximization</w:t>
+              <w:t>D) The cost function increases to infinity</w:t>
               <w:br/>
               <w:t>ANSWER: B</w:t>
             </w:r>
@@ -1077,7 +1077,7 @@
                 <w:rFonts w:ascii="Calibri" w:hAnsi="Calibri"/>
                 <w:sz w:val="18"/>
               </w:rPr>
-              <w:t>K1</w:t>
+              <w:t>K2</w:t>
             </w:r>
           </w:p>
         </w:tc>
@@ -1134,15 +1134,140 @@
                 <w:rFonts w:ascii="Calibri" w:hAnsi="Calibri"/>
                 <w:sz w:val="18"/>
               </w:rPr>
-              <w:t>Under what condition is the matrix (X^T * X) non-invertible (singular) when computing the Normal Equation?</w:t>
+              <w:t>What happens if the learning rate (alpha) is set too large?</w:t>
               <w:br/>
-              <w:t>A) When all input features are strictly standardized with zero mean</w:t>
+              <w:t>A) It may overshoot the minimum and fail to converge or diverge</w:t>
               <w:br/>
-              <w:t>B) When redundant features exist due to linear dependency / multicollinearity or when number of features exceeds training samples (n &gt; m)</w:t>
+              <w:t>B) It reaches the exact solution in 1 step</w:t>
               <w:br/>
-              <w:t>C) When the learning rate is set below 0.001</w:t>
+              <w:t>C) The weights become strictly zero</w:t>
               <w:br/>
-              <w:t>D) When the target variable is continuous</w:t>
+              <w:t>D) The model turns into a decision tree</w:t>
+              <w:br/>
+              <w:t>ANSWER: A</w:t>
+            </w:r>
+          </w:p>
+        </w:tc>
+        <w:tc>
+          <w:tcPr>
+            <w:tcW w:type="dxa" w:w="864"/>
+            <w:tcMar>
+              <w:top w:w="80" w:type="dxa"/>
+              <w:bottom w:w="80" w:type="dxa"/>
+              <w:left w:w="120" w:type="dxa"/>
+              <w:right w:w="120" w:type="dxa"/>
+            </w:tcMar>
+            <w:tcBorders>
+              <w:top w:val="single" w:sz="4" w:space="0" w:color="888888"/>
+              <w:left w:val="single" w:sz="4" w:space="0" w:color="888888"/>
+              <w:bottom w:val="single" w:sz="4" w:space="0" w:color="888888"/>
+              <w:right w:val="single" w:sz="4" w:space="0" w:color="888888"/>
+            </w:tcBorders>
+          </w:tcPr>
+          <w:p>
+            <w:pPr>
+              <w:jc w:val="center"/>
+            </w:pPr>
+            <w:r>
+              <w:rPr>
+                <w:rFonts w:ascii="Calibri" w:hAnsi="Calibri"/>
+                <w:sz w:val="18"/>
+              </w:rPr>
+              <w:t>CO1</w:t>
+            </w:r>
+          </w:p>
+        </w:tc>
+        <w:tc>
+          <w:tcPr>
+            <w:tcW w:type="dxa" w:w="1008"/>
+            <w:tcMar>
+              <w:top w:w="80" w:type="dxa"/>
+              <w:bottom w:w="80" w:type="dxa"/>
+              <w:left w:w="120" w:type="dxa"/>
+              <w:right w:w="120" w:type="dxa"/>
+            </w:tcMar>
+            <w:tcBorders>
+              <w:top w:val="single" w:sz="4" w:space="0" w:color="888888"/>
+              <w:left w:val="single" w:sz="4" w:space="0" w:color="888888"/>
+              <w:bottom w:val="single" w:sz="4" w:space="0" w:color="888888"/>
+              <w:right w:val="single" w:sz="4" w:space="0" w:color="888888"/>
+            </w:tcBorders>
+          </w:tcPr>
+          <w:p>
+            <w:pPr>
+              <w:jc w:val="center"/>
+            </w:pPr>
+            <w:r>
+              <w:rPr>
+                <w:rFonts w:ascii="Calibri" w:hAnsi="Calibri"/>
+                <w:sz w:val="18"/>
+              </w:rPr>
+              <w:t>K2</w:t>
+            </w:r>
+          </w:p>
+        </w:tc>
+      </w:tr>
+      <w:tr>
+        <w:tc>
+          <w:tcPr>
+            <w:tcW w:type="dxa" w:w="864"/>
+            <w:tcMar>
+              <w:top w:w="80" w:type="dxa"/>
+              <w:bottom w:w="80" w:type="dxa"/>
+              <w:left w:w="120" w:type="dxa"/>
+              <w:right w:w="120" w:type="dxa"/>
+            </w:tcMar>
+            <w:tcBorders>
+              <w:top w:val="single" w:sz="4" w:space="0" w:color="888888"/>
+              <w:left w:val="single" w:sz="4" w:space="0" w:color="888888"/>
+              <w:bottom w:val="single" w:sz="4" w:space="0" w:color="888888"/>
+              <w:right w:val="single" w:sz="4" w:space="0" w:color="888888"/>
+            </w:tcBorders>
+          </w:tcPr>
+          <w:p>
+            <w:pPr>
+              <w:jc w:val="center"/>
+            </w:pPr>
+            <w:r>
+              <w:rPr>
+                <w:rFonts w:ascii="Calibri" w:hAnsi="Calibri"/>
+                <w:sz w:val="18"/>
+              </w:rPr>
+              <w:t>9</w:t>
+            </w:r>
+          </w:p>
+        </w:tc>
+        <w:tc>
+          <w:tcPr>
+            <w:tcW w:type="dxa" w:w="7632"/>
+            <w:tcMar>
+              <w:top w:w="80" w:type="dxa"/>
+              <w:bottom w:w="80" w:type="dxa"/>
+              <w:left w:w="120" w:type="dxa"/>
+              <w:right w:w="120" w:type="dxa"/>
+            </w:tcMar>
+            <w:tcBorders>
+              <w:top w:val="single" w:sz="4" w:space="0" w:color="888888"/>
+              <w:left w:val="single" w:sz="4" w:space="0" w:color="888888"/>
+              <w:bottom w:val="single" w:sz="4" w:space="0" w:color="888888"/>
+              <w:right w:val="single" w:sz="4" w:space="0" w:color="888888"/>
+            </w:tcBorders>
+          </w:tcPr>
+          <w:p>
+            <w:r>
+              <w:rPr>
+                <w:rFonts w:ascii="Calibri" w:hAnsi="Calibri"/>
+                <w:sz w:val="18"/>
+              </w:rPr>
+              <w:t>In FinSight, which feature is best suited for Simple Linear Regression to predict Annual Income?</w:t>
+              <w:br/>
+              <w:t>A) User's bank account login password</w:t>
+              <w:br/>
+              <w:t>B) Average Monthly Salary Credit (Deposit)</w:t>
+              <w:br/>
+              <w:t>C) Web browser version</w:t>
+              <w:br/>
+              <w:t>D) Dark mode toggle state</w:t>
               <w:br/>
               <w:t>ANSWER: B</w:t>
             </w:r>
@@ -1202,7 +1327,7 @@
                 <w:rFonts w:ascii="Calibri" w:hAnsi="Calibri"/>
                 <w:sz w:val="18"/>
               </w:rPr>
-              <w:t>K2</w:t>
+              <w:t>K1</w:t>
             </w:r>
           </w:p>
         </w:tc>
@@ -1233,7 +1358,7 @@
                 <w:rFonts w:ascii="Calibri" w:hAnsi="Calibri"/>
                 <w:sz w:val="18"/>
               </w:rPr>
-              <w:t>9</w:t>
+              <w:t>10</w:t>
             </w:r>
           </w:p>
         </w:tc>
@@ -1259,17 +1384,392 @@
                 <w:rFonts w:ascii="Calibri" w:hAnsi="Calibri"/>
                 <w:sz w:val="18"/>
               </w:rPr>
-              <w:t>Which evaluation metric represents the proportion of variance in annual income explained by transaction features in a linear model?</w:t>
+              <w:t>What is Multivariate Linear Regression?</w:t>
+              <w:br/>
+              <w:t>A) Regression with multiple output classes</w:t>
+              <w:br/>
+              <w:t>B) Linear regression that uses two or more input features to predict a target</w:t>
+              <w:br/>
+              <w:t>C) Regression on images only</w:t>
+              <w:br/>
+              <w:t>D) Regression using decision trees</w:t>
+              <w:br/>
+              <w:t>ANSWER: B</w:t>
+            </w:r>
+          </w:p>
+        </w:tc>
+        <w:tc>
+          <w:tcPr>
+            <w:tcW w:type="dxa" w:w="864"/>
+            <w:tcMar>
+              <w:top w:w="80" w:type="dxa"/>
+              <w:bottom w:w="80" w:type="dxa"/>
+              <w:left w:w="120" w:type="dxa"/>
+              <w:right w:w="120" w:type="dxa"/>
+            </w:tcMar>
+            <w:tcBorders>
+              <w:top w:val="single" w:sz="4" w:space="0" w:color="888888"/>
+              <w:left w:val="single" w:sz="4" w:space="0" w:color="888888"/>
+              <w:bottom w:val="single" w:sz="4" w:space="0" w:color="888888"/>
+              <w:right w:val="single" w:sz="4" w:space="0" w:color="888888"/>
+            </w:tcBorders>
+          </w:tcPr>
+          <w:p>
+            <w:pPr>
+              <w:jc w:val="center"/>
+            </w:pPr>
+            <w:r>
+              <w:rPr>
+                <w:rFonts w:ascii="Calibri" w:hAnsi="Calibri"/>
+                <w:sz w:val="18"/>
+              </w:rPr>
+              <w:t>CO1</w:t>
+            </w:r>
+          </w:p>
+        </w:tc>
+        <w:tc>
+          <w:tcPr>
+            <w:tcW w:type="dxa" w:w="1008"/>
+            <w:tcMar>
+              <w:top w:w="80" w:type="dxa"/>
+              <w:bottom w:w="80" w:type="dxa"/>
+              <w:left w:w="120" w:type="dxa"/>
+              <w:right w:w="120" w:type="dxa"/>
+            </w:tcMar>
+            <w:tcBorders>
+              <w:top w:val="single" w:sz="4" w:space="0" w:color="888888"/>
+              <w:left w:val="single" w:sz="4" w:space="0" w:color="888888"/>
+              <w:bottom w:val="single" w:sz="4" w:space="0" w:color="888888"/>
+              <w:right w:val="single" w:sz="4" w:space="0" w:color="888888"/>
+            </w:tcBorders>
+          </w:tcPr>
+          <w:p>
+            <w:pPr>
+              <w:jc w:val="center"/>
+            </w:pPr>
+            <w:r>
+              <w:rPr>
+                <w:rFonts w:ascii="Calibri" w:hAnsi="Calibri"/>
+                <w:sz w:val="18"/>
+              </w:rPr>
+              <w:t>K1</w:t>
+            </w:r>
+          </w:p>
+        </w:tc>
+      </w:tr>
+      <w:tr>
+        <w:tc>
+          <w:tcPr>
+            <w:tcW w:type="dxa" w:w="864"/>
+            <w:tcMar>
+              <w:top w:w="80" w:type="dxa"/>
+              <w:bottom w:w="80" w:type="dxa"/>
+              <w:left w:w="120" w:type="dxa"/>
+              <w:right w:w="120" w:type="dxa"/>
+            </w:tcMar>
+            <w:tcBorders>
+              <w:top w:val="single" w:sz="4" w:space="0" w:color="888888"/>
+              <w:left w:val="single" w:sz="4" w:space="0" w:color="888888"/>
+              <w:bottom w:val="single" w:sz="4" w:space="0" w:color="888888"/>
+              <w:right w:val="single" w:sz="4" w:space="0" w:color="888888"/>
+            </w:tcBorders>
+          </w:tcPr>
+          <w:p>
+            <w:pPr>
+              <w:jc w:val="center"/>
+            </w:pPr>
+            <w:r>
+              <w:rPr>
+                <w:rFonts w:ascii="Calibri" w:hAnsi="Calibri"/>
+                <w:sz w:val="18"/>
+              </w:rPr>
+              <w:t>11</w:t>
+            </w:r>
+          </w:p>
+        </w:tc>
+        <w:tc>
+          <w:tcPr>
+            <w:tcW w:type="dxa" w:w="7632"/>
+            <w:tcMar>
+              <w:top w:w="80" w:type="dxa"/>
+              <w:bottom w:w="80" w:type="dxa"/>
+              <w:left w:w="120" w:type="dxa"/>
+              <w:right w:w="120" w:type="dxa"/>
+            </w:tcMar>
+            <w:tcBorders>
+              <w:top w:val="single" w:sz="4" w:space="0" w:color="888888"/>
+              <w:left w:val="single" w:sz="4" w:space="0" w:color="888888"/>
+              <w:bottom w:val="single" w:sz="4" w:space="0" w:color="888888"/>
+              <w:right w:val="single" w:sz="4" w:space="0" w:color="888888"/>
+            </w:tcBorders>
+          </w:tcPr>
+          <w:p>
+            <w:r>
+              <w:rPr>
+                <w:rFonts w:ascii="Calibri" w:hAnsi="Calibri"/>
+                <w:sz w:val="18"/>
+              </w:rPr>
+              <w:t>What is the closed-form mathematical formula to find optimal theta without iterations?</w:t>
+              <w:br/>
+              <w:t>A) Normal Equation: theta = (X^T * X)^(-1) * X^T * y</w:t>
+              <w:br/>
+              <w:t>B) Softmax Equation</w:t>
+              <w:br/>
+              <w:t>C) Sigmoid Equation</w:t>
+              <w:br/>
+              <w:t>D) Bellman Equation</w:t>
+              <w:br/>
+              <w:t>ANSWER: A</w:t>
+            </w:r>
+          </w:p>
+        </w:tc>
+        <w:tc>
+          <w:tcPr>
+            <w:tcW w:type="dxa" w:w="864"/>
+            <w:tcMar>
+              <w:top w:w="80" w:type="dxa"/>
+              <w:bottom w:w="80" w:type="dxa"/>
+              <w:left w:w="120" w:type="dxa"/>
+              <w:right w:w="120" w:type="dxa"/>
+            </w:tcMar>
+            <w:tcBorders>
+              <w:top w:val="single" w:sz="4" w:space="0" w:color="888888"/>
+              <w:left w:val="single" w:sz="4" w:space="0" w:color="888888"/>
+              <w:bottom w:val="single" w:sz="4" w:space="0" w:color="888888"/>
+              <w:right w:val="single" w:sz="4" w:space="0" w:color="888888"/>
+            </w:tcBorders>
+          </w:tcPr>
+          <w:p>
+            <w:pPr>
+              <w:jc w:val="center"/>
+            </w:pPr>
+            <w:r>
+              <w:rPr>
+                <w:rFonts w:ascii="Calibri" w:hAnsi="Calibri"/>
+                <w:sz w:val="18"/>
+              </w:rPr>
+              <w:t>CO1</w:t>
+            </w:r>
+          </w:p>
+        </w:tc>
+        <w:tc>
+          <w:tcPr>
+            <w:tcW w:type="dxa" w:w="1008"/>
+            <w:tcMar>
+              <w:top w:w="80" w:type="dxa"/>
+              <w:bottom w:w="80" w:type="dxa"/>
+              <w:left w:w="120" w:type="dxa"/>
+              <w:right w:w="120" w:type="dxa"/>
+            </w:tcMar>
+            <w:tcBorders>
+              <w:top w:val="single" w:sz="4" w:space="0" w:color="888888"/>
+              <w:left w:val="single" w:sz="4" w:space="0" w:color="888888"/>
+              <w:bottom w:val="single" w:sz="4" w:space="0" w:color="888888"/>
+              <w:right w:val="single" w:sz="4" w:space="0" w:color="888888"/>
+            </w:tcBorders>
+          </w:tcPr>
+          <w:p>
+            <w:pPr>
+              <w:jc w:val="center"/>
+            </w:pPr>
+            <w:r>
+              <w:rPr>
+                <w:rFonts w:ascii="Calibri" w:hAnsi="Calibri"/>
+                <w:sz w:val="18"/>
+              </w:rPr>
+              <w:t>K1</w:t>
+            </w:r>
+          </w:p>
+        </w:tc>
+      </w:tr>
+      <w:tr>
+        <w:tc>
+          <w:tcPr>
+            <w:tcW w:type="dxa" w:w="864"/>
+            <w:tcMar>
+              <w:top w:w="80" w:type="dxa"/>
+              <w:bottom w:w="80" w:type="dxa"/>
+              <w:left w:w="120" w:type="dxa"/>
+              <w:right w:w="120" w:type="dxa"/>
+            </w:tcMar>
+            <w:tcBorders>
+              <w:top w:val="single" w:sz="4" w:space="0" w:color="888888"/>
+              <w:left w:val="single" w:sz="4" w:space="0" w:color="888888"/>
+              <w:bottom w:val="single" w:sz="4" w:space="0" w:color="888888"/>
+              <w:right w:val="single" w:sz="4" w:space="0" w:color="888888"/>
+            </w:tcBorders>
+          </w:tcPr>
+          <w:p>
+            <w:pPr>
+              <w:jc w:val="center"/>
+            </w:pPr>
+            <w:r>
+              <w:rPr>
+                <w:rFonts w:ascii="Calibri" w:hAnsi="Calibri"/>
+                <w:sz w:val="18"/>
+              </w:rPr>
+              <w:t>12</w:t>
+            </w:r>
+          </w:p>
+        </w:tc>
+        <w:tc>
+          <w:tcPr>
+            <w:tcW w:type="dxa" w:w="7632"/>
+            <w:tcMar>
+              <w:top w:w="80" w:type="dxa"/>
+              <w:bottom w:w="80" w:type="dxa"/>
+              <w:left w:w="120" w:type="dxa"/>
+              <w:right w:w="120" w:type="dxa"/>
+            </w:tcMar>
+            <w:tcBorders>
+              <w:top w:val="single" w:sz="4" w:space="0" w:color="888888"/>
+              <w:left w:val="single" w:sz="4" w:space="0" w:color="888888"/>
+              <w:bottom w:val="single" w:sz="4" w:space="0" w:color="888888"/>
+              <w:right w:val="single" w:sz="4" w:space="0" w:color="888888"/>
+            </w:tcBorders>
+          </w:tcPr>
+          <w:p>
+            <w:r>
+              <w:rPr>
+                <w:rFonts w:ascii="Calibri" w:hAnsi="Calibri"/>
+                <w:sz w:val="18"/>
+              </w:rPr>
+              <w:t>Why do we apply Feature Scaling (Standardization) before running Gradient Descent?</w:t>
+              <w:br/>
+              <w:t>A) To make all features have similar ranges so gradient descent converges much faster</w:t>
+              <w:br/>
+              <w:t>B) To delete all negative values from the dataset</w:t>
+              <w:br/>
+              <w:t>C) To convert numbers into text strings</w:t>
+              <w:br/>
+              <w:t>D) To reduce the number of columns to one</w:t>
+              <w:br/>
+              <w:t>ANSWER: A</w:t>
+            </w:r>
+          </w:p>
+        </w:tc>
+        <w:tc>
+          <w:tcPr>
+            <w:tcW w:type="dxa" w:w="864"/>
+            <w:tcMar>
+              <w:top w:w="80" w:type="dxa"/>
+              <w:bottom w:w="80" w:type="dxa"/>
+              <w:left w:w="120" w:type="dxa"/>
+              <w:right w:w="120" w:type="dxa"/>
+            </w:tcMar>
+            <w:tcBorders>
+              <w:top w:val="single" w:sz="4" w:space="0" w:color="888888"/>
+              <w:left w:val="single" w:sz="4" w:space="0" w:color="888888"/>
+              <w:bottom w:val="single" w:sz="4" w:space="0" w:color="888888"/>
+              <w:right w:val="single" w:sz="4" w:space="0" w:color="888888"/>
+            </w:tcBorders>
+          </w:tcPr>
+          <w:p>
+            <w:pPr>
+              <w:jc w:val="center"/>
+            </w:pPr>
+            <w:r>
+              <w:rPr>
+                <w:rFonts w:ascii="Calibri" w:hAnsi="Calibri"/>
+                <w:sz w:val="18"/>
+              </w:rPr>
+              <w:t>CO1</w:t>
+            </w:r>
+          </w:p>
+        </w:tc>
+        <w:tc>
+          <w:tcPr>
+            <w:tcW w:type="dxa" w:w="1008"/>
+            <w:tcMar>
+              <w:top w:w="80" w:type="dxa"/>
+              <w:bottom w:w="80" w:type="dxa"/>
+              <w:left w:w="120" w:type="dxa"/>
+              <w:right w:w="120" w:type="dxa"/>
+            </w:tcMar>
+            <w:tcBorders>
+              <w:top w:val="single" w:sz="4" w:space="0" w:color="888888"/>
+              <w:left w:val="single" w:sz="4" w:space="0" w:color="888888"/>
+              <w:bottom w:val="single" w:sz="4" w:space="0" w:color="888888"/>
+              <w:right w:val="single" w:sz="4" w:space="0" w:color="888888"/>
+            </w:tcBorders>
+          </w:tcPr>
+          <w:p>
+            <w:pPr>
+              <w:jc w:val="center"/>
+            </w:pPr>
+            <w:r>
+              <w:rPr>
+                <w:rFonts w:ascii="Calibri" w:hAnsi="Calibri"/>
+                <w:sz w:val="18"/>
+              </w:rPr>
+              <w:t>K2</w:t>
+            </w:r>
+          </w:p>
+        </w:tc>
+      </w:tr>
+      <w:tr>
+        <w:tc>
+          <w:tcPr>
+            <w:tcW w:type="dxa" w:w="864"/>
+            <w:tcMar>
+              <w:top w:w="80" w:type="dxa"/>
+              <w:bottom w:w="80" w:type="dxa"/>
+              <w:left w:w="120" w:type="dxa"/>
+              <w:right w:w="120" w:type="dxa"/>
+            </w:tcMar>
+            <w:tcBorders>
+              <w:top w:val="single" w:sz="4" w:space="0" w:color="888888"/>
+              <w:left w:val="single" w:sz="4" w:space="0" w:color="888888"/>
+              <w:bottom w:val="single" w:sz="4" w:space="0" w:color="888888"/>
+              <w:right w:val="single" w:sz="4" w:space="0" w:color="888888"/>
+            </w:tcBorders>
+          </w:tcPr>
+          <w:p>
+            <w:pPr>
+              <w:jc w:val="center"/>
+            </w:pPr>
+            <w:r>
+              <w:rPr>
+                <w:rFonts w:ascii="Calibri" w:hAnsi="Calibri"/>
+                <w:sz w:val="18"/>
+              </w:rPr>
+              <w:t>13</w:t>
+            </w:r>
+          </w:p>
+        </w:tc>
+        <w:tc>
+          <w:tcPr>
+            <w:tcW w:type="dxa" w:w="7632"/>
+            <w:tcMar>
+              <w:top w:w="80" w:type="dxa"/>
+              <w:bottom w:w="80" w:type="dxa"/>
+              <w:left w:w="120" w:type="dxa"/>
+              <w:right w:w="120" w:type="dxa"/>
+            </w:tcMar>
+            <w:tcBorders>
+              <w:top w:val="single" w:sz="4" w:space="0" w:color="888888"/>
+              <w:left w:val="single" w:sz="4" w:space="0" w:color="888888"/>
+              <w:bottom w:val="single" w:sz="4" w:space="0" w:color="888888"/>
+              <w:right w:val="single" w:sz="4" w:space="0" w:color="888888"/>
+            </w:tcBorders>
+          </w:tcPr>
+          <w:p>
+            <w:r>
+              <w:rPr>
+                <w:rFonts w:ascii="Calibri" w:hAnsi="Calibri"/>
+                <w:sz w:val="18"/>
+              </w:rPr>
+              <w:t>Which evaluation metric measures the average magnitude of prediction errors in the same units as the target?</w:t>
               <w:br/>
               <w:t>A) Mean Absolute Error (MAE)</w:t>
               <w:br/>
-              <w:t>B) Root Mean Squared Error (RMSE)</w:t>
+              <w:t>B) Accuracy</w:t>
               <w:br/>
-              <w:t>C) Coefficient of Determination (R-squared)</w:t>
+              <w:t>C) Precision</w:t>
               <w:br/>
-              <w:t>D) Log-Loss</w:t>
+              <w:t>D) Silhouette Score</w:t>
               <w:br/>
-              <w:t>ANSWER: C</w:t>
+              <w:t>ANSWER: A</w:t>
             </w:r>
           </w:p>
         </w:tc>
@@ -1358,7 +1858,7 @@
                 <w:rFonts w:ascii="Calibri" w:hAnsi="Calibri"/>
                 <w:sz w:val="18"/>
               </w:rPr>
-              <w:t>10</w:t>
+              <w:t>14</w:t>
             </w:r>
           </w:p>
         </w:tc>
@@ -1384,15 +1884,15 @@
                 <w:rFonts w:ascii="Calibri" w:hAnsi="Calibri"/>
                 <w:sz w:val="18"/>
               </w:rPr>
-              <w:t>In the FinSight transaction feature matrix, what is the purpose of adding a bias column of all 1s (x_0 = 1)?</w:t>
+              <w:t>What does an R-squared (R^2) score of 0.90 mean?</w:t>
               <w:br/>
-              <w:t>A) To ensure non-zero variance across all feature columns</w:t>
+              <w:t>A) 90% of data points are outliers</w:t>
               <w:br/>
-              <w:t>B) To allow the hypothesis representation to account for the intercept term theta_0</w:t>
+              <w:t>B) 90% of the variation in the target variable is explained by the model's features</w:t>
               <w:br/>
-              <w:t>C) To prevent division by zero in gradient descent</w:t>
+              <w:t>C) The model has a 10% learning rate</w:t>
               <w:br/>
-              <w:t>D) To enforce L1 regularization on baseline features</w:t>
+              <w:t>D) 90 training iterations were completed</w:t>
               <w:br/>
               <w:t>ANSWER: B</w:t>
             </w:r>
@@ -1483,7 +1983,7 @@
                 <w:rFonts w:ascii="Calibri" w:hAnsi="Calibri"/>
                 <w:sz w:val="18"/>
               </w:rPr>
-              <w:t>11</w:t>
+              <w:t>15</w:t>
             </w:r>
           </w:p>
         </w:tc>
@@ -1509,17 +2009,17 @@
                 <w:rFonts w:ascii="Calibri" w:hAnsi="Calibri"/>
                 <w:sz w:val="18"/>
               </w:rPr>
-              <w:t>What is the computational complexity of inverting the matrix (X^T * X) in the Normal Equation with n features?</w:t>
+              <w:t>What is Underfitting (High Bias) in a regression model?</w:t>
               <w:br/>
-              <w:t>A) O(n)</w:t>
+              <w:t>A) The model is too simple and performs poorly on both training and test data</w:t>
               <w:br/>
-              <w:t>B) O(n log n)</w:t>
+              <w:t>B) The model memorizes all training data perfectly</w:t>
               <w:br/>
-              <w:t>C) O(n^3)</w:t>
+              <w:t>C) The learning rate is too high</w:t>
               <w:br/>
-              <w:t>D) O(2^n)</w:t>
+              <w:t>D) The dataset has too many rows</w:t>
               <w:br/>
-              <w:t>ANSWER: C</w:t>
+              <w:t>ANSWER: A</w:t>
             </w:r>
           </w:p>
         </w:tc>
@@ -1608,7 +2108,7 @@
                 <w:rFonts w:ascii="Calibri" w:hAnsi="Calibri"/>
                 <w:sz w:val="18"/>
               </w:rPr>
-              <w:t>12</w:t>
+              <w:t>16</w:t>
             </w:r>
           </w:p>
         </w:tc>
@@ -1634,15 +2134,390 @@
                 <w:rFonts w:ascii="Calibri" w:hAnsi="Calibri"/>
                 <w:sz w:val="18"/>
               </w:rPr>
-              <w:t>How does Ridge Regression modify the standard Linear Regression cost function J(theta)?</w:t>
+              <w:t>What is Overfitting (High Variance) in a regression model?</w:t>
               <w:br/>
-              <w:t>A) Adds an L1 penalty proportional to the absolute sum of parameters: lambda * sum(|theta_j|)</w:t>
+              <w:t>A) The model performs great on training data but fails on new unseen test data</w:t>
               <w:br/>
-              <w:t>B) Adds an L2 penalty proportional to the sum of squared parameters: lambda * sum(theta_j^2)</w:t>
+              <w:t>B) The model predicts a flat straight line</w:t>
               <w:br/>
-              <w:t>C) Replaces MSE with hinge loss</w:t>
+              <w:t>C) The cost function equals zero everywhere</w:t>
               <w:br/>
-              <w:t>D) Minimizes the maximum residual error</w:t>
+              <w:t>D) The model runs out of memory</w:t>
+              <w:br/>
+              <w:t>ANSWER: A</w:t>
+            </w:r>
+          </w:p>
+        </w:tc>
+        <w:tc>
+          <w:tcPr>
+            <w:tcW w:type="dxa" w:w="864"/>
+            <w:tcMar>
+              <w:top w:w="80" w:type="dxa"/>
+              <w:bottom w:w="80" w:type="dxa"/>
+              <w:left w:w="120" w:type="dxa"/>
+              <w:right w:w="120" w:type="dxa"/>
+            </w:tcMar>
+            <w:tcBorders>
+              <w:top w:val="single" w:sz="4" w:space="0" w:color="888888"/>
+              <w:left w:val="single" w:sz="4" w:space="0" w:color="888888"/>
+              <w:bottom w:val="single" w:sz="4" w:space="0" w:color="888888"/>
+              <w:right w:val="single" w:sz="4" w:space="0" w:color="888888"/>
+            </w:tcBorders>
+          </w:tcPr>
+          <w:p>
+            <w:pPr>
+              <w:jc w:val="center"/>
+            </w:pPr>
+            <w:r>
+              <w:rPr>
+                <w:rFonts w:ascii="Calibri" w:hAnsi="Calibri"/>
+                <w:sz w:val="18"/>
+              </w:rPr>
+              <w:t>CO1</w:t>
+            </w:r>
+          </w:p>
+        </w:tc>
+        <w:tc>
+          <w:tcPr>
+            <w:tcW w:type="dxa" w:w="1008"/>
+            <w:tcMar>
+              <w:top w:w="80" w:type="dxa"/>
+              <w:bottom w:w="80" w:type="dxa"/>
+              <w:left w:w="120" w:type="dxa"/>
+              <w:right w:w="120" w:type="dxa"/>
+            </w:tcMar>
+            <w:tcBorders>
+              <w:top w:val="single" w:sz="4" w:space="0" w:color="888888"/>
+              <w:left w:val="single" w:sz="4" w:space="0" w:color="888888"/>
+              <w:bottom w:val="single" w:sz="4" w:space="0" w:color="888888"/>
+              <w:right w:val="single" w:sz="4" w:space="0" w:color="888888"/>
+            </w:tcBorders>
+          </w:tcPr>
+          <w:p>
+            <w:pPr>
+              <w:jc w:val="center"/>
+            </w:pPr>
+            <w:r>
+              <w:rPr>
+                <w:rFonts w:ascii="Calibri" w:hAnsi="Calibri"/>
+                <w:sz w:val="18"/>
+              </w:rPr>
+              <w:t>K2</w:t>
+            </w:r>
+          </w:p>
+        </w:tc>
+      </w:tr>
+      <w:tr>
+        <w:tc>
+          <w:tcPr>
+            <w:tcW w:type="dxa" w:w="864"/>
+            <w:tcMar>
+              <w:top w:w="80" w:type="dxa"/>
+              <w:bottom w:w="80" w:type="dxa"/>
+              <w:left w:w="120" w:type="dxa"/>
+              <w:right w:w="120" w:type="dxa"/>
+            </w:tcMar>
+            <w:tcBorders>
+              <w:top w:val="single" w:sz="4" w:space="0" w:color="888888"/>
+              <w:left w:val="single" w:sz="4" w:space="0" w:color="888888"/>
+              <w:bottom w:val="single" w:sz="4" w:space="0" w:color="888888"/>
+              <w:right w:val="single" w:sz="4" w:space="0" w:color="888888"/>
+            </w:tcBorders>
+          </w:tcPr>
+          <w:p>
+            <w:pPr>
+              <w:jc w:val="center"/>
+            </w:pPr>
+            <w:r>
+              <w:rPr>
+                <w:rFonts w:ascii="Calibri" w:hAnsi="Calibri"/>
+                <w:sz w:val="18"/>
+              </w:rPr>
+              <w:t>17</w:t>
+            </w:r>
+          </w:p>
+        </w:tc>
+        <w:tc>
+          <w:tcPr>
+            <w:tcW w:type="dxa" w:w="7632"/>
+            <w:tcMar>
+              <w:top w:w="80" w:type="dxa"/>
+              <w:bottom w:w="80" w:type="dxa"/>
+              <w:left w:w="120" w:type="dxa"/>
+              <w:right w:w="120" w:type="dxa"/>
+            </w:tcMar>
+            <w:tcBorders>
+              <w:top w:val="single" w:sz="4" w:space="0" w:color="888888"/>
+              <w:left w:val="single" w:sz="4" w:space="0" w:color="888888"/>
+              <w:bottom w:val="single" w:sz="4" w:space="0" w:color="888888"/>
+              <w:right w:val="single" w:sz="4" w:space="0" w:color="888888"/>
+            </w:tcBorders>
+          </w:tcPr>
+          <w:p>
+            <w:r>
+              <w:rPr>
+                <w:rFonts w:ascii="Calibri" w:hAnsi="Calibri"/>
+                <w:sz w:val="18"/>
+              </w:rPr>
+              <w:t>What is Ridge Regression (L2 Regularization)?</w:t>
+              <w:br/>
+              <w:t>A) Linear regression with an added penalty on the sum of squared weights: lambda * sum(theta_j^2)</w:t>
+              <w:br/>
+              <w:t>B) A decision tree with 2 branches</w:t>
+              <w:br/>
+              <w:t>C) Regression using absolute values only</w:t>
+              <w:br/>
+              <w:t>D) An unsupervised clustering algorithm</w:t>
+              <w:br/>
+              <w:t>ANSWER: A</w:t>
+            </w:r>
+          </w:p>
+        </w:tc>
+        <w:tc>
+          <w:tcPr>
+            <w:tcW w:type="dxa" w:w="864"/>
+            <w:tcMar>
+              <w:top w:w="80" w:type="dxa"/>
+              <w:bottom w:w="80" w:type="dxa"/>
+              <w:left w:w="120" w:type="dxa"/>
+              <w:right w:w="120" w:type="dxa"/>
+            </w:tcMar>
+            <w:tcBorders>
+              <w:top w:val="single" w:sz="4" w:space="0" w:color="888888"/>
+              <w:left w:val="single" w:sz="4" w:space="0" w:color="888888"/>
+              <w:bottom w:val="single" w:sz="4" w:space="0" w:color="888888"/>
+              <w:right w:val="single" w:sz="4" w:space="0" w:color="888888"/>
+            </w:tcBorders>
+          </w:tcPr>
+          <w:p>
+            <w:pPr>
+              <w:jc w:val="center"/>
+            </w:pPr>
+            <w:r>
+              <w:rPr>
+                <w:rFonts w:ascii="Calibri" w:hAnsi="Calibri"/>
+                <w:sz w:val="18"/>
+              </w:rPr>
+              <w:t>CO1</w:t>
+            </w:r>
+          </w:p>
+        </w:tc>
+        <w:tc>
+          <w:tcPr>
+            <w:tcW w:type="dxa" w:w="1008"/>
+            <w:tcMar>
+              <w:top w:w="80" w:type="dxa"/>
+              <w:bottom w:w="80" w:type="dxa"/>
+              <w:left w:w="120" w:type="dxa"/>
+              <w:right w:w="120" w:type="dxa"/>
+            </w:tcMar>
+            <w:tcBorders>
+              <w:top w:val="single" w:sz="4" w:space="0" w:color="888888"/>
+              <w:left w:val="single" w:sz="4" w:space="0" w:color="888888"/>
+              <w:bottom w:val="single" w:sz="4" w:space="0" w:color="888888"/>
+              <w:right w:val="single" w:sz="4" w:space="0" w:color="888888"/>
+            </w:tcBorders>
+          </w:tcPr>
+          <w:p>
+            <w:pPr>
+              <w:jc w:val="center"/>
+            </w:pPr>
+            <w:r>
+              <w:rPr>
+                <w:rFonts w:ascii="Calibri" w:hAnsi="Calibri"/>
+                <w:sz w:val="18"/>
+              </w:rPr>
+              <w:t>K1</w:t>
+            </w:r>
+          </w:p>
+        </w:tc>
+      </w:tr>
+      <w:tr>
+        <w:tc>
+          <w:tcPr>
+            <w:tcW w:type="dxa" w:w="864"/>
+            <w:tcMar>
+              <w:top w:w="80" w:type="dxa"/>
+              <w:bottom w:w="80" w:type="dxa"/>
+              <w:left w:w="120" w:type="dxa"/>
+              <w:right w:w="120" w:type="dxa"/>
+            </w:tcMar>
+            <w:tcBorders>
+              <w:top w:val="single" w:sz="4" w:space="0" w:color="888888"/>
+              <w:left w:val="single" w:sz="4" w:space="0" w:color="888888"/>
+              <w:bottom w:val="single" w:sz="4" w:space="0" w:color="888888"/>
+              <w:right w:val="single" w:sz="4" w:space="0" w:color="888888"/>
+            </w:tcBorders>
+          </w:tcPr>
+          <w:p>
+            <w:pPr>
+              <w:jc w:val="center"/>
+            </w:pPr>
+            <w:r>
+              <w:rPr>
+                <w:rFonts w:ascii="Calibri" w:hAnsi="Calibri"/>
+                <w:sz w:val="18"/>
+              </w:rPr>
+              <w:t>18</w:t>
+            </w:r>
+          </w:p>
+        </w:tc>
+        <w:tc>
+          <w:tcPr>
+            <w:tcW w:type="dxa" w:w="7632"/>
+            <w:tcMar>
+              <w:top w:w="80" w:type="dxa"/>
+              <w:bottom w:w="80" w:type="dxa"/>
+              <w:left w:w="120" w:type="dxa"/>
+              <w:right w:w="120" w:type="dxa"/>
+            </w:tcMar>
+            <w:tcBorders>
+              <w:top w:val="single" w:sz="4" w:space="0" w:color="888888"/>
+              <w:left w:val="single" w:sz="4" w:space="0" w:color="888888"/>
+              <w:bottom w:val="single" w:sz="4" w:space="0" w:color="888888"/>
+              <w:right w:val="single" w:sz="4" w:space="0" w:color="888888"/>
+            </w:tcBorders>
+          </w:tcPr>
+          <w:p>
+            <w:r>
+              <w:rPr>
+                <w:rFonts w:ascii="Calibri" w:hAnsi="Calibri"/>
+                <w:sz w:val="18"/>
+              </w:rPr>
+              <w:t>What is the main benefit of Lasso Regression (L1 Regularization)?</w:t>
+              <w:br/>
+              <w:t>A) It can shrink less important feature weights completely to zero (automatic feature selection)</w:t>
+              <w:br/>
+              <w:t>B) It always doubles the training speed</w:t>
+              <w:br/>
+              <w:t>C) It replaces gradient descent with PCA</w:t>
+              <w:br/>
+              <w:t>D) It works without any input features</w:t>
+              <w:br/>
+              <w:t>ANSWER: A</w:t>
+            </w:r>
+          </w:p>
+        </w:tc>
+        <w:tc>
+          <w:tcPr>
+            <w:tcW w:type="dxa" w:w="864"/>
+            <w:tcMar>
+              <w:top w:w="80" w:type="dxa"/>
+              <w:bottom w:w="80" w:type="dxa"/>
+              <w:left w:w="120" w:type="dxa"/>
+              <w:right w:w="120" w:type="dxa"/>
+            </w:tcMar>
+            <w:tcBorders>
+              <w:top w:val="single" w:sz="4" w:space="0" w:color="888888"/>
+              <w:left w:val="single" w:sz="4" w:space="0" w:color="888888"/>
+              <w:bottom w:val="single" w:sz="4" w:space="0" w:color="888888"/>
+              <w:right w:val="single" w:sz="4" w:space="0" w:color="888888"/>
+            </w:tcBorders>
+          </w:tcPr>
+          <w:p>
+            <w:pPr>
+              <w:jc w:val="center"/>
+            </w:pPr>
+            <w:r>
+              <w:rPr>
+                <w:rFonts w:ascii="Calibri" w:hAnsi="Calibri"/>
+                <w:sz w:val="18"/>
+              </w:rPr>
+              <w:t>CO1</w:t>
+            </w:r>
+          </w:p>
+        </w:tc>
+        <w:tc>
+          <w:tcPr>
+            <w:tcW w:type="dxa" w:w="1008"/>
+            <w:tcMar>
+              <w:top w:w="80" w:type="dxa"/>
+              <w:bottom w:w="80" w:type="dxa"/>
+              <w:left w:w="120" w:type="dxa"/>
+              <w:right w:w="120" w:type="dxa"/>
+            </w:tcMar>
+            <w:tcBorders>
+              <w:top w:val="single" w:sz="4" w:space="0" w:color="888888"/>
+              <w:left w:val="single" w:sz="4" w:space="0" w:color="888888"/>
+              <w:bottom w:val="single" w:sz="4" w:space="0" w:color="888888"/>
+              <w:right w:val="single" w:sz="4" w:space="0" w:color="888888"/>
+            </w:tcBorders>
+          </w:tcPr>
+          <w:p>
+            <w:pPr>
+              <w:jc w:val="center"/>
+            </w:pPr>
+            <w:r>
+              <w:rPr>
+                <w:rFonts w:ascii="Calibri" w:hAnsi="Calibri"/>
+                <w:sz w:val="18"/>
+              </w:rPr>
+              <w:t>K2</w:t>
+            </w:r>
+          </w:p>
+        </w:tc>
+      </w:tr>
+      <w:tr>
+        <w:tc>
+          <w:tcPr>
+            <w:tcW w:type="dxa" w:w="864"/>
+            <w:tcMar>
+              <w:top w:w="80" w:type="dxa"/>
+              <w:bottom w:w="80" w:type="dxa"/>
+              <w:left w:w="120" w:type="dxa"/>
+              <w:right w:w="120" w:type="dxa"/>
+            </w:tcMar>
+            <w:tcBorders>
+              <w:top w:val="single" w:sz="4" w:space="0" w:color="888888"/>
+              <w:left w:val="single" w:sz="4" w:space="0" w:color="888888"/>
+              <w:bottom w:val="single" w:sz="4" w:space="0" w:color="888888"/>
+              <w:right w:val="single" w:sz="4" w:space="0" w:color="888888"/>
+            </w:tcBorders>
+          </w:tcPr>
+          <w:p>
+            <w:pPr>
+              <w:jc w:val="center"/>
+            </w:pPr>
+            <w:r>
+              <w:rPr>
+                <w:rFonts w:ascii="Calibri" w:hAnsi="Calibri"/>
+                <w:sz w:val="18"/>
+              </w:rPr>
+              <w:t>19</w:t>
+            </w:r>
+          </w:p>
+        </w:tc>
+        <w:tc>
+          <w:tcPr>
+            <w:tcW w:type="dxa" w:w="7632"/>
+            <w:tcMar>
+              <w:top w:w="80" w:type="dxa"/>
+              <w:bottom w:w="80" w:type="dxa"/>
+              <w:left w:w="120" w:type="dxa"/>
+              <w:right w:w="120" w:type="dxa"/>
+            </w:tcMar>
+            <w:tcBorders>
+              <w:top w:val="single" w:sz="4" w:space="0" w:color="888888"/>
+              <w:left w:val="single" w:sz="4" w:space="0" w:color="888888"/>
+              <w:bottom w:val="single" w:sz="4" w:space="0" w:color="888888"/>
+              <w:right w:val="single" w:sz="4" w:space="0" w:color="888888"/>
+            </w:tcBorders>
+          </w:tcPr>
+          <w:p>
+            <w:r>
+              <w:rPr>
+                <w:rFonts w:ascii="Calibri" w:hAnsi="Calibri"/>
+                <w:sz w:val="18"/>
+              </w:rPr>
+              <w:t>In Batch Gradient Descent, how much data is used in each parameter update step?</w:t>
+              <w:br/>
+              <w:t>A) Exactly 1 random sample</w:t>
+              <w:br/>
+              <w:t>B) The entire training dataset</w:t>
+              <w:br/>
+              <w:t>C) Only the validation set</w:t>
+              <w:br/>
+              <w:t>D) Half the features</w:t>
               <w:br/>
               <w:t>ANSWER: B</w:t>
             </w:r>
@@ -1733,7 +2608,7 @@
                 <w:rFonts w:ascii="Calibri" w:hAnsi="Calibri"/>
                 <w:sz w:val="18"/>
               </w:rPr>
-              <w:t>13</w:t>
+              <w:t>20</w:t>
             </w:r>
           </w:p>
         </w:tc>
@@ -1759,892 +2634,17 @@
                 <w:rFonts w:ascii="Calibri" w:hAnsi="Calibri"/>
                 <w:sz w:val="18"/>
               </w:rPr>
-              <w:t>In linear regression residual analysis, what does a random scatter of residuals around zero with constant variance indicate?</w:t>
+              <w:t>Which scikit-learn class is used to build a standard Linear Regression model in Python?</w:t>
               <w:br/>
-              <w:t>A) Severe heteroscedasticity requiring logarithmic transform</w:t>
+              <w:t>A) sklearn.linear_model.LinearRegression</w:t>
               <w:br/>
-              <w:t>B) The linear model assumptions (homoscedasticity and linearity) are well satisfied</w:t>
+              <w:t>B) sklearn.tree.DecisionTreeClassifier</w:t>
               <w:br/>
-              <w:t>C) Underfitting due to high model bias</w:t>
+              <w:t>C) sklearn.cluster.KMeans</w:t>
               <w:br/>
-              <w:t>D) Extreme multicollinearity among predictor variables</w:t>
+              <w:t>D) sklearn.svm.SVC</w:t>
               <w:br/>
-              <w:t>ANSWER: B</w:t>
-            </w:r>
-          </w:p>
-        </w:tc>
-        <w:tc>
-          <w:tcPr>
-            <w:tcW w:type="dxa" w:w="864"/>
-            <w:tcMar>
-              <w:top w:w="80" w:type="dxa"/>
-              <w:bottom w:w="80" w:type="dxa"/>
-              <w:left w:w="120" w:type="dxa"/>
-              <w:right w:w="120" w:type="dxa"/>
-            </w:tcMar>
-            <w:tcBorders>
-              <w:top w:val="single" w:sz="4" w:space="0" w:color="888888"/>
-              <w:left w:val="single" w:sz="4" w:space="0" w:color="888888"/>
-              <w:bottom w:val="single" w:sz="4" w:space="0" w:color="888888"/>
-              <w:right w:val="single" w:sz="4" w:space="0" w:color="888888"/>
-            </w:tcBorders>
-          </w:tcPr>
-          <w:p>
-            <w:pPr>
-              <w:jc w:val="center"/>
-            </w:pPr>
-            <w:r>
-              <w:rPr>
-                <w:rFonts w:ascii="Calibri" w:hAnsi="Calibri"/>
-                <w:sz w:val="18"/>
-              </w:rPr>
-              <w:t>CO1</w:t>
-            </w:r>
-          </w:p>
-        </w:tc>
-        <w:tc>
-          <w:tcPr>
-            <w:tcW w:type="dxa" w:w="1008"/>
-            <w:tcMar>
-              <w:top w:w="80" w:type="dxa"/>
-              <w:bottom w:w="80" w:type="dxa"/>
-              <w:left w:w="120" w:type="dxa"/>
-              <w:right w:w="120" w:type="dxa"/>
-            </w:tcMar>
-            <w:tcBorders>
-              <w:top w:val="single" w:sz="4" w:space="0" w:color="888888"/>
-              <w:left w:val="single" w:sz="4" w:space="0" w:color="888888"/>
-              <w:bottom w:val="single" w:sz="4" w:space="0" w:color="888888"/>
-              <w:right w:val="single" w:sz="4" w:space="0" w:color="888888"/>
-            </w:tcBorders>
-          </w:tcPr>
-          <w:p>
-            <w:pPr>
-              <w:jc w:val="center"/>
-            </w:pPr>
-            <w:r>
-              <w:rPr>
-                <w:rFonts w:ascii="Calibri" w:hAnsi="Calibri"/>
-                <w:sz w:val="18"/>
-              </w:rPr>
-              <w:t>K2</w:t>
-            </w:r>
-          </w:p>
-        </w:tc>
-      </w:tr>
-      <w:tr>
-        <w:tc>
-          <w:tcPr>
-            <w:tcW w:type="dxa" w:w="864"/>
-            <w:tcMar>
-              <w:top w:w="80" w:type="dxa"/>
-              <w:bottom w:w="80" w:type="dxa"/>
-              <w:left w:w="120" w:type="dxa"/>
-              <w:right w:w="120" w:type="dxa"/>
-            </w:tcMar>
-            <w:tcBorders>
-              <w:top w:val="single" w:sz="4" w:space="0" w:color="888888"/>
-              <w:left w:val="single" w:sz="4" w:space="0" w:color="888888"/>
-              <w:bottom w:val="single" w:sz="4" w:space="0" w:color="888888"/>
-              <w:right w:val="single" w:sz="4" w:space="0" w:color="888888"/>
-            </w:tcBorders>
-          </w:tcPr>
-          <w:p>
-            <w:pPr>
-              <w:jc w:val="center"/>
-            </w:pPr>
-            <w:r>
-              <w:rPr>
-                <w:rFonts w:ascii="Calibri" w:hAnsi="Calibri"/>
-                <w:sz w:val="18"/>
-              </w:rPr>
-              <w:t>14</w:t>
-            </w:r>
-          </w:p>
-        </w:tc>
-        <w:tc>
-          <w:tcPr>
-            <w:tcW w:type="dxa" w:w="7632"/>
-            <w:tcMar>
-              <w:top w:w="80" w:type="dxa"/>
-              <w:bottom w:w="80" w:type="dxa"/>
-              <w:left w:w="120" w:type="dxa"/>
-              <w:right w:w="120" w:type="dxa"/>
-            </w:tcMar>
-            <w:tcBorders>
-              <w:top w:val="single" w:sz="4" w:space="0" w:color="888888"/>
-              <w:left w:val="single" w:sz="4" w:space="0" w:color="888888"/>
-              <w:bottom w:val="single" w:sz="4" w:space="0" w:color="888888"/>
-              <w:right w:val="single" w:sz="4" w:space="0" w:color="888888"/>
-            </w:tcBorders>
-          </w:tcPr>
-          <w:p>
-            <w:r>
-              <w:rPr>
-                <w:rFonts w:ascii="Calibri" w:hAnsi="Calibri"/>
-                <w:sz w:val="18"/>
-              </w:rPr>
-              <w:t>When fitting polynomial regression using linear regression machinery, what process transforms original feature x into [x, x^2, x^3]?</w:t>
-              <w:br/>
-              <w:t>A) Dimensionality reduction</w:t>
-              <w:br/>
-              <w:t>B) Non-linear feature mapping / Polynomial feature expansion</w:t>
-              <w:br/>
-              <w:t>C) Principal Component Analysis</w:t>
-              <w:br/>
-              <w:t>D) Target encoding</w:t>
-              <w:br/>
-              <w:t>ANSWER: B</w:t>
-            </w:r>
-          </w:p>
-        </w:tc>
-        <w:tc>
-          <w:tcPr>
-            <w:tcW w:type="dxa" w:w="864"/>
-            <w:tcMar>
-              <w:top w:w="80" w:type="dxa"/>
-              <w:bottom w:w="80" w:type="dxa"/>
-              <w:left w:w="120" w:type="dxa"/>
-              <w:right w:w="120" w:type="dxa"/>
-            </w:tcMar>
-            <w:tcBorders>
-              <w:top w:val="single" w:sz="4" w:space="0" w:color="888888"/>
-              <w:left w:val="single" w:sz="4" w:space="0" w:color="888888"/>
-              <w:bottom w:val="single" w:sz="4" w:space="0" w:color="888888"/>
-              <w:right w:val="single" w:sz="4" w:space="0" w:color="888888"/>
-            </w:tcBorders>
-          </w:tcPr>
-          <w:p>
-            <w:pPr>
-              <w:jc w:val="center"/>
-            </w:pPr>
-            <w:r>
-              <w:rPr>
-                <w:rFonts w:ascii="Calibri" w:hAnsi="Calibri"/>
-                <w:sz w:val="18"/>
-              </w:rPr>
-              <w:t>CO1</w:t>
-            </w:r>
-          </w:p>
-        </w:tc>
-        <w:tc>
-          <w:tcPr>
-            <w:tcW w:type="dxa" w:w="1008"/>
-            <w:tcMar>
-              <w:top w:w="80" w:type="dxa"/>
-              <w:bottom w:w="80" w:type="dxa"/>
-              <w:left w:w="120" w:type="dxa"/>
-              <w:right w:w="120" w:type="dxa"/>
-            </w:tcMar>
-            <w:tcBorders>
-              <w:top w:val="single" w:sz="4" w:space="0" w:color="888888"/>
-              <w:left w:val="single" w:sz="4" w:space="0" w:color="888888"/>
-              <w:bottom w:val="single" w:sz="4" w:space="0" w:color="888888"/>
-              <w:right w:val="single" w:sz="4" w:space="0" w:color="888888"/>
-            </w:tcBorders>
-          </w:tcPr>
-          <w:p>
-            <w:pPr>
-              <w:jc w:val="center"/>
-            </w:pPr>
-            <w:r>
-              <w:rPr>
-                <w:rFonts w:ascii="Calibri" w:hAnsi="Calibri"/>
-                <w:sz w:val="18"/>
-              </w:rPr>
-              <w:t>K1</w:t>
-            </w:r>
-          </w:p>
-        </w:tc>
-      </w:tr>
-      <w:tr>
-        <w:tc>
-          <w:tcPr>
-            <w:tcW w:type="dxa" w:w="864"/>
-            <w:tcMar>
-              <w:top w:w="80" w:type="dxa"/>
-              <w:bottom w:w="80" w:type="dxa"/>
-              <w:left w:w="120" w:type="dxa"/>
-              <w:right w:w="120" w:type="dxa"/>
-            </w:tcMar>
-            <w:tcBorders>
-              <w:top w:val="single" w:sz="4" w:space="0" w:color="888888"/>
-              <w:left w:val="single" w:sz="4" w:space="0" w:color="888888"/>
-              <w:bottom w:val="single" w:sz="4" w:space="0" w:color="888888"/>
-              <w:right w:val="single" w:sz="4" w:space="0" w:color="888888"/>
-            </w:tcBorders>
-          </w:tcPr>
-          <w:p>
-            <w:pPr>
-              <w:jc w:val="center"/>
-            </w:pPr>
-            <w:r>
-              <w:rPr>
-                <w:rFonts w:ascii="Calibri" w:hAnsi="Calibri"/>
-                <w:sz w:val="18"/>
-              </w:rPr>
-              <w:t>15</w:t>
-            </w:r>
-          </w:p>
-        </w:tc>
-        <w:tc>
-          <w:tcPr>
-            <w:tcW w:type="dxa" w:w="7632"/>
-            <w:tcMar>
-              <w:top w:w="80" w:type="dxa"/>
-              <w:bottom w:w="80" w:type="dxa"/>
-              <w:left w:w="120" w:type="dxa"/>
-              <w:right w:w="120" w:type="dxa"/>
-            </w:tcMar>
-            <w:tcBorders>
-              <w:top w:val="single" w:sz="4" w:space="0" w:color="888888"/>
-              <w:left w:val="single" w:sz="4" w:space="0" w:color="888888"/>
-              <w:bottom w:val="single" w:sz="4" w:space="0" w:color="888888"/>
-              <w:right w:val="single" w:sz="4" w:space="0" w:color="888888"/>
-            </w:tcBorders>
-          </w:tcPr>
-          <w:p>
-            <w:r>
-              <w:rPr>
-                <w:rFonts w:ascii="Calibri" w:hAnsi="Calibri"/>
-                <w:sz w:val="18"/>
-              </w:rPr>
-              <w:t>Which gradient descent variation updates parameter weights after evaluating each individual transaction record one by one?</w:t>
-              <w:br/>
-              <w:t>A) Batch Gradient Descent</w:t>
-              <w:br/>
-              <w:t>B) Stochastic Gradient Descent (SGD)</w:t>
-              <w:br/>
-              <w:t>C) Mini-batch Gradient Descent</w:t>
-              <w:br/>
-              <w:t>D) Conjugate Gradient Method</w:t>
-              <w:br/>
-              <w:t>ANSWER: B</w:t>
-            </w:r>
-          </w:p>
-        </w:tc>
-        <w:tc>
-          <w:tcPr>
-            <w:tcW w:type="dxa" w:w="864"/>
-            <w:tcMar>
-              <w:top w:w="80" w:type="dxa"/>
-              <w:bottom w:w="80" w:type="dxa"/>
-              <w:left w:w="120" w:type="dxa"/>
-              <w:right w:w="120" w:type="dxa"/>
-            </w:tcMar>
-            <w:tcBorders>
-              <w:top w:val="single" w:sz="4" w:space="0" w:color="888888"/>
-              <w:left w:val="single" w:sz="4" w:space="0" w:color="888888"/>
-              <w:bottom w:val="single" w:sz="4" w:space="0" w:color="888888"/>
-              <w:right w:val="single" w:sz="4" w:space="0" w:color="888888"/>
-            </w:tcBorders>
-          </w:tcPr>
-          <w:p>
-            <w:pPr>
-              <w:jc w:val="center"/>
-            </w:pPr>
-            <w:r>
-              <w:rPr>
-                <w:rFonts w:ascii="Calibri" w:hAnsi="Calibri"/>
-                <w:sz w:val="18"/>
-              </w:rPr>
-              <w:t>CO1</w:t>
-            </w:r>
-          </w:p>
-        </w:tc>
-        <w:tc>
-          <w:tcPr>
-            <w:tcW w:type="dxa" w:w="1008"/>
-            <w:tcMar>
-              <w:top w:w="80" w:type="dxa"/>
-              <w:bottom w:w="80" w:type="dxa"/>
-              <w:left w:w="120" w:type="dxa"/>
-              <w:right w:w="120" w:type="dxa"/>
-            </w:tcMar>
-            <w:tcBorders>
-              <w:top w:val="single" w:sz="4" w:space="0" w:color="888888"/>
-              <w:left w:val="single" w:sz="4" w:space="0" w:color="888888"/>
-              <w:bottom w:val="single" w:sz="4" w:space="0" w:color="888888"/>
-              <w:right w:val="single" w:sz="4" w:space="0" w:color="888888"/>
-            </w:tcBorders>
-          </w:tcPr>
-          <w:p>
-            <w:pPr>
-              <w:jc w:val="center"/>
-            </w:pPr>
-            <w:r>
-              <w:rPr>
-                <w:rFonts w:ascii="Calibri" w:hAnsi="Calibri"/>
-                <w:sz w:val="18"/>
-              </w:rPr>
-              <w:t>K1</w:t>
-            </w:r>
-          </w:p>
-        </w:tc>
-      </w:tr>
-      <w:tr>
-        <w:tc>
-          <w:tcPr>
-            <w:tcW w:type="dxa" w:w="864"/>
-            <w:tcMar>
-              <w:top w:w="80" w:type="dxa"/>
-              <w:bottom w:w="80" w:type="dxa"/>
-              <w:left w:w="120" w:type="dxa"/>
-              <w:right w:w="120" w:type="dxa"/>
-            </w:tcMar>
-            <w:tcBorders>
-              <w:top w:val="single" w:sz="4" w:space="0" w:color="888888"/>
-              <w:left w:val="single" w:sz="4" w:space="0" w:color="888888"/>
-              <w:bottom w:val="single" w:sz="4" w:space="0" w:color="888888"/>
-              <w:right w:val="single" w:sz="4" w:space="0" w:color="888888"/>
-            </w:tcBorders>
-          </w:tcPr>
-          <w:p>
-            <w:pPr>
-              <w:jc w:val="center"/>
-            </w:pPr>
-            <w:r>
-              <w:rPr>
-                <w:rFonts w:ascii="Calibri" w:hAnsi="Calibri"/>
-                <w:sz w:val="18"/>
-              </w:rPr>
-              <w:t>16</w:t>
-            </w:r>
-          </w:p>
-        </w:tc>
-        <w:tc>
-          <w:tcPr>
-            <w:tcW w:type="dxa" w:w="7632"/>
-            <w:tcMar>
-              <w:top w:w="80" w:type="dxa"/>
-              <w:bottom w:w="80" w:type="dxa"/>
-              <w:left w:w="120" w:type="dxa"/>
-              <w:right w:w="120" w:type="dxa"/>
-            </w:tcMar>
-            <w:tcBorders>
-              <w:top w:val="single" w:sz="4" w:space="0" w:color="888888"/>
-              <w:left w:val="single" w:sz="4" w:space="0" w:color="888888"/>
-              <w:bottom w:val="single" w:sz="4" w:space="0" w:color="888888"/>
-              <w:right w:val="single" w:sz="4" w:space="0" w:color="888888"/>
-            </w:tcBorders>
-          </w:tcPr>
-          <w:p>
-            <w:r>
-              <w:rPr>
-                <w:rFonts w:ascii="Calibri" w:hAnsi="Calibri"/>
-                <w:sz w:val="18"/>
-              </w:rPr>
-              <w:t>What happens to the training error and testing error when a regression model suffers from high variance (overfitting)?</w:t>
-              <w:br/>
-              <w:t>A) Both training and testing errors are high</w:t>
-              <w:br/>
-              <w:t>B) Training error is very low, but testing error is significantly high</w:t>
-              <w:br/>
-              <w:t>C) Training error is high, but testing error is low</w:t>
-              <w:br/>
-              <w:t>D) Both training and testing errors are zero</w:t>
-              <w:br/>
-              <w:t>ANSWER: B</w:t>
-            </w:r>
-          </w:p>
-        </w:tc>
-        <w:tc>
-          <w:tcPr>
-            <w:tcW w:type="dxa" w:w="864"/>
-            <w:tcMar>
-              <w:top w:w="80" w:type="dxa"/>
-              <w:bottom w:w="80" w:type="dxa"/>
-              <w:left w:w="120" w:type="dxa"/>
-              <w:right w:w="120" w:type="dxa"/>
-            </w:tcMar>
-            <w:tcBorders>
-              <w:top w:val="single" w:sz="4" w:space="0" w:color="888888"/>
-              <w:left w:val="single" w:sz="4" w:space="0" w:color="888888"/>
-              <w:bottom w:val="single" w:sz="4" w:space="0" w:color="888888"/>
-              <w:right w:val="single" w:sz="4" w:space="0" w:color="888888"/>
-            </w:tcBorders>
-          </w:tcPr>
-          <w:p>
-            <w:pPr>
-              <w:jc w:val="center"/>
-            </w:pPr>
-            <w:r>
-              <w:rPr>
-                <w:rFonts w:ascii="Calibri" w:hAnsi="Calibri"/>
-                <w:sz w:val="18"/>
-              </w:rPr>
-              <w:t>CO1</w:t>
-            </w:r>
-          </w:p>
-        </w:tc>
-        <w:tc>
-          <w:tcPr>
-            <w:tcW w:type="dxa" w:w="1008"/>
-            <w:tcMar>
-              <w:top w:w="80" w:type="dxa"/>
-              <w:bottom w:w="80" w:type="dxa"/>
-              <w:left w:w="120" w:type="dxa"/>
-              <w:right w:w="120" w:type="dxa"/>
-            </w:tcMar>
-            <w:tcBorders>
-              <w:top w:val="single" w:sz="4" w:space="0" w:color="888888"/>
-              <w:left w:val="single" w:sz="4" w:space="0" w:color="888888"/>
-              <w:bottom w:val="single" w:sz="4" w:space="0" w:color="888888"/>
-              <w:right w:val="single" w:sz="4" w:space="0" w:color="888888"/>
-            </w:tcBorders>
-          </w:tcPr>
-          <w:p>
-            <w:pPr>
-              <w:jc w:val="center"/>
-            </w:pPr>
-            <w:r>
-              <w:rPr>
-                <w:rFonts w:ascii="Calibri" w:hAnsi="Calibri"/>
-                <w:sz w:val="18"/>
-              </w:rPr>
-              <w:t>K2</w:t>
-            </w:r>
-          </w:p>
-        </w:tc>
-      </w:tr>
-      <w:tr>
-        <w:tc>
-          <w:tcPr>
-            <w:tcW w:type="dxa" w:w="864"/>
-            <w:tcMar>
-              <w:top w:w="80" w:type="dxa"/>
-              <w:bottom w:w="80" w:type="dxa"/>
-              <w:left w:w="120" w:type="dxa"/>
-              <w:right w:w="120" w:type="dxa"/>
-            </w:tcMar>
-            <w:tcBorders>
-              <w:top w:val="single" w:sz="4" w:space="0" w:color="888888"/>
-              <w:left w:val="single" w:sz="4" w:space="0" w:color="888888"/>
-              <w:bottom w:val="single" w:sz="4" w:space="0" w:color="888888"/>
-              <w:right w:val="single" w:sz="4" w:space="0" w:color="888888"/>
-            </w:tcBorders>
-          </w:tcPr>
-          <w:p>
-            <w:pPr>
-              <w:jc w:val="center"/>
-            </w:pPr>
-            <w:r>
-              <w:rPr>
-                <w:rFonts w:ascii="Calibri" w:hAnsi="Calibri"/>
-                <w:sz w:val="18"/>
-              </w:rPr>
-              <w:t>17</w:t>
-            </w:r>
-          </w:p>
-        </w:tc>
-        <w:tc>
-          <w:tcPr>
-            <w:tcW w:type="dxa" w:w="7632"/>
-            <w:tcMar>
-              <w:top w:w="80" w:type="dxa"/>
-              <w:bottom w:w="80" w:type="dxa"/>
-              <w:left w:w="120" w:type="dxa"/>
-              <w:right w:w="120" w:type="dxa"/>
-            </w:tcMar>
-            <w:tcBorders>
-              <w:top w:val="single" w:sz="4" w:space="0" w:color="888888"/>
-              <w:left w:val="single" w:sz="4" w:space="0" w:color="888888"/>
-              <w:bottom w:val="single" w:sz="4" w:space="0" w:color="888888"/>
-              <w:right w:val="single" w:sz="4" w:space="0" w:color="888888"/>
-            </w:tcBorders>
-          </w:tcPr>
-          <w:p>
-            <w:r>
-              <w:rPr>
-                <w:rFonts w:ascii="Calibri" w:hAnsi="Calibri"/>
-                <w:sz w:val="18"/>
-              </w:rPr>
-              <w:t>Which metric is most sensitive to large outlier expenses when evaluating an income estimation model in FinSight?</w:t>
-              <w:br/>
-              <w:t>A) Mean Absolute Error (MAE)</w:t>
-              <w:br/>
-              <w:t>B) Root Mean Squared Error (RMSE)</w:t>
-              <w:br/>
-              <w:t>C) Median Absolute Deviation (MAD)</w:t>
-              <w:br/>
-              <w:t>D) Mean Absolute Percentage Error (MAPE)</w:t>
-              <w:br/>
-              <w:t>ANSWER: B</w:t>
-            </w:r>
-          </w:p>
-        </w:tc>
-        <w:tc>
-          <w:tcPr>
-            <w:tcW w:type="dxa" w:w="864"/>
-            <w:tcMar>
-              <w:top w:w="80" w:type="dxa"/>
-              <w:bottom w:w="80" w:type="dxa"/>
-              <w:left w:w="120" w:type="dxa"/>
-              <w:right w:w="120" w:type="dxa"/>
-            </w:tcMar>
-            <w:tcBorders>
-              <w:top w:val="single" w:sz="4" w:space="0" w:color="888888"/>
-              <w:left w:val="single" w:sz="4" w:space="0" w:color="888888"/>
-              <w:bottom w:val="single" w:sz="4" w:space="0" w:color="888888"/>
-              <w:right w:val="single" w:sz="4" w:space="0" w:color="888888"/>
-            </w:tcBorders>
-          </w:tcPr>
-          <w:p>
-            <w:pPr>
-              <w:jc w:val="center"/>
-            </w:pPr>
-            <w:r>
-              <w:rPr>
-                <w:rFonts w:ascii="Calibri" w:hAnsi="Calibri"/>
-                <w:sz w:val="18"/>
-              </w:rPr>
-              <w:t>CO1</w:t>
-            </w:r>
-          </w:p>
-        </w:tc>
-        <w:tc>
-          <w:tcPr>
-            <w:tcW w:type="dxa" w:w="1008"/>
-            <w:tcMar>
-              <w:top w:w="80" w:type="dxa"/>
-              <w:bottom w:w="80" w:type="dxa"/>
-              <w:left w:w="120" w:type="dxa"/>
-              <w:right w:w="120" w:type="dxa"/>
-            </w:tcMar>
-            <w:tcBorders>
-              <w:top w:val="single" w:sz="4" w:space="0" w:color="888888"/>
-              <w:left w:val="single" w:sz="4" w:space="0" w:color="888888"/>
-              <w:bottom w:val="single" w:sz="4" w:space="0" w:color="888888"/>
-              <w:right w:val="single" w:sz="4" w:space="0" w:color="888888"/>
-            </w:tcBorders>
-          </w:tcPr>
-          <w:p>
-            <w:pPr>
-              <w:jc w:val="center"/>
-            </w:pPr>
-            <w:r>
-              <w:rPr>
-                <w:rFonts w:ascii="Calibri" w:hAnsi="Calibri"/>
-                <w:sz w:val="18"/>
-              </w:rPr>
-              <w:t>K2</w:t>
-            </w:r>
-          </w:p>
-        </w:tc>
-      </w:tr>
-      <w:tr>
-        <w:tc>
-          <w:tcPr>
-            <w:tcW w:type="dxa" w:w="864"/>
-            <w:tcMar>
-              <w:top w:w="80" w:type="dxa"/>
-              <w:bottom w:w="80" w:type="dxa"/>
-              <w:left w:w="120" w:type="dxa"/>
-              <w:right w:w="120" w:type="dxa"/>
-            </w:tcMar>
-            <w:tcBorders>
-              <w:top w:val="single" w:sz="4" w:space="0" w:color="888888"/>
-              <w:left w:val="single" w:sz="4" w:space="0" w:color="888888"/>
-              <w:bottom w:val="single" w:sz="4" w:space="0" w:color="888888"/>
-              <w:right w:val="single" w:sz="4" w:space="0" w:color="888888"/>
-            </w:tcBorders>
-          </w:tcPr>
-          <w:p>
-            <w:pPr>
-              <w:jc w:val="center"/>
-            </w:pPr>
-            <w:r>
-              <w:rPr>
-                <w:rFonts w:ascii="Calibri" w:hAnsi="Calibri"/>
-                <w:sz w:val="18"/>
-              </w:rPr>
-              <w:t>18</w:t>
-            </w:r>
-          </w:p>
-        </w:tc>
-        <w:tc>
-          <w:tcPr>
-            <w:tcW w:type="dxa" w:w="7632"/>
-            <w:tcMar>
-              <w:top w:w="80" w:type="dxa"/>
-              <w:bottom w:w="80" w:type="dxa"/>
-              <w:left w:w="120" w:type="dxa"/>
-              <w:right w:w="120" w:type="dxa"/>
-            </w:tcMar>
-            <w:tcBorders>
-              <w:top w:val="single" w:sz="4" w:space="0" w:color="888888"/>
-              <w:left w:val="single" w:sz="4" w:space="0" w:color="888888"/>
-              <w:bottom w:val="single" w:sz="4" w:space="0" w:color="888888"/>
-              <w:right w:val="single" w:sz="4" w:space="0" w:color="888888"/>
-            </w:tcBorders>
-          </w:tcPr>
-          <w:p>
-            <w:r>
-              <w:rPr>
-                <w:rFonts w:ascii="Calibri" w:hAnsi="Calibri"/>
-                <w:sz w:val="18"/>
-              </w:rPr>
-              <w:t>In gradient descent, how is parameter theta_j updated at iteration t+1?</w:t>
-              <w:br/>
-              <w:t>A) theta_j := theta_j + alpha * d/d(theta_j) J(theta)</w:t>
-              <w:br/>
-              <w:t>B) theta_j := theta_j - alpha * d/d(theta_j) J(theta)</w:t>
-              <w:br/>
-              <w:t>C) theta_j := theta_j * (1 - alpha)</w:t>
-              <w:br/>
-              <w:t>D) theta_j := d/d(theta_j) J(theta) / alpha</w:t>
-              <w:br/>
-              <w:t>ANSWER: B</w:t>
-            </w:r>
-          </w:p>
-        </w:tc>
-        <w:tc>
-          <w:tcPr>
-            <w:tcW w:type="dxa" w:w="864"/>
-            <w:tcMar>
-              <w:top w:w="80" w:type="dxa"/>
-              <w:bottom w:w="80" w:type="dxa"/>
-              <w:left w:w="120" w:type="dxa"/>
-              <w:right w:w="120" w:type="dxa"/>
-            </w:tcMar>
-            <w:tcBorders>
-              <w:top w:val="single" w:sz="4" w:space="0" w:color="888888"/>
-              <w:left w:val="single" w:sz="4" w:space="0" w:color="888888"/>
-              <w:bottom w:val="single" w:sz="4" w:space="0" w:color="888888"/>
-              <w:right w:val="single" w:sz="4" w:space="0" w:color="888888"/>
-            </w:tcBorders>
-          </w:tcPr>
-          <w:p>
-            <w:pPr>
-              <w:jc w:val="center"/>
-            </w:pPr>
-            <w:r>
-              <w:rPr>
-                <w:rFonts w:ascii="Calibri" w:hAnsi="Calibri"/>
-                <w:sz w:val="18"/>
-              </w:rPr>
-              <w:t>CO1</w:t>
-            </w:r>
-          </w:p>
-        </w:tc>
-        <w:tc>
-          <w:tcPr>
-            <w:tcW w:type="dxa" w:w="1008"/>
-            <w:tcMar>
-              <w:top w:w="80" w:type="dxa"/>
-              <w:bottom w:w="80" w:type="dxa"/>
-              <w:left w:w="120" w:type="dxa"/>
-              <w:right w:w="120" w:type="dxa"/>
-            </w:tcMar>
-            <w:tcBorders>
-              <w:top w:val="single" w:sz="4" w:space="0" w:color="888888"/>
-              <w:left w:val="single" w:sz="4" w:space="0" w:color="888888"/>
-              <w:bottom w:val="single" w:sz="4" w:space="0" w:color="888888"/>
-              <w:right w:val="single" w:sz="4" w:space="0" w:color="888888"/>
-            </w:tcBorders>
-          </w:tcPr>
-          <w:p>
-            <w:pPr>
-              <w:jc w:val="center"/>
-            </w:pPr>
-            <w:r>
-              <w:rPr>
-                <w:rFonts w:ascii="Calibri" w:hAnsi="Calibri"/>
-                <w:sz w:val="18"/>
-              </w:rPr>
-              <w:t>K1</w:t>
-            </w:r>
-          </w:p>
-        </w:tc>
-      </w:tr>
-      <w:tr>
-        <w:tc>
-          <w:tcPr>
-            <w:tcW w:type="dxa" w:w="864"/>
-            <w:tcMar>
-              <w:top w:w="80" w:type="dxa"/>
-              <w:bottom w:w="80" w:type="dxa"/>
-              <w:left w:w="120" w:type="dxa"/>
-              <w:right w:w="120" w:type="dxa"/>
-            </w:tcMar>
-            <w:tcBorders>
-              <w:top w:val="single" w:sz="4" w:space="0" w:color="888888"/>
-              <w:left w:val="single" w:sz="4" w:space="0" w:color="888888"/>
-              <w:bottom w:val="single" w:sz="4" w:space="0" w:color="888888"/>
-              <w:right w:val="single" w:sz="4" w:space="0" w:color="888888"/>
-            </w:tcBorders>
-          </w:tcPr>
-          <w:p>
-            <w:pPr>
-              <w:jc w:val="center"/>
-            </w:pPr>
-            <w:r>
-              <w:rPr>
-                <w:rFonts w:ascii="Calibri" w:hAnsi="Calibri"/>
-                <w:sz w:val="18"/>
-              </w:rPr>
-              <w:t>19</w:t>
-            </w:r>
-          </w:p>
-        </w:tc>
-        <w:tc>
-          <w:tcPr>
-            <w:tcW w:type="dxa" w:w="7632"/>
-            <w:tcMar>
-              <w:top w:w="80" w:type="dxa"/>
-              <w:bottom w:w="80" w:type="dxa"/>
-              <w:left w:w="120" w:type="dxa"/>
-              <w:right w:w="120" w:type="dxa"/>
-            </w:tcMar>
-            <w:tcBorders>
-              <w:top w:val="single" w:sz="4" w:space="0" w:color="888888"/>
-              <w:left w:val="single" w:sz="4" w:space="0" w:color="888888"/>
-              <w:bottom w:val="single" w:sz="4" w:space="0" w:color="888888"/>
-              <w:right w:val="single" w:sz="4" w:space="0" w:color="888888"/>
-            </w:tcBorders>
-          </w:tcPr>
-          <w:p>
-            <w:r>
-              <w:rPr>
-                <w:rFonts w:ascii="Calibri" w:hAnsi="Calibri"/>
-                <w:sz w:val="18"/>
-              </w:rPr>
-              <w:t>Why is the cost function J(theta) of linear regression guaranteed to have no local minima other than the global minimum?</w:t>
-              <w:br/>
-              <w:t>A) Because the hypothesis function is discontinuous</w:t>
-              <w:br/>
-              <w:t>B) Because the Mean Squared Error cost function is a convex quadratic function</w:t>
-              <w:br/>
-              <w:t>C) Because parameters theta are initialized to zero</w:t>
-              <w:br/>
-              <w:t>D) Because features are normalized using min-max scaling</w:t>
-              <w:br/>
-              <w:t>ANSWER: B</w:t>
-            </w:r>
-          </w:p>
-        </w:tc>
-        <w:tc>
-          <w:tcPr>
-            <w:tcW w:type="dxa" w:w="864"/>
-            <w:tcMar>
-              <w:top w:w="80" w:type="dxa"/>
-              <w:bottom w:w="80" w:type="dxa"/>
-              <w:left w:w="120" w:type="dxa"/>
-              <w:right w:w="120" w:type="dxa"/>
-            </w:tcMar>
-            <w:tcBorders>
-              <w:top w:val="single" w:sz="4" w:space="0" w:color="888888"/>
-              <w:left w:val="single" w:sz="4" w:space="0" w:color="888888"/>
-              <w:bottom w:val="single" w:sz="4" w:space="0" w:color="888888"/>
-              <w:right w:val="single" w:sz="4" w:space="0" w:color="888888"/>
-            </w:tcBorders>
-          </w:tcPr>
-          <w:p>
-            <w:pPr>
-              <w:jc w:val="center"/>
-            </w:pPr>
-            <w:r>
-              <w:rPr>
-                <w:rFonts w:ascii="Calibri" w:hAnsi="Calibri"/>
-                <w:sz w:val="18"/>
-              </w:rPr>
-              <w:t>CO1</w:t>
-            </w:r>
-          </w:p>
-        </w:tc>
-        <w:tc>
-          <w:tcPr>
-            <w:tcW w:type="dxa" w:w="1008"/>
-            <w:tcMar>
-              <w:top w:w="80" w:type="dxa"/>
-              <w:bottom w:w="80" w:type="dxa"/>
-              <w:left w:w="120" w:type="dxa"/>
-              <w:right w:w="120" w:type="dxa"/>
-            </w:tcMar>
-            <w:tcBorders>
-              <w:top w:val="single" w:sz="4" w:space="0" w:color="888888"/>
-              <w:left w:val="single" w:sz="4" w:space="0" w:color="888888"/>
-              <w:bottom w:val="single" w:sz="4" w:space="0" w:color="888888"/>
-              <w:right w:val="single" w:sz="4" w:space="0" w:color="888888"/>
-            </w:tcBorders>
-          </w:tcPr>
-          <w:p>
-            <w:pPr>
-              <w:jc w:val="center"/>
-            </w:pPr>
-            <w:r>
-              <w:rPr>
-                <w:rFonts w:ascii="Calibri" w:hAnsi="Calibri"/>
-                <w:sz w:val="18"/>
-              </w:rPr>
-              <w:t>K2</w:t>
-            </w:r>
-          </w:p>
-        </w:tc>
-      </w:tr>
-      <w:tr>
-        <w:tc>
-          <w:tcPr>
-            <w:tcW w:type="dxa" w:w="864"/>
-            <w:tcMar>
-              <w:top w:w="80" w:type="dxa"/>
-              <w:bottom w:w="80" w:type="dxa"/>
-              <w:left w:w="120" w:type="dxa"/>
-              <w:right w:w="120" w:type="dxa"/>
-            </w:tcMar>
-            <w:tcBorders>
-              <w:top w:val="single" w:sz="4" w:space="0" w:color="888888"/>
-              <w:left w:val="single" w:sz="4" w:space="0" w:color="888888"/>
-              <w:bottom w:val="single" w:sz="4" w:space="0" w:color="888888"/>
-              <w:right w:val="single" w:sz="4" w:space="0" w:color="888888"/>
-            </w:tcBorders>
-          </w:tcPr>
-          <w:p>
-            <w:pPr>
-              <w:jc w:val="center"/>
-            </w:pPr>
-            <w:r>
-              <w:rPr>
-                <w:rFonts w:ascii="Calibri" w:hAnsi="Calibri"/>
-                <w:sz w:val="18"/>
-              </w:rPr>
-              <w:t>20</w:t>
-            </w:r>
-          </w:p>
-        </w:tc>
-        <w:tc>
-          <w:tcPr>
-            <w:tcW w:type="dxa" w:w="7632"/>
-            <w:tcMar>
-              <w:top w:w="80" w:type="dxa"/>
-              <w:bottom w:w="80" w:type="dxa"/>
-              <w:left w:w="120" w:type="dxa"/>
-              <w:right w:w="120" w:type="dxa"/>
-            </w:tcMar>
-            <w:tcBorders>
-              <w:top w:val="single" w:sz="4" w:space="0" w:color="888888"/>
-              <w:left w:val="single" w:sz="4" w:space="0" w:color="888888"/>
-              <w:bottom w:val="single" w:sz="4" w:space="0" w:color="888888"/>
-              <w:right w:val="single" w:sz="4" w:space="0" w:color="888888"/>
-            </w:tcBorders>
-          </w:tcPr>
-          <w:p>
-            <w:r>
-              <w:rPr>
-                <w:rFonts w:ascii="Calibri" w:hAnsi="Calibri"/>
-                <w:sz w:val="18"/>
-              </w:rPr>
-              <w:t>In the FinSight Python pipeline, which scikit-learn class is used to fit a multivariate ordinary least squares regression model?</w:t>
-              <w:br/>
-              <w:t>A) sklearn.linear_model.LogisticRegression</w:t>
-              <w:br/>
-              <w:t>B) sklearn.linear_model.LinearRegression</w:t>
-              <w:br/>
-              <w:t>C) sklearn.tree.DecisionTreeRegressor</w:t>
-              <w:br/>
-              <w:t>D) sklearn.svm.SVR</w:t>
-              <w:br/>
-              <w:t>ANSWER: B</w:t>
+              <w:t>ANSWER: A</w:t>
             </w:r>
           </w:p>
         </w:tc>
@@ -2910,15 +2910,15 @@
                 <w:rFonts w:ascii="Calibri" w:hAnsi="Calibri"/>
                 <w:sz w:val="18"/>
               </w:rPr>
-              <w:t>What is the primary difference between Linear Regression and Logistic Regression?</w:t>
+              <w:t>What is the primary task of Logistic Regression?</w:t>
               <w:br/>
-              <w:t>A) Linear regression uses Gradient Descent while Logistic Regression uses Normal Equation</w:t>
+              <w:t>A) Predicting continuous stock prices</w:t>
               <w:br/>
-              <w:t>B) Linear regression predicts continuous numeric values, whereas Logistic Regression predicts discrete class probabilities / categorical outcomes</w:t>
+              <w:t>B) Classification (predicting discrete category labels or class probabilities like 0 or 1)</w:t>
               <w:br/>
-              <w:t>C) Logistic regression cannot handle more than one feature</w:t>
+              <w:t>C) Grouping data points without labels</w:t>
               <w:br/>
-              <w:t>D) Linear regression uses the sigmoid activation function</w:t>
+              <w:t>D) Reducing dimensions with eigenvectors</w:t>
               <w:br/>
               <w:t>ANSWER: B</w:t>
             </w:r>
@@ -3035,15 +3035,140 @@
                 <w:rFonts w:ascii="Calibri" w:hAnsi="Calibri"/>
                 <w:sz w:val="18"/>
               </w:rPr>
-              <w:t>What is the mathematical definition of the Sigmoid (logistic) activation function g(z)?</w:t>
+              <w:t>What is the Sigmoid (logistic) function formula?</w:t>
               <w:br/>
-              <w:t>A) g(z) = max(0, z)</w:t>
+              <w:t>A) g(z) = 1 / (1 + e^(-z))</w:t>
               <w:br/>
-              <w:t>B) g(z) = 1 / (1 + e^(-z))</w:t>
+              <w:t>B) g(z) = max(0, z)</w:t>
               <w:br/>
-              <w:t>C) g(z) = (e^z - e^(-z)) / (e^z + e^(-z))</w:t>
+              <w:t>C) g(z) = z^2</w:t>
               <w:br/>
-              <w:t>D) g(z) = log(1 + e^z)</w:t>
+              <w:t>D) g(z) = log(z)</w:t>
+              <w:br/>
+              <w:t>ANSWER: A</w:t>
+            </w:r>
+          </w:p>
+        </w:tc>
+        <w:tc>
+          <w:tcPr>
+            <w:tcW w:type="dxa" w:w="864"/>
+            <w:tcMar>
+              <w:top w:w="80" w:type="dxa"/>
+              <w:bottom w:w="80" w:type="dxa"/>
+              <w:left w:w="120" w:type="dxa"/>
+              <w:right w:w="120" w:type="dxa"/>
+            </w:tcMar>
+            <w:tcBorders>
+              <w:top w:val="single" w:sz="4" w:space="0" w:color="888888"/>
+              <w:left w:val="single" w:sz="4" w:space="0" w:color="888888"/>
+              <w:bottom w:val="single" w:sz="4" w:space="0" w:color="888888"/>
+              <w:right w:val="single" w:sz="4" w:space="0" w:color="888888"/>
+            </w:tcBorders>
+          </w:tcPr>
+          <w:p>
+            <w:pPr>
+              <w:jc w:val="center"/>
+            </w:pPr>
+            <w:r>
+              <w:rPr>
+                <w:rFonts w:ascii="Calibri" w:hAnsi="Calibri"/>
+                <w:sz w:val="18"/>
+              </w:rPr>
+              <w:t>CO2</w:t>
+            </w:r>
+          </w:p>
+        </w:tc>
+        <w:tc>
+          <w:tcPr>
+            <w:tcW w:type="dxa" w:w="1008"/>
+            <w:tcMar>
+              <w:top w:w="80" w:type="dxa"/>
+              <w:bottom w:w="80" w:type="dxa"/>
+              <w:left w:w="120" w:type="dxa"/>
+              <w:right w:w="120" w:type="dxa"/>
+            </w:tcMar>
+            <w:tcBorders>
+              <w:top w:val="single" w:sz="4" w:space="0" w:color="888888"/>
+              <w:left w:val="single" w:sz="4" w:space="0" w:color="888888"/>
+              <w:bottom w:val="single" w:sz="4" w:space="0" w:color="888888"/>
+              <w:right w:val="single" w:sz="4" w:space="0" w:color="888888"/>
+            </w:tcBorders>
+          </w:tcPr>
+          <w:p>
+            <w:pPr>
+              <w:jc w:val="center"/>
+            </w:pPr>
+            <w:r>
+              <w:rPr>
+                <w:rFonts w:ascii="Calibri" w:hAnsi="Calibri"/>
+                <w:sz w:val="18"/>
+              </w:rPr>
+              <w:t>K1</w:t>
+            </w:r>
+          </w:p>
+        </w:tc>
+      </w:tr>
+      <w:tr>
+        <w:tc>
+          <w:tcPr>
+            <w:tcW w:type="dxa" w:w="864"/>
+            <w:tcMar>
+              <w:top w:w="80" w:type="dxa"/>
+              <w:bottom w:w="80" w:type="dxa"/>
+              <w:left w:w="120" w:type="dxa"/>
+              <w:right w:w="120" w:type="dxa"/>
+            </w:tcMar>
+            <w:tcBorders>
+              <w:top w:val="single" w:sz="4" w:space="0" w:color="888888"/>
+              <w:left w:val="single" w:sz="4" w:space="0" w:color="888888"/>
+              <w:bottom w:val="single" w:sz="4" w:space="0" w:color="888888"/>
+              <w:right w:val="single" w:sz="4" w:space="0" w:color="888888"/>
+            </w:tcBorders>
+          </w:tcPr>
+          <w:p>
+            <w:pPr>
+              <w:jc w:val="center"/>
+            </w:pPr>
+            <w:r>
+              <w:rPr>
+                <w:rFonts w:ascii="Calibri" w:hAnsi="Calibri"/>
+                <w:sz w:val="18"/>
+              </w:rPr>
+              <w:t>3</w:t>
+            </w:r>
+          </w:p>
+        </w:tc>
+        <w:tc>
+          <w:tcPr>
+            <w:tcW w:type="dxa" w:w="7632"/>
+            <w:tcMar>
+              <w:top w:w="80" w:type="dxa"/>
+              <w:bottom w:w="80" w:type="dxa"/>
+              <w:left w:w="120" w:type="dxa"/>
+              <w:right w:w="120" w:type="dxa"/>
+            </w:tcMar>
+            <w:tcBorders>
+              <w:top w:val="single" w:sz="4" w:space="0" w:color="888888"/>
+              <w:left w:val="single" w:sz="4" w:space="0" w:color="888888"/>
+              <w:bottom w:val="single" w:sz="4" w:space="0" w:color="888888"/>
+              <w:right w:val="single" w:sz="4" w:space="0" w:color="888888"/>
+            </w:tcBorders>
+          </w:tcPr>
+          <w:p>
+            <w:r>
+              <w:rPr>
+                <w:rFonts w:ascii="Calibri" w:hAnsi="Calibri"/>
+                <w:sz w:val="18"/>
+              </w:rPr>
+              <w:t>What is the output range of the Sigmoid activation function?</w:t>
+              <w:br/>
+              <w:t>A) Between -infinity and +infinity</w:t>
+              <w:br/>
+              <w:t>B) Strictly between 0 and 1 (representing a probability)</w:t>
+              <w:br/>
+              <w:t>C) Between -1 and +1</w:t>
+              <w:br/>
+              <w:t>D) Only integers greater than 10</w:t>
               <w:br/>
               <w:t>ANSWER: B</w:t>
             </w:r>
@@ -3134,7 +3259,7 @@
                 <w:rFonts w:ascii="Calibri" w:hAnsi="Calibri"/>
                 <w:sz w:val="18"/>
               </w:rPr>
-              <w:t>3</w:t>
+              <w:t>4</w:t>
             </w:r>
           </w:p>
         </w:tc>
@@ -3160,17 +3285,17 @@
                 <w:rFonts w:ascii="Calibri" w:hAnsi="Calibri"/>
                 <w:sz w:val="18"/>
               </w:rPr>
-              <w:t>What is the output range of the sigmoid function g(z) for any real input z in (-infinity, +infinity)?</w:t>
+              <w:t>In FinSight, if the model predicts h_theta(x) = 0.80 for 'Taxable Status' (1=Taxable, 0=Non-Taxable), what does it mean?</w:t>
               <w:br/>
-              <w:t>A) [-1, 1]</w:t>
+              <w:t>A) The user pays Rs. 80 in tax</w:t>
               <w:br/>
-              <w:t>B) [0, 1]</w:t>
+              <w:t>B) There is an 80% probability that the user is in the taxable income category</w:t>
               <w:br/>
-              <w:t>C) (0, 1)</w:t>
+              <w:t>C) The model has 80% error</w:t>
               <w:br/>
-              <w:t>D) [0, infinity)</w:t>
+              <w:t>D) 80 features were selected</w:t>
               <w:br/>
-              <w:t>ANSWER: C</w:t>
+              <w:t>ANSWER: B</w:t>
             </w:r>
           </w:p>
         </w:tc>
@@ -3228,7 +3353,7 @@
                 <w:rFonts w:ascii="Calibri" w:hAnsi="Calibri"/>
                 <w:sz w:val="18"/>
               </w:rPr>
-              <w:t>K1</w:t>
+              <w:t>K2</w:t>
             </w:r>
           </w:p>
         </w:tc>
@@ -3259,7 +3384,7 @@
                 <w:rFonts w:ascii="Calibri" w:hAnsi="Calibri"/>
                 <w:sz w:val="18"/>
               </w:rPr>
-              <w:t>4</w:t>
+              <w:t>5</w:t>
             </w:r>
           </w:p>
         </w:tc>
@@ -3285,15 +3410,15 @@
                 <w:rFonts w:ascii="Calibri" w:hAnsi="Calibri"/>
                 <w:sz w:val="18"/>
               </w:rPr>
-              <w:t>In the FinSight tax prediction module, what does the hypothesis output h_theta(x) = 0.85 signify for a binary tax liability flag (y in {0, 1})?</w:t>
+              <w:t>What is the standard classification threshold used to convert probability into class 0 or 1?</w:t>
               <w:br/>
-              <w:t>A) The exact annual tax liability is Rs. 85,000</w:t>
+              <w:t>A) 0.1</w:t>
               <w:br/>
-              <w:t>B) An estimated 85% probability that the taxpayer incurs positive tax liability (y=1) given transaction vector x</w:t>
+              <w:t>B) 0.5 (Predict 1 if probability &gt;= 0.5, else predict 0)</w:t>
               <w:br/>
-              <w:t>C) The model has an 85% classification accuracy on test transactions</w:t>
+              <w:t>C) 1.0</w:t>
               <w:br/>
-              <w:t>D) 85% of input features have positive regression weights</w:t>
+              <w:t>D) 0.0</w:t>
               <w:br/>
               <w:t>ANSWER: B</w:t>
             </w:r>
@@ -3353,7 +3478,7 @@
                 <w:rFonts w:ascii="Calibri" w:hAnsi="Calibri"/>
                 <w:sz w:val="18"/>
               </w:rPr>
-              <w:t>K2</w:t>
+              <w:t>K1</w:t>
             </w:r>
           </w:p>
         </w:tc>
@@ -3384,7 +3509,7 @@
                 <w:rFonts w:ascii="Calibri" w:hAnsi="Calibri"/>
                 <w:sz w:val="18"/>
               </w:rPr>
-              <w:t>5</w:t>
+              <w:t>6</w:t>
             </w:r>
           </w:p>
         </w:tc>
@@ -3410,15 +3535,15 @@
                 <w:rFonts w:ascii="Calibri" w:hAnsi="Calibri"/>
                 <w:sz w:val="18"/>
               </w:rPr>
-              <w:t>What defines the Decision Boundary in a binary logistic regression model with threshold 0.5?</w:t>
+              <w:t>What is a Decision Boundary in Logistic Regression?</w:t>
               <w:br/>
-              <w:t>A) The hyperplane where theta^T * x = 0 (i.e., h_theta(x) = 0.5)</w:t>
+              <w:t>A) The line or hyperplane that separates class 0 from class 1 (where probability = 0.5)</w:t>
               <w:br/>
-              <w:t>B) The curve where cost function J(theta) reaches maximum value</w:t>
+              <w:t>B) The top layer of a decision tree</w:t>
               <w:br/>
-              <w:t>C) The point where all parameter weights theta_j equal 1</w:t>
+              <w:t>C) The boundary of the dataset file</w:t>
               <w:br/>
-              <w:t>D) The line where training error equals testing error</w:t>
+              <w:t>D) The minimum training error limit</w:t>
               <w:br/>
               <w:t>ANSWER: A</w:t>
             </w:r>
@@ -3478,7 +3603,7 @@
                 <w:rFonts w:ascii="Calibri" w:hAnsi="Calibri"/>
                 <w:sz w:val="18"/>
               </w:rPr>
-              <w:t>K2</w:t>
+              <w:t>K1</w:t>
             </w:r>
           </w:p>
         </w:tc>
@@ -3509,7 +3634,7 @@
                 <w:rFonts w:ascii="Calibri" w:hAnsi="Calibri"/>
                 <w:sz w:val="18"/>
               </w:rPr>
-              <w:t>6</w:t>
+              <w:t>7</w:t>
             </w:r>
           </w:p>
         </w:tc>
@@ -3535,15 +3660,15 @@
                 <w:rFonts w:ascii="Calibri" w:hAnsi="Calibri"/>
                 <w:sz w:val="18"/>
               </w:rPr>
-              <w:t>Why is the standard Mean Squared Error (MSE) cost function unsuitable for training Logistic Regression models?</w:t>
+              <w:t>Why don't we use Mean Squared Error (MSE) to train Logistic Regression?</w:t>
               <w:br/>
-              <w:t>A) It cannot be computed for non-negative integers</w:t>
+              <w:t>A) Because MSE is too simple to calculate</w:t>
               <w:br/>
-              <w:t>B) Non-linear sigmoid activation causes the MSE surface to be non-convex with numerous local minima</w:t>
+              <w:t>B) Because the sigmoid function creates a non-convex surface with many local minima, getting gradient descent stuck</w:t>
               <w:br/>
-              <w:t>C) It always yields negative gradient values</w:t>
+              <w:t>C) Because MSE cannot handle negative numbers</w:t>
               <w:br/>
-              <w:t>D) It requires matrix inversion at every step</w:t>
+              <w:t>D) Because MSE only works on images</w:t>
               <w:br/>
               <w:t>ANSWER: B</w:t>
             </w:r>
@@ -3634,7 +3759,7 @@
                 <w:rFonts w:ascii="Calibri" w:hAnsi="Calibri"/>
                 <w:sz w:val="18"/>
               </w:rPr>
-              <w:t>7</w:t>
+              <w:t>8</w:t>
             </w:r>
           </w:p>
         </w:tc>
@@ -3660,15 +3785,265 @@
                 <w:rFonts w:ascii="Calibri" w:hAnsi="Calibri"/>
                 <w:sz w:val="18"/>
               </w:rPr>
-              <w:t>What is the Binary Cross-Entropy (Log Loss) cost function formula for Logistic Regression?</w:t>
+              <w:t>What cost function is used in Logistic Regression to guarantee a smooth convex curve?</w:t>
               <w:br/>
-              <w:t>A) J(theta) = (1/2m) * sum (h_theta(x) - y)^2</w:t>
+              <w:t>A) Binary Cross-Entropy Loss (Log Loss)</w:t>
               <w:br/>
-              <w:t>B) J(theta) = -(1/m) * sum [y * log(h_theta(x)) + (1 - y) * log(1 - h_theta(x))]</w:t>
+              <w:t>B) Gini Impurity</w:t>
               <w:br/>
-              <w:t>C) J(theta) = sum |y - h_theta(x)|</w:t>
+              <w:t>C) Euclidean Distance</w:t>
               <w:br/>
-              <w:t>D) J(theta) = max(0, 1 - y * theta^T * x)</w:t>
+              <w:t>D) Inertia</w:t>
+              <w:br/>
+              <w:t>ANSWER: A</w:t>
+            </w:r>
+          </w:p>
+        </w:tc>
+        <w:tc>
+          <w:tcPr>
+            <w:tcW w:type="dxa" w:w="864"/>
+            <w:tcMar>
+              <w:top w:w="80" w:type="dxa"/>
+              <w:bottom w:w="80" w:type="dxa"/>
+              <w:left w:w="120" w:type="dxa"/>
+              <w:right w:w="120" w:type="dxa"/>
+            </w:tcMar>
+            <w:tcBorders>
+              <w:top w:val="single" w:sz="4" w:space="0" w:color="888888"/>
+              <w:left w:val="single" w:sz="4" w:space="0" w:color="888888"/>
+              <w:bottom w:val="single" w:sz="4" w:space="0" w:color="888888"/>
+              <w:right w:val="single" w:sz="4" w:space="0" w:color="888888"/>
+            </w:tcBorders>
+          </w:tcPr>
+          <w:p>
+            <w:pPr>
+              <w:jc w:val="center"/>
+            </w:pPr>
+            <w:r>
+              <w:rPr>
+                <w:rFonts w:ascii="Calibri" w:hAnsi="Calibri"/>
+                <w:sz w:val="18"/>
+              </w:rPr>
+              <w:t>CO2</w:t>
+            </w:r>
+          </w:p>
+        </w:tc>
+        <w:tc>
+          <w:tcPr>
+            <w:tcW w:type="dxa" w:w="1008"/>
+            <w:tcMar>
+              <w:top w:w="80" w:type="dxa"/>
+              <w:bottom w:w="80" w:type="dxa"/>
+              <w:left w:w="120" w:type="dxa"/>
+              <w:right w:w="120" w:type="dxa"/>
+            </w:tcMar>
+            <w:tcBorders>
+              <w:top w:val="single" w:sz="4" w:space="0" w:color="888888"/>
+              <w:left w:val="single" w:sz="4" w:space="0" w:color="888888"/>
+              <w:bottom w:val="single" w:sz="4" w:space="0" w:color="888888"/>
+              <w:right w:val="single" w:sz="4" w:space="0" w:color="888888"/>
+            </w:tcBorders>
+          </w:tcPr>
+          <w:p>
+            <w:pPr>
+              <w:jc w:val="center"/>
+            </w:pPr>
+            <w:r>
+              <w:rPr>
+                <w:rFonts w:ascii="Calibri" w:hAnsi="Calibri"/>
+                <w:sz w:val="18"/>
+              </w:rPr>
+              <w:t>K1</w:t>
+            </w:r>
+          </w:p>
+        </w:tc>
+      </w:tr>
+      <w:tr>
+        <w:tc>
+          <w:tcPr>
+            <w:tcW w:type="dxa" w:w="864"/>
+            <w:tcMar>
+              <w:top w:w="80" w:type="dxa"/>
+              <w:bottom w:w="80" w:type="dxa"/>
+              <w:left w:w="120" w:type="dxa"/>
+              <w:right w:w="120" w:type="dxa"/>
+            </w:tcMar>
+            <w:tcBorders>
+              <w:top w:val="single" w:sz="4" w:space="0" w:color="888888"/>
+              <w:left w:val="single" w:sz="4" w:space="0" w:color="888888"/>
+              <w:bottom w:val="single" w:sz="4" w:space="0" w:color="888888"/>
+              <w:right w:val="single" w:sz="4" w:space="0" w:color="888888"/>
+            </w:tcBorders>
+          </w:tcPr>
+          <w:p>
+            <w:pPr>
+              <w:jc w:val="center"/>
+            </w:pPr>
+            <w:r>
+              <w:rPr>
+                <w:rFonts w:ascii="Calibri" w:hAnsi="Calibri"/>
+                <w:sz w:val="18"/>
+              </w:rPr>
+              <w:t>9</w:t>
+            </w:r>
+          </w:p>
+        </w:tc>
+        <w:tc>
+          <w:tcPr>
+            <w:tcW w:type="dxa" w:w="7632"/>
+            <w:tcMar>
+              <w:top w:w="80" w:type="dxa"/>
+              <w:bottom w:w="80" w:type="dxa"/>
+              <w:left w:w="120" w:type="dxa"/>
+              <w:right w:w="120" w:type="dxa"/>
+            </w:tcMar>
+            <w:tcBorders>
+              <w:top w:val="single" w:sz="4" w:space="0" w:color="888888"/>
+              <w:left w:val="single" w:sz="4" w:space="0" w:color="888888"/>
+              <w:bottom w:val="single" w:sz="4" w:space="0" w:color="888888"/>
+              <w:right w:val="single" w:sz="4" w:space="0" w:color="888888"/>
+            </w:tcBorders>
+          </w:tcPr>
+          <w:p>
+            <w:r>
+              <w:rPr>
+                <w:rFonts w:ascii="Calibri" w:hAnsi="Calibri"/>
+                <w:sz w:val="18"/>
+              </w:rPr>
+              <w:t>What is the formula for Binary Cross-Entropy (Log Loss)?</w:t>
+              <w:br/>
+              <w:t>A) J(theta) = -(1/m) * sum [y * log(h(x)) + (1 - y) * log(1 - h(x))]</w:t>
+              <w:br/>
+              <w:t>B) J(theta) = sum (y - h(x))^2</w:t>
+              <w:br/>
+              <w:t>C) J(theta) = sum |y - h(x)|</w:t>
+              <w:br/>
+              <w:t>D) J(theta) = max(0, 1 - y * h(x))</w:t>
+              <w:br/>
+              <w:t>ANSWER: A</w:t>
+            </w:r>
+          </w:p>
+        </w:tc>
+        <w:tc>
+          <w:tcPr>
+            <w:tcW w:type="dxa" w:w="864"/>
+            <w:tcMar>
+              <w:top w:w="80" w:type="dxa"/>
+              <w:bottom w:w="80" w:type="dxa"/>
+              <w:left w:w="120" w:type="dxa"/>
+              <w:right w:w="120" w:type="dxa"/>
+            </w:tcMar>
+            <w:tcBorders>
+              <w:top w:val="single" w:sz="4" w:space="0" w:color="888888"/>
+              <w:left w:val="single" w:sz="4" w:space="0" w:color="888888"/>
+              <w:bottom w:val="single" w:sz="4" w:space="0" w:color="888888"/>
+              <w:right w:val="single" w:sz="4" w:space="0" w:color="888888"/>
+            </w:tcBorders>
+          </w:tcPr>
+          <w:p>
+            <w:pPr>
+              <w:jc w:val="center"/>
+            </w:pPr>
+            <w:r>
+              <w:rPr>
+                <w:rFonts w:ascii="Calibri" w:hAnsi="Calibri"/>
+                <w:sz w:val="18"/>
+              </w:rPr>
+              <w:t>CO2</w:t>
+            </w:r>
+          </w:p>
+        </w:tc>
+        <w:tc>
+          <w:tcPr>
+            <w:tcW w:type="dxa" w:w="1008"/>
+            <w:tcMar>
+              <w:top w:w="80" w:type="dxa"/>
+              <w:bottom w:w="80" w:type="dxa"/>
+              <w:left w:w="120" w:type="dxa"/>
+              <w:right w:w="120" w:type="dxa"/>
+            </w:tcMar>
+            <w:tcBorders>
+              <w:top w:val="single" w:sz="4" w:space="0" w:color="888888"/>
+              <w:left w:val="single" w:sz="4" w:space="0" w:color="888888"/>
+              <w:bottom w:val="single" w:sz="4" w:space="0" w:color="888888"/>
+              <w:right w:val="single" w:sz="4" w:space="0" w:color="888888"/>
+            </w:tcBorders>
+          </w:tcPr>
+          <w:p>
+            <w:pPr>
+              <w:jc w:val="center"/>
+            </w:pPr>
+            <w:r>
+              <w:rPr>
+                <w:rFonts w:ascii="Calibri" w:hAnsi="Calibri"/>
+                <w:sz w:val="18"/>
+              </w:rPr>
+              <w:t>K1</w:t>
+            </w:r>
+          </w:p>
+        </w:tc>
+      </w:tr>
+      <w:tr>
+        <w:tc>
+          <w:tcPr>
+            <w:tcW w:type="dxa" w:w="864"/>
+            <w:tcMar>
+              <w:top w:w="80" w:type="dxa"/>
+              <w:bottom w:w="80" w:type="dxa"/>
+              <w:left w:w="120" w:type="dxa"/>
+              <w:right w:w="120" w:type="dxa"/>
+            </w:tcMar>
+            <w:tcBorders>
+              <w:top w:val="single" w:sz="4" w:space="0" w:color="888888"/>
+              <w:left w:val="single" w:sz="4" w:space="0" w:color="888888"/>
+              <w:bottom w:val="single" w:sz="4" w:space="0" w:color="888888"/>
+              <w:right w:val="single" w:sz="4" w:space="0" w:color="888888"/>
+            </w:tcBorders>
+          </w:tcPr>
+          <w:p>
+            <w:pPr>
+              <w:jc w:val="center"/>
+            </w:pPr>
+            <w:r>
+              <w:rPr>
+                <w:rFonts w:ascii="Calibri" w:hAnsi="Calibri"/>
+                <w:sz w:val="18"/>
+              </w:rPr>
+              <w:t>10</w:t>
+            </w:r>
+          </w:p>
+        </w:tc>
+        <w:tc>
+          <w:tcPr>
+            <w:tcW w:type="dxa" w:w="7632"/>
+            <w:tcMar>
+              <w:top w:w="80" w:type="dxa"/>
+              <w:bottom w:w="80" w:type="dxa"/>
+              <w:left w:w="120" w:type="dxa"/>
+              <w:right w:w="120" w:type="dxa"/>
+            </w:tcMar>
+            <w:tcBorders>
+              <w:top w:val="single" w:sz="4" w:space="0" w:color="888888"/>
+              <w:left w:val="single" w:sz="4" w:space="0" w:color="888888"/>
+              <w:bottom w:val="single" w:sz="4" w:space="0" w:color="888888"/>
+              <w:right w:val="single" w:sz="4" w:space="0" w:color="888888"/>
+            </w:tcBorders>
+          </w:tcPr>
+          <w:p>
+            <w:r>
+              <w:rPr>
+                <w:rFonts w:ascii="Calibri" w:hAnsi="Calibri"/>
+                <w:sz w:val="18"/>
+              </w:rPr>
+              <w:t>If actual class y = 1 and the model predicts h(x) = 0.001 (completely wrong), what happens to the Log Loss?</w:t>
+              <w:br/>
+              <w:t>A) Loss is 0</w:t>
+              <w:br/>
+              <w:t>B) Loss becomes extremely large (approaching infinity) as a strong penalty</w:t>
+              <w:br/>
+              <w:t>C) Loss is 0.5</w:t>
+              <w:br/>
+              <w:t>D) Loss becomes negative</w:t>
               <w:br/>
               <w:t>ANSWER: B</w:t>
             </w:r>
@@ -3728,7 +4103,7 @@
                 <w:rFonts w:ascii="Calibri" w:hAnsi="Calibri"/>
                 <w:sz w:val="18"/>
               </w:rPr>
-              <w:t>K1</w:t>
+              <w:t>K2</w:t>
             </w:r>
           </w:p>
         </w:tc>
@@ -3759,7 +4134,7 @@
                 <w:rFonts w:ascii="Calibri" w:hAnsi="Calibri"/>
                 <w:sz w:val="18"/>
               </w:rPr>
-              <w:t>8</w:t>
+              <w:t>11</w:t>
             </w:r>
           </w:p>
         </w:tc>
@@ -3785,17 +4160,17 @@
                 <w:rFonts w:ascii="Calibri" w:hAnsi="Calibri"/>
                 <w:sz w:val="18"/>
               </w:rPr>
-              <w:t>In Binary Cross-Entropy, what is the penalty cost if the actual label is y = 1 and the model predicts h_theta(x) -&gt; 0?</w:t>
+              <w:t>What is the One-vs-Rest (OvR) approach in multi-class classification?</w:t>
               <w:br/>
-              <w:t>A) Cost = 0</w:t>
+              <w:t>A) Training 1 single binary classifier per class (class k vs all other classes combined)</w:t>
               <w:br/>
-              <w:t>B) Cost -&gt; infinity</w:t>
+              <w:t>B) Deleting all classes except class 1</w:t>
               <w:br/>
-              <w:t>C) Cost = 0.5</w:t>
+              <w:t>C) Merging all classes into one cluster</w:t>
               <w:br/>
-              <w:t>D) Cost = -1</w:t>
+              <w:t>D) Using random guessing</w:t>
               <w:br/>
-              <w:t>ANSWER: B</w:t>
+              <w:t>ANSWER: A</w:t>
             </w:r>
           </w:p>
         </w:tc>
@@ -3853,7 +4228,7 @@
                 <w:rFonts w:ascii="Calibri" w:hAnsi="Calibri"/>
                 <w:sz w:val="18"/>
               </w:rPr>
-              <w:t>K2</w:t>
+              <w:t>K1</w:t>
             </w:r>
           </w:p>
         </w:tc>
@@ -3884,7 +4259,7 @@
                 <w:rFonts w:ascii="Calibri" w:hAnsi="Calibri"/>
                 <w:sz w:val="18"/>
               </w:rPr>
-              <w:t>9</w:t>
+              <w:t>12</w:t>
             </w:r>
           </w:p>
         </w:tc>
@@ -3910,17 +4285,17 @@
                 <w:rFonts w:ascii="Calibri" w:hAnsi="Calibri"/>
                 <w:sz w:val="18"/>
               </w:rPr>
-              <w:t>What is the derivative of the sigmoid function g(z) with respect to z?</w:t>
+              <w:t>Which function is used instead of Sigmoid when classifying into multiple mutually exclusive classes (like 6 Indian tax slabs)?</w:t>
               <w:br/>
-              <w:t>A) g'(z) = g(z)</w:t>
+              <w:t>A) Softmax Function</w:t>
               <w:br/>
-              <w:t>B) g'(z) = g(z) * (1 - g(z))</w:t>
+              <w:t>B) ReLU Function</w:t>
               <w:br/>
-              <w:t>C) g'(z) = 1 - g(z)^2</w:t>
+              <w:t>C) Step Function</w:t>
               <w:br/>
-              <w:t>D) g'(z) = e^(-z) / (1 + e^(-z))</w:t>
+              <w:t>D) Identity Function</w:t>
               <w:br/>
-              <w:t>ANSWER: B</w:t>
+              <w:t>ANSWER: A</w:t>
             </w:r>
           </w:p>
         </w:tc>
@@ -3978,7 +4353,7 @@
                 <w:rFonts w:ascii="Calibri" w:hAnsi="Calibri"/>
                 <w:sz w:val="18"/>
               </w:rPr>
-              <w:t>K2</w:t>
+              <w:t>K1</w:t>
             </w:r>
           </w:p>
         </w:tc>
@@ -4009,7 +4384,7 @@
                 <w:rFonts w:ascii="Calibri" w:hAnsi="Calibri"/>
                 <w:sz w:val="18"/>
               </w:rPr>
-              <w:t>10</w:t>
+              <w:t>13</w:t>
             </w:r>
           </w:p>
         </w:tc>
@@ -4035,17 +4410,17 @@
                 <w:rFonts w:ascii="Calibri" w:hAnsi="Calibri"/>
                 <w:sz w:val="18"/>
               </w:rPr>
-              <w:t>How does the parameter update rule in Logistic Regression gradient descent compare algebraically with Linear Regression?</w:t>
+              <w:t>What is a Confusion Matrix?</w:t>
               <w:br/>
-              <w:t>A) It has an entirely different mathematical gradient expression</w:t>
+              <w:t>A) A table showing True Positives (TP), False Positives (FP), True Negatives (TN), and False Negatives (FN)</w:t>
               <w:br/>
-              <w:t>B) It shares the identical algebraic form theta_j := theta_j - alpha * (1/m) * sum(h_theta(x) - y)*x_j, but with hypothesis h_theta(x) defined by the sigmoid function</w:t>
+              <w:t>B) A matrix that cannot be inverted</w:t>
               <w:br/>
-              <w:t>C) It replaces subtraction with multiplication</w:t>
+              <w:t>C) A list of random weights</w:t>
               <w:br/>
-              <w:t>D) It requires second-order Hessian computation exclusively</w:t>
+              <w:t>D) A scatter plot of PCA components</w:t>
               <w:br/>
-              <w:t>ANSWER: B</w:t>
+              <w:t>ANSWER: A</w:t>
             </w:r>
           </w:p>
         </w:tc>
@@ -4103,7 +4478,7 @@
                 <w:rFonts w:ascii="Calibri" w:hAnsi="Calibri"/>
                 <w:sz w:val="18"/>
               </w:rPr>
-              <w:t>K2</w:t>
+              <w:t>K1</w:t>
             </w:r>
           </w:p>
         </w:tc>
@@ -4134,7 +4509,7 @@
                 <w:rFonts w:ascii="Calibri" w:hAnsi="Calibri"/>
                 <w:sz w:val="18"/>
               </w:rPr>
-              <w:t>11</w:t>
+              <w:t>14</w:t>
             </w:r>
           </w:p>
         </w:tc>
@@ -4160,17 +4535,17 @@
                 <w:rFonts w:ascii="Calibri" w:hAnsi="Calibri"/>
                 <w:sz w:val="18"/>
               </w:rPr>
-              <w:t>In multi-class tax slab classification across K distinct brackets in FinSight, how does the One-vs-Rest (OvR) strategy operate?</w:t>
+              <w:t>What is the formula for Precision in classification?</w:t>
               <w:br/>
-              <w:t>A) Trains K * (K - 1) / 2 binary classifiers for every pair of slabs</w:t>
+              <w:t>A) Precision = TP / (TP + FP)</w:t>
               <w:br/>
-              <w:t>B) Trains K independent binary classifiers, each distinguishing one tax slab from all remaining slabs combined</w:t>
+              <w:t>B) Precision = TP / (TP + FN)</w:t>
               <w:br/>
-              <w:t>C) Trains a single decision tree with K leaf nodes</w:t>
+              <w:t>C) Precision = (TP + TN) / Total</w:t>
               <w:br/>
-              <w:t>D) Computes K principal components directly</w:t>
+              <w:t>D) Precision = TN / (TN + FP)</w:t>
               <w:br/>
-              <w:t>ANSWER: B</w:t>
+              <w:t>ANSWER: A</w:t>
             </w:r>
           </w:p>
         </w:tc>
@@ -4228,7 +4603,7 @@
                 <w:rFonts w:ascii="Calibri" w:hAnsi="Calibri"/>
                 <w:sz w:val="18"/>
               </w:rPr>
-              <w:t>K2</w:t>
+              <w:t>K1</w:t>
             </w:r>
           </w:p>
         </w:tc>
@@ -4259,7 +4634,7 @@
                 <w:rFonts w:ascii="Calibri" w:hAnsi="Calibri"/>
                 <w:sz w:val="18"/>
               </w:rPr>
-              <w:t>12</w:t>
+              <w:t>15</w:t>
             </w:r>
           </w:p>
         </w:tc>
@@ -4285,17 +4660,17 @@
                 <w:rFonts w:ascii="Calibri" w:hAnsi="Calibri"/>
                 <w:sz w:val="18"/>
               </w:rPr>
-              <w:t>Which generalization of the sigmoid function normalizes unnormalized log-odds (logits) into a valid probability distribution over K mutually exclusive classes?</w:t>
+              <w:t>What is the formula for Recall (Sensitivity)?</w:t>
               <w:br/>
-              <w:t>A) ReLU function</w:t>
+              <w:t>A) Recall = TP / (TP + FN)</w:t>
               <w:br/>
-              <w:t>B) Softmax function: P(y=k|x) = e^(z_k) / sum_{j=1}^K e^(z_j)</w:t>
+              <w:t>B) Recall = TP / (TP + FP)</w:t>
               <w:br/>
-              <w:t>C) Leaky ReLU</w:t>
+              <w:t>C) Recall = TN / (TN + FP)</w:t>
               <w:br/>
-              <w:t>D) Hyperbolic Tangent</w:t>
+              <w:t>D) Recall = FP / (FP + TN)</w:t>
               <w:br/>
-              <w:t>ANSWER: B</w:t>
+              <w:t>ANSWER: A</w:t>
             </w:r>
           </w:p>
         </w:tc>
@@ -4384,7 +4759,7 @@
                 <w:rFonts w:ascii="Calibri" w:hAnsi="Calibri"/>
                 <w:sz w:val="18"/>
               </w:rPr>
-              <w:t>13</w:t>
+              <w:t>16</w:t>
             </w:r>
           </w:p>
         </w:tc>
@@ -4410,17 +4785,17 @@
                 <w:rFonts w:ascii="Calibri" w:hAnsi="Calibri"/>
                 <w:sz w:val="18"/>
               </w:rPr>
-              <w:t>What metric is defined as True Positives / (True Positives + False Positives)?</w:t>
+              <w:t>What is the F1-Score?</w:t>
               <w:br/>
-              <w:t>A) Recall (Sensitivity)</w:t>
+              <w:t>A) The harmonic mean of Precision and Recall: 2 * (Precision * Recall) / (Precision + Recall)</w:t>
               <w:br/>
-              <w:t>B) Precision</w:t>
+              <w:t>B) The difference between TP and TN</w:t>
               <w:br/>
-              <w:t>C) Specificity</w:t>
+              <w:t>C) The highest value in the dataset</w:t>
               <w:br/>
-              <w:t>D) Accuracy</w:t>
+              <w:t>D) The percentage of zero weights</w:t>
               <w:br/>
-              <w:t>ANSWER: B</w:t>
+              <w:t>ANSWER: A</w:t>
             </w:r>
           </w:p>
         </w:tc>
@@ -4509,7 +4884,7 @@
                 <w:rFonts w:ascii="Calibri" w:hAnsi="Calibri"/>
                 <w:sz w:val="18"/>
               </w:rPr>
-              <w:t>14</w:t>
+              <w:t>17</w:t>
             </w:r>
           </w:p>
         </w:tc>
@@ -4535,17 +4910,17 @@
                 <w:rFonts w:ascii="Calibri" w:hAnsi="Calibri"/>
                 <w:sz w:val="18"/>
               </w:rPr>
-              <w:t>In high-risk tax audit flagging where failing to detect an audit risk (False Negative) is disastrous, which evaluation metric should be prioritized?</w:t>
+              <w:t>What does the ROC-AUC curve evaluate?</w:t>
               <w:br/>
-              <w:t>A) Precision</w:t>
+              <w:t>A) How well the classifier separates positive and negative classes across all possible probability thresholds</w:t>
               <w:br/>
-              <w:t>B) Recall (Sensitivity)</w:t>
+              <w:t>B) The speed of training in seconds</w:t>
               <w:br/>
-              <w:t>C) Specificity</w:t>
+              <w:t>C) The number of lines of Python code</w:t>
               <w:br/>
-              <w:t>D) Negative Predictive Value</w:t>
+              <w:t>D) The memory usage of the database</w:t>
               <w:br/>
-              <w:t>ANSWER: B</w:t>
+              <w:t>ANSWER: A</w:t>
             </w:r>
           </w:p>
         </w:tc>
@@ -4634,7 +5009,7 @@
                 <w:rFonts w:ascii="Calibri" w:hAnsi="Calibri"/>
                 <w:sz w:val="18"/>
               </w:rPr>
-              <w:t>15</w:t>
+              <w:t>18</w:t>
             </w:r>
           </w:p>
         </w:tc>
@@ -4660,17 +5035,17 @@
                 <w:rFonts w:ascii="Calibri" w:hAnsi="Calibri"/>
                 <w:sz w:val="18"/>
               </w:rPr>
-              <w:t>What does the Area Under the Receiver Operating Characteristic Curve (ROC-AUC) measure?</w:t>
+              <w:t>How can Logistic Regression create non-linear curved decision boundaries?</w:t>
               <w:br/>
-              <w:t>A) Model training execution speed</w:t>
+              <w:t>A) By adding polynomial features (like x_1^2, x_1*x_2, x_2^2) into the feature set</w:t>
               <w:br/>
-              <w:t>B) The probability that the classifier ranks a randomly chosen positive instance higher than a randomly chosen negative instance across all classification thresholds</w:t>
+              <w:t>B) By changing the computer monitor resolution</w:t>
               <w:br/>
-              <w:t>C) The coefficient of determination of class probabilities</w:t>
+              <w:t>C) By deleting 50% of the data</w:t>
               <w:br/>
-              <w:t>D) The percentage of zero-weight parameters in L1 regularization</w:t>
+              <w:t>D) By setting learning rate to 0</w:t>
               <w:br/>
-              <w:t>ANSWER: B</w:t>
+              <w:t>ANSWER: A</w:t>
             </w:r>
           </w:p>
         </w:tc>
@@ -4759,7 +5134,7 @@
                 <w:rFonts w:ascii="Calibri" w:hAnsi="Calibri"/>
                 <w:sz w:val="18"/>
               </w:rPr>
-              <w:t>16</w:t>
+              <w:t>19</w:t>
             </w:r>
           </w:p>
         </w:tc>
@@ -4785,17 +5160,17 @@
                 <w:rFonts w:ascii="Calibri" w:hAnsi="Calibri"/>
                 <w:sz w:val="18"/>
               </w:rPr>
-              <w:t>How can Logistic Regression create non-linear decision boundaries to classify complex circular or polynomial transaction patterns?</w:t>
+              <w:t>In scikit-learn's LogisticRegression, what does the hyperparameter 'C' represent?</w:t>
               <w:br/>
-              <w:t>A) By changing the sigmoid function base from e to 10</w:t>
+              <w:t>A) The inverse of regularization strength (smaller C = stronger regularization)</w:t>
               <w:br/>
-              <w:t>B) By augmenting the input vector with higher-order polynomial features (e.g., x_1^2, x_1*x_2, x_2^2)</w:t>
+              <w:t>B) The number of clusters</w:t>
               <w:br/>
-              <w:t>C) By reducing the number of training samples</w:t>
+              <w:t>C) The number of decision trees</w:t>
               <w:br/>
-              <w:t>D) By setting learning rate alpha to 1.0</w:t>
+              <w:t>D) The count of columns</w:t>
               <w:br/>
-              <w:t>ANSWER: B</w:t>
+              <w:t>ANSWER: A</w:t>
             </w:r>
           </w:p>
         </w:tc>
@@ -4853,7 +5228,7 @@
                 <w:rFonts w:ascii="Calibri" w:hAnsi="Calibri"/>
                 <w:sz w:val="18"/>
               </w:rPr>
-              <w:t>K2</w:t>
+              <w:t>K1</w:t>
             </w:r>
           </w:p>
         </w:tc>
@@ -4884,7 +5259,7 @@
                 <w:rFonts w:ascii="Calibri" w:hAnsi="Calibri"/>
                 <w:sz w:val="18"/>
               </w:rPr>
-              <w:t>17</w:t>
+              <w:t>20</w:t>
             </w:r>
           </w:p>
         </w:tc>
@@ -4910,392 +5285,17 @@
                 <w:rFonts w:ascii="Calibri" w:hAnsi="Calibri"/>
                 <w:sz w:val="18"/>
               </w:rPr>
-              <w:t>How does L2 regularization prevent overfitting in Logistic Regression?</w:t>
+              <w:t>In the FinSight project, what is the main classification goal of Logistic Regression?</w:t>
               <w:br/>
-              <w:t>A) Penalizes large parameter magnitudes by adding (lambda / 2m) * sum(theta_j^2) to the cross-entropy loss</w:t>
+              <w:t>A) Predicting which of the 6 Indian Tax Slabs (Section 115BAC) a user falls into</w:t>
               <w:br/>
-              <w:t>B) Sets all negative weights to zero</w:t>
+              <w:t>B) Sorting bank accounts alphabetically</w:t>
               <w:br/>
-              <w:t>C) Multiplies the decision threshold by 2</w:t>
+              <w:t>C) Generating fake credit card numbers</w:t>
               <w:br/>
-              <w:t>D) Discards all misclassified training instances</w:t>
+              <w:t>D) Compressing PDF files</w:t>
               <w:br/>
               <w:t>ANSWER: A</w:t>
-            </w:r>
-          </w:p>
-        </w:tc>
-        <w:tc>
-          <w:tcPr>
-            <w:tcW w:type="dxa" w:w="864"/>
-            <w:tcMar>
-              <w:top w:w="80" w:type="dxa"/>
-              <w:bottom w:w="80" w:type="dxa"/>
-              <w:left w:w="120" w:type="dxa"/>
-              <w:right w:w="120" w:type="dxa"/>
-            </w:tcMar>
-            <w:tcBorders>
-              <w:top w:val="single" w:sz="4" w:space="0" w:color="888888"/>
-              <w:left w:val="single" w:sz="4" w:space="0" w:color="888888"/>
-              <w:bottom w:val="single" w:sz="4" w:space="0" w:color="888888"/>
-              <w:right w:val="single" w:sz="4" w:space="0" w:color="888888"/>
-            </w:tcBorders>
-          </w:tcPr>
-          <w:p>
-            <w:pPr>
-              <w:jc w:val="center"/>
-            </w:pPr>
-            <w:r>
-              <w:rPr>
-                <w:rFonts w:ascii="Calibri" w:hAnsi="Calibri"/>
-                <w:sz w:val="18"/>
-              </w:rPr>
-              <w:t>CO2</w:t>
-            </w:r>
-          </w:p>
-        </w:tc>
-        <w:tc>
-          <w:tcPr>
-            <w:tcW w:type="dxa" w:w="1008"/>
-            <w:tcMar>
-              <w:top w:w="80" w:type="dxa"/>
-              <w:bottom w:w="80" w:type="dxa"/>
-              <w:left w:w="120" w:type="dxa"/>
-              <w:right w:w="120" w:type="dxa"/>
-            </w:tcMar>
-            <w:tcBorders>
-              <w:top w:val="single" w:sz="4" w:space="0" w:color="888888"/>
-              <w:left w:val="single" w:sz="4" w:space="0" w:color="888888"/>
-              <w:bottom w:val="single" w:sz="4" w:space="0" w:color="888888"/>
-              <w:right w:val="single" w:sz="4" w:space="0" w:color="888888"/>
-            </w:tcBorders>
-          </w:tcPr>
-          <w:p>
-            <w:pPr>
-              <w:jc w:val="center"/>
-            </w:pPr>
-            <w:r>
-              <w:rPr>
-                <w:rFonts w:ascii="Calibri" w:hAnsi="Calibri"/>
-                <w:sz w:val="18"/>
-              </w:rPr>
-              <w:t>K1</w:t>
-            </w:r>
-          </w:p>
-        </w:tc>
-      </w:tr>
-      <w:tr>
-        <w:tc>
-          <w:tcPr>
-            <w:tcW w:type="dxa" w:w="864"/>
-            <w:tcMar>
-              <w:top w:w="80" w:type="dxa"/>
-              <w:bottom w:w="80" w:type="dxa"/>
-              <w:left w:w="120" w:type="dxa"/>
-              <w:right w:w="120" w:type="dxa"/>
-            </w:tcMar>
-            <w:tcBorders>
-              <w:top w:val="single" w:sz="4" w:space="0" w:color="888888"/>
-              <w:left w:val="single" w:sz="4" w:space="0" w:color="888888"/>
-              <w:bottom w:val="single" w:sz="4" w:space="0" w:color="888888"/>
-              <w:right w:val="single" w:sz="4" w:space="0" w:color="888888"/>
-            </w:tcBorders>
-          </w:tcPr>
-          <w:p>
-            <w:pPr>
-              <w:jc w:val="center"/>
-            </w:pPr>
-            <w:r>
-              <w:rPr>
-                <w:rFonts w:ascii="Calibri" w:hAnsi="Calibri"/>
-                <w:sz w:val="18"/>
-              </w:rPr>
-              <w:t>18</w:t>
-            </w:r>
-          </w:p>
-        </w:tc>
-        <w:tc>
-          <w:tcPr>
-            <w:tcW w:type="dxa" w:w="7632"/>
-            <w:tcMar>
-              <w:top w:w="80" w:type="dxa"/>
-              <w:bottom w:w="80" w:type="dxa"/>
-              <w:left w:w="120" w:type="dxa"/>
-              <w:right w:w="120" w:type="dxa"/>
-            </w:tcMar>
-            <w:tcBorders>
-              <w:top w:val="single" w:sz="4" w:space="0" w:color="888888"/>
-              <w:left w:val="single" w:sz="4" w:space="0" w:color="888888"/>
-              <w:bottom w:val="single" w:sz="4" w:space="0" w:color="888888"/>
-              <w:right w:val="single" w:sz="4" w:space="0" w:color="888888"/>
-            </w:tcBorders>
-          </w:tcPr>
-          <w:p>
-            <w:r>
-              <w:rPr>
-                <w:rFonts w:ascii="Calibri" w:hAnsi="Calibri"/>
-                <w:sz w:val="18"/>
-              </w:rPr>
-              <w:t>In scikit-learn's LogisticRegression class, what is the hyperparameter 'C' representing?</w:t>
-              <w:br/>
-              <w:t>A) The number of clusters</w:t>
-              <w:br/>
-              <w:t>B) The inverse of regularization strength (C = 1 / lambda)</w:t>
-              <w:br/>
-              <w:t>C) The learning rate for stochastic gradient descent</w:t>
-              <w:br/>
-              <w:t>D) The maximum tree depth</w:t>
-              <w:br/>
-              <w:t>ANSWER: B</w:t>
-            </w:r>
-          </w:p>
-        </w:tc>
-        <w:tc>
-          <w:tcPr>
-            <w:tcW w:type="dxa" w:w="864"/>
-            <w:tcMar>
-              <w:top w:w="80" w:type="dxa"/>
-              <w:bottom w:w="80" w:type="dxa"/>
-              <w:left w:w="120" w:type="dxa"/>
-              <w:right w:w="120" w:type="dxa"/>
-            </w:tcMar>
-            <w:tcBorders>
-              <w:top w:val="single" w:sz="4" w:space="0" w:color="888888"/>
-              <w:left w:val="single" w:sz="4" w:space="0" w:color="888888"/>
-              <w:bottom w:val="single" w:sz="4" w:space="0" w:color="888888"/>
-              <w:right w:val="single" w:sz="4" w:space="0" w:color="888888"/>
-            </w:tcBorders>
-          </w:tcPr>
-          <w:p>
-            <w:pPr>
-              <w:jc w:val="center"/>
-            </w:pPr>
-            <w:r>
-              <w:rPr>
-                <w:rFonts w:ascii="Calibri" w:hAnsi="Calibri"/>
-                <w:sz w:val="18"/>
-              </w:rPr>
-              <w:t>CO2</w:t>
-            </w:r>
-          </w:p>
-        </w:tc>
-        <w:tc>
-          <w:tcPr>
-            <w:tcW w:type="dxa" w:w="1008"/>
-            <w:tcMar>
-              <w:top w:w="80" w:type="dxa"/>
-              <w:bottom w:w="80" w:type="dxa"/>
-              <w:left w:w="120" w:type="dxa"/>
-              <w:right w:w="120" w:type="dxa"/>
-            </w:tcMar>
-            <w:tcBorders>
-              <w:top w:val="single" w:sz="4" w:space="0" w:color="888888"/>
-              <w:left w:val="single" w:sz="4" w:space="0" w:color="888888"/>
-              <w:bottom w:val="single" w:sz="4" w:space="0" w:color="888888"/>
-              <w:right w:val="single" w:sz="4" w:space="0" w:color="888888"/>
-            </w:tcBorders>
-          </w:tcPr>
-          <w:p>
-            <w:pPr>
-              <w:jc w:val="center"/>
-            </w:pPr>
-            <w:r>
-              <w:rPr>
-                <w:rFonts w:ascii="Calibri" w:hAnsi="Calibri"/>
-                <w:sz w:val="18"/>
-              </w:rPr>
-              <w:t>K1</w:t>
-            </w:r>
-          </w:p>
-        </w:tc>
-      </w:tr>
-      <w:tr>
-        <w:tc>
-          <w:tcPr>
-            <w:tcW w:type="dxa" w:w="864"/>
-            <w:tcMar>
-              <w:top w:w="80" w:type="dxa"/>
-              <w:bottom w:w="80" w:type="dxa"/>
-              <w:left w:w="120" w:type="dxa"/>
-              <w:right w:w="120" w:type="dxa"/>
-            </w:tcMar>
-            <w:tcBorders>
-              <w:top w:val="single" w:sz="4" w:space="0" w:color="888888"/>
-              <w:left w:val="single" w:sz="4" w:space="0" w:color="888888"/>
-              <w:bottom w:val="single" w:sz="4" w:space="0" w:color="888888"/>
-              <w:right w:val="single" w:sz="4" w:space="0" w:color="888888"/>
-            </w:tcBorders>
-          </w:tcPr>
-          <w:p>
-            <w:pPr>
-              <w:jc w:val="center"/>
-            </w:pPr>
-            <w:r>
-              <w:rPr>
-                <w:rFonts w:ascii="Calibri" w:hAnsi="Calibri"/>
-                <w:sz w:val="18"/>
-              </w:rPr>
-              <w:t>19</w:t>
-            </w:r>
-          </w:p>
-        </w:tc>
-        <w:tc>
-          <w:tcPr>
-            <w:tcW w:type="dxa" w:w="7632"/>
-            <w:tcMar>
-              <w:top w:w="80" w:type="dxa"/>
-              <w:bottom w:w="80" w:type="dxa"/>
-              <w:left w:w="120" w:type="dxa"/>
-              <w:right w:w="120" w:type="dxa"/>
-            </w:tcMar>
-            <w:tcBorders>
-              <w:top w:val="single" w:sz="4" w:space="0" w:color="888888"/>
-              <w:left w:val="single" w:sz="4" w:space="0" w:color="888888"/>
-              <w:bottom w:val="single" w:sz="4" w:space="0" w:color="888888"/>
-              <w:right w:val="single" w:sz="4" w:space="0" w:color="888888"/>
-            </w:tcBorders>
-          </w:tcPr>
-          <w:p>
-            <w:r>
-              <w:rPr>
-                <w:rFonts w:ascii="Calibri" w:hAnsi="Calibri"/>
-                <w:sz w:val="18"/>
-              </w:rPr>
-              <w:t>What happens to the decision boundary when the classification probability threshold is raised from 0.5 to 0.8 in a fraud classifier?</w:t>
-              <w:br/>
-              <w:t>A) Precision increases and Recall decreases</w:t>
-              <w:br/>
-              <w:t>B) Recall increases and Precision decreases</w:t>
-              <w:br/>
-              <w:t>C) Both Precision and Recall reach 1.0</w:t>
-              <w:br/>
-              <w:t>D) The ROC curve shifts downward permanently</w:t>
-              <w:br/>
-              <w:t>ANSWER: A</w:t>
-            </w:r>
-          </w:p>
-        </w:tc>
-        <w:tc>
-          <w:tcPr>
-            <w:tcW w:type="dxa" w:w="864"/>
-            <w:tcMar>
-              <w:top w:w="80" w:type="dxa"/>
-              <w:bottom w:w="80" w:type="dxa"/>
-              <w:left w:w="120" w:type="dxa"/>
-              <w:right w:w="120" w:type="dxa"/>
-            </w:tcMar>
-            <w:tcBorders>
-              <w:top w:val="single" w:sz="4" w:space="0" w:color="888888"/>
-              <w:left w:val="single" w:sz="4" w:space="0" w:color="888888"/>
-              <w:bottom w:val="single" w:sz="4" w:space="0" w:color="888888"/>
-              <w:right w:val="single" w:sz="4" w:space="0" w:color="888888"/>
-            </w:tcBorders>
-          </w:tcPr>
-          <w:p>
-            <w:pPr>
-              <w:jc w:val="center"/>
-            </w:pPr>
-            <w:r>
-              <w:rPr>
-                <w:rFonts w:ascii="Calibri" w:hAnsi="Calibri"/>
-                <w:sz w:val="18"/>
-              </w:rPr>
-              <w:t>CO2</w:t>
-            </w:r>
-          </w:p>
-        </w:tc>
-        <w:tc>
-          <w:tcPr>
-            <w:tcW w:type="dxa" w:w="1008"/>
-            <w:tcMar>
-              <w:top w:w="80" w:type="dxa"/>
-              <w:bottom w:w="80" w:type="dxa"/>
-              <w:left w:w="120" w:type="dxa"/>
-              <w:right w:w="120" w:type="dxa"/>
-            </w:tcMar>
-            <w:tcBorders>
-              <w:top w:val="single" w:sz="4" w:space="0" w:color="888888"/>
-              <w:left w:val="single" w:sz="4" w:space="0" w:color="888888"/>
-              <w:bottom w:val="single" w:sz="4" w:space="0" w:color="888888"/>
-              <w:right w:val="single" w:sz="4" w:space="0" w:color="888888"/>
-            </w:tcBorders>
-          </w:tcPr>
-          <w:p>
-            <w:pPr>
-              <w:jc w:val="center"/>
-            </w:pPr>
-            <w:r>
-              <w:rPr>
-                <w:rFonts w:ascii="Calibri" w:hAnsi="Calibri"/>
-                <w:sz w:val="18"/>
-              </w:rPr>
-              <w:t>K2</w:t>
-            </w:r>
-          </w:p>
-        </w:tc>
-      </w:tr>
-      <w:tr>
-        <w:tc>
-          <w:tcPr>
-            <w:tcW w:type="dxa" w:w="864"/>
-            <w:tcMar>
-              <w:top w:w="80" w:type="dxa"/>
-              <w:bottom w:w="80" w:type="dxa"/>
-              <w:left w:w="120" w:type="dxa"/>
-              <w:right w:w="120" w:type="dxa"/>
-            </w:tcMar>
-            <w:tcBorders>
-              <w:top w:val="single" w:sz="4" w:space="0" w:color="888888"/>
-              <w:left w:val="single" w:sz="4" w:space="0" w:color="888888"/>
-              <w:bottom w:val="single" w:sz="4" w:space="0" w:color="888888"/>
-              <w:right w:val="single" w:sz="4" w:space="0" w:color="888888"/>
-            </w:tcBorders>
-          </w:tcPr>
-          <w:p>
-            <w:pPr>
-              <w:jc w:val="center"/>
-            </w:pPr>
-            <w:r>
-              <w:rPr>
-                <w:rFonts w:ascii="Calibri" w:hAnsi="Calibri"/>
-                <w:sz w:val="18"/>
-              </w:rPr>
-              <w:t>20</w:t>
-            </w:r>
-          </w:p>
-        </w:tc>
-        <w:tc>
-          <w:tcPr>
-            <w:tcW w:type="dxa" w:w="7632"/>
-            <w:tcMar>
-              <w:top w:w="80" w:type="dxa"/>
-              <w:bottom w:w="80" w:type="dxa"/>
-              <w:left w:w="120" w:type="dxa"/>
-              <w:right w:w="120" w:type="dxa"/>
-            </w:tcMar>
-            <w:tcBorders>
-              <w:top w:val="single" w:sz="4" w:space="0" w:color="888888"/>
-              <w:left w:val="single" w:sz="4" w:space="0" w:color="888888"/>
-              <w:bottom w:val="single" w:sz="4" w:space="0" w:color="888888"/>
-              <w:right w:val="single" w:sz="4" w:space="0" w:color="888888"/>
-            </w:tcBorders>
-          </w:tcPr>
-          <w:p>
-            <w:r>
-              <w:rPr>
-                <w:rFonts w:ascii="Calibri" w:hAnsi="Calibri"/>
-                <w:sz w:val="18"/>
-              </w:rPr>
-              <w:t>In FinSight, when predicting 6 Indian tax brackets under Section 115BAC (0-3L, 3-7L, 7-10L, 10-12L, 12-15L, &gt;15L), which multi-class formulation is natively used by scikit-learn?</w:t>
-              <w:br/>
-              <w:t>A) Binary thresholding</w:t>
-              <w:br/>
-              <w:t>B) Multinomial Logistic Regression with Cross-Entropy Loss / Softmax</w:t>
-              <w:br/>
-              <w:t>C) Linear discriminant regression</w:t>
-              <w:br/>
-              <w:t>D) K-Means clustering assignment</w:t>
-              <w:br/>
-              <w:t>ANSWER: B</w:t>
             </w:r>
           </w:p>
         </w:tc>
@@ -5561,15 +5561,140 @@
                 <w:rFonts w:ascii="Calibri" w:hAnsi="Calibri"/>
                 <w:sz w:val="18"/>
               </w:rPr>
-              <w:t>What type of machine learning model is a Decision Tree?</w:t>
+              <w:t>What is a Decision Tree?</w:t>
               <w:br/>
-              <w:t>A) An unsupervised clustering algorithm</w:t>
+              <w:t>A) A tree-structured supervised machine learning model that makes decisions using simple IF-THEN rules on feature values</w:t>
               <w:br/>
-              <w:t>B) A non-parametric supervised learning algorithm used for both classification and regression tasks</w:t>
+              <w:t>B) A circular neural network</w:t>
               <w:br/>
-              <w:t>C) A linear dimensionality reduction method</w:t>
+              <w:t>C) A database indexing structure only</w:t>
               <w:br/>
-              <w:t>D) A reinforcement learning policy iterator</w:t>
+              <w:t>D) An unsupervised clustering algorithm</w:t>
+              <w:br/>
+              <w:t>ANSWER: A</w:t>
+            </w:r>
+          </w:p>
+        </w:tc>
+        <w:tc>
+          <w:tcPr>
+            <w:tcW w:type="dxa" w:w="864"/>
+            <w:tcMar>
+              <w:top w:w="80" w:type="dxa"/>
+              <w:bottom w:w="80" w:type="dxa"/>
+              <w:left w:w="120" w:type="dxa"/>
+              <w:right w:w="120" w:type="dxa"/>
+            </w:tcMar>
+            <w:tcBorders>
+              <w:top w:val="single" w:sz="4" w:space="0" w:color="888888"/>
+              <w:left w:val="single" w:sz="4" w:space="0" w:color="888888"/>
+              <w:bottom w:val="single" w:sz="4" w:space="0" w:color="888888"/>
+              <w:right w:val="single" w:sz="4" w:space="0" w:color="888888"/>
+            </w:tcBorders>
+          </w:tcPr>
+          <w:p>
+            <w:pPr>
+              <w:jc w:val="center"/>
+            </w:pPr>
+            <w:r>
+              <w:rPr>
+                <w:rFonts w:ascii="Calibri" w:hAnsi="Calibri"/>
+                <w:sz w:val="18"/>
+              </w:rPr>
+              <w:t>CO3</w:t>
+            </w:r>
+          </w:p>
+        </w:tc>
+        <w:tc>
+          <w:tcPr>
+            <w:tcW w:type="dxa" w:w="1008"/>
+            <w:tcMar>
+              <w:top w:w="80" w:type="dxa"/>
+              <w:bottom w:w="80" w:type="dxa"/>
+              <w:left w:w="120" w:type="dxa"/>
+              <w:right w:w="120" w:type="dxa"/>
+            </w:tcMar>
+            <w:tcBorders>
+              <w:top w:val="single" w:sz="4" w:space="0" w:color="888888"/>
+              <w:left w:val="single" w:sz="4" w:space="0" w:color="888888"/>
+              <w:bottom w:val="single" w:sz="4" w:space="0" w:color="888888"/>
+              <w:right w:val="single" w:sz="4" w:space="0" w:color="888888"/>
+            </w:tcBorders>
+          </w:tcPr>
+          <w:p>
+            <w:pPr>
+              <w:jc w:val="center"/>
+            </w:pPr>
+            <w:r>
+              <w:rPr>
+                <w:rFonts w:ascii="Calibri" w:hAnsi="Calibri"/>
+                <w:sz w:val="18"/>
+              </w:rPr>
+              <w:t>K1</w:t>
+            </w:r>
+          </w:p>
+        </w:tc>
+      </w:tr>
+      <w:tr>
+        <w:tc>
+          <w:tcPr>
+            <w:tcW w:type="dxa" w:w="864"/>
+            <w:tcMar>
+              <w:top w:w="80" w:type="dxa"/>
+              <w:bottom w:w="80" w:type="dxa"/>
+              <w:left w:w="120" w:type="dxa"/>
+              <w:right w:w="120" w:type="dxa"/>
+            </w:tcMar>
+            <w:tcBorders>
+              <w:top w:val="single" w:sz="4" w:space="0" w:color="888888"/>
+              <w:left w:val="single" w:sz="4" w:space="0" w:color="888888"/>
+              <w:bottom w:val="single" w:sz="4" w:space="0" w:color="888888"/>
+              <w:right w:val="single" w:sz="4" w:space="0" w:color="888888"/>
+            </w:tcBorders>
+          </w:tcPr>
+          <w:p>
+            <w:pPr>
+              <w:jc w:val="center"/>
+            </w:pPr>
+            <w:r>
+              <w:rPr>
+                <w:rFonts w:ascii="Calibri" w:hAnsi="Calibri"/>
+                <w:sz w:val="18"/>
+              </w:rPr>
+              <w:t>2</w:t>
+            </w:r>
+          </w:p>
+        </w:tc>
+        <w:tc>
+          <w:tcPr>
+            <w:tcW w:type="dxa" w:w="7632"/>
+            <w:tcMar>
+              <w:top w:w="80" w:type="dxa"/>
+              <w:bottom w:w="80" w:type="dxa"/>
+              <w:left w:w="120" w:type="dxa"/>
+              <w:right w:w="120" w:type="dxa"/>
+            </w:tcMar>
+            <w:tcBorders>
+              <w:top w:val="single" w:sz="4" w:space="0" w:color="888888"/>
+              <w:left w:val="single" w:sz="4" w:space="0" w:color="888888"/>
+              <w:bottom w:val="single" w:sz="4" w:space="0" w:color="888888"/>
+              <w:right w:val="single" w:sz="4" w:space="0" w:color="888888"/>
+            </w:tcBorders>
+          </w:tcPr>
+          <w:p>
+            <w:r>
+              <w:rPr>
+                <w:rFonts w:ascii="Calibri" w:hAnsi="Calibri"/>
+                <w:sz w:val="18"/>
+              </w:rPr>
+              <w:t>In a Decision Tree, what is the topmost node called?</w:t>
+              <w:br/>
+              <w:t>A) Leaf Node</w:t>
+              <w:br/>
+              <w:t>B) Root Node</w:t>
+              <w:br/>
+              <w:t>C) Child Node</w:t>
+              <w:br/>
+              <w:t>D) Sibling Node</w:t>
               <w:br/>
               <w:t>ANSWER: B</w:t>
             </w:r>
@@ -5660,7 +5785,7 @@
                 <w:rFonts w:ascii="Calibri" w:hAnsi="Calibri"/>
                 <w:sz w:val="18"/>
               </w:rPr>
-              <w:t>2</w:t>
+              <w:t>3</w:t>
             </w:r>
           </w:p>
         </w:tc>
@@ -5686,17 +5811,17 @@
                 <w:rFonts w:ascii="Calibri" w:hAnsi="Calibri"/>
                 <w:sz w:val="18"/>
               </w:rPr>
-              <w:t>In a decision tree structure, what do the internal nodes and leaf nodes represent respectively?</w:t>
+              <w:t>What do the Leaf Nodes (terminal nodes) in a Decision Tree represent?</w:t>
               <w:br/>
-              <w:t>A) Leaf nodes test features; internal nodes contain target class labels</w:t>
+              <w:t>A) The final class prediction or predicted continuous value</w:t>
               <w:br/>
-              <w:t>B) Internal nodes test conditions on features; leaf nodes represent final class predictions or continuous values</w:t>
+              <w:t>B) The input feature names</w:t>
               <w:br/>
-              <w:t>C) Internal nodes store principal components; leaf nodes store cluster centroids</w:t>
+              <w:t>C) The learning rate</w:t>
               <w:br/>
-              <w:t>D) Internal nodes compute gradient loss; leaf nodes compute learning rate</w:t>
+              <w:t>D) The database connection string</w:t>
               <w:br/>
-              <w:t>ANSWER: B</w:t>
+              <w:t>ANSWER: A</w:t>
             </w:r>
           </w:p>
         </w:tc>
@@ -5785,7 +5910,7 @@
                 <w:rFonts w:ascii="Calibri" w:hAnsi="Calibri"/>
                 <w:sz w:val="18"/>
               </w:rPr>
-              <w:t>3</w:t>
+              <w:t>4</w:t>
             </w:r>
           </w:p>
         </w:tc>
@@ -5811,17 +5936,142 @@
                 <w:rFonts w:ascii="Calibri" w:hAnsi="Calibri"/>
                 <w:sz w:val="18"/>
               </w:rPr>
-              <w:t>What is the mathematical definition of Shannon Entropy H(S) for a dataset S with K target classes and class probabilities p_i?</w:t>
+              <w:t>What does Shannon Entropy measure in a dataset?</w:t>
               <w:br/>
-              <w:t>A) H(S) = sum_{i=1}^K p_i^2</w:t>
+              <w:t>A) The impurity, disorder, or uncertainty in a set of data samples</w:t>
               <w:br/>
-              <w:t>B) H(S) = -sum_{i=1}^K p_i * log_2(p_i)</w:t>
+              <w:t>B) The execution speed in milliseconds</w:t>
+              <w:br/>
+              <w:t>C) The physical file size on disk</w:t>
+              <w:br/>
+              <w:t>D) The average bank balance</w:t>
+              <w:br/>
+              <w:t>ANSWER: A</w:t>
+            </w:r>
+          </w:p>
+        </w:tc>
+        <w:tc>
+          <w:tcPr>
+            <w:tcW w:type="dxa" w:w="864"/>
+            <w:tcMar>
+              <w:top w:w="80" w:type="dxa"/>
+              <w:bottom w:w="80" w:type="dxa"/>
+              <w:left w:w="120" w:type="dxa"/>
+              <w:right w:w="120" w:type="dxa"/>
+            </w:tcMar>
+            <w:tcBorders>
+              <w:top w:val="single" w:sz="4" w:space="0" w:color="888888"/>
+              <w:left w:val="single" w:sz="4" w:space="0" w:color="888888"/>
+              <w:bottom w:val="single" w:sz="4" w:space="0" w:color="888888"/>
+              <w:right w:val="single" w:sz="4" w:space="0" w:color="888888"/>
+            </w:tcBorders>
+          </w:tcPr>
+          <w:p>
+            <w:pPr>
+              <w:jc w:val="center"/>
+            </w:pPr>
+            <w:r>
+              <w:rPr>
+                <w:rFonts w:ascii="Calibri" w:hAnsi="Calibri"/>
+                <w:sz w:val="18"/>
+              </w:rPr>
+              <w:t>CO3</w:t>
+            </w:r>
+          </w:p>
+        </w:tc>
+        <w:tc>
+          <w:tcPr>
+            <w:tcW w:type="dxa" w:w="1008"/>
+            <w:tcMar>
+              <w:top w:w="80" w:type="dxa"/>
+              <w:bottom w:w="80" w:type="dxa"/>
+              <w:left w:w="120" w:type="dxa"/>
+              <w:right w:w="120" w:type="dxa"/>
+            </w:tcMar>
+            <w:tcBorders>
+              <w:top w:val="single" w:sz="4" w:space="0" w:color="888888"/>
+              <w:left w:val="single" w:sz="4" w:space="0" w:color="888888"/>
+              <w:bottom w:val="single" w:sz="4" w:space="0" w:color="888888"/>
+              <w:right w:val="single" w:sz="4" w:space="0" w:color="888888"/>
+            </w:tcBorders>
+          </w:tcPr>
+          <w:p>
+            <w:pPr>
+              <w:jc w:val="center"/>
+            </w:pPr>
+            <w:r>
+              <w:rPr>
+                <w:rFonts w:ascii="Calibri" w:hAnsi="Calibri"/>
+                <w:sz w:val="18"/>
+              </w:rPr>
+              <w:t>K1</w:t>
+            </w:r>
+          </w:p>
+        </w:tc>
+      </w:tr>
+      <w:tr>
+        <w:tc>
+          <w:tcPr>
+            <w:tcW w:type="dxa" w:w="864"/>
+            <w:tcMar>
+              <w:top w:w="80" w:type="dxa"/>
+              <w:bottom w:w="80" w:type="dxa"/>
+              <w:left w:w="120" w:type="dxa"/>
+              <w:right w:w="120" w:type="dxa"/>
+            </w:tcMar>
+            <w:tcBorders>
+              <w:top w:val="single" w:sz="4" w:space="0" w:color="888888"/>
+              <w:left w:val="single" w:sz="4" w:space="0" w:color="888888"/>
+              <w:bottom w:val="single" w:sz="4" w:space="0" w:color="888888"/>
+              <w:right w:val="single" w:sz="4" w:space="0" w:color="888888"/>
+            </w:tcBorders>
+          </w:tcPr>
+          <w:p>
+            <w:pPr>
+              <w:jc w:val="center"/>
+            </w:pPr>
+            <w:r>
+              <w:rPr>
+                <w:rFonts w:ascii="Calibri" w:hAnsi="Calibri"/>
+                <w:sz w:val="18"/>
+              </w:rPr>
+              <w:t>5</w:t>
+            </w:r>
+          </w:p>
+        </w:tc>
+        <w:tc>
+          <w:tcPr>
+            <w:tcW w:type="dxa" w:w="7632"/>
+            <w:tcMar>
+              <w:top w:w="80" w:type="dxa"/>
+              <w:bottom w:w="80" w:type="dxa"/>
+              <w:left w:w="120" w:type="dxa"/>
+              <w:right w:w="120" w:type="dxa"/>
+            </w:tcMar>
+            <w:tcBorders>
+              <w:top w:val="single" w:sz="4" w:space="0" w:color="888888"/>
+              <w:left w:val="single" w:sz="4" w:space="0" w:color="888888"/>
+              <w:bottom w:val="single" w:sz="4" w:space="0" w:color="888888"/>
+              <w:right w:val="single" w:sz="4" w:space="0" w:color="888888"/>
+            </w:tcBorders>
+          </w:tcPr>
+          <w:p>
+            <w:r>
+              <w:rPr>
+                <w:rFonts w:ascii="Calibri" w:hAnsi="Calibri"/>
+                <w:sz w:val="18"/>
+              </w:rPr>
+              <w:t>What is the formula for Shannon Entropy H(S) with class probabilities p_i?</w:t>
+              <w:br/>
+              <w:t>A) H(S) = -sum p_i * log_2(p_i)</w:t>
+              <w:br/>
+              <w:t>B) H(S) = sum p_i^2</w:t>
               <w:br/>
               <w:t>C) H(S) = 1 - max(p_i)</w:t>
               <w:br/>
-              <w:t>D) H(S) = sum_{i=1}^K (p_i - 1/K)^2</w:t>
+              <w:t>D) H(S) = sum p_i</w:t>
               <w:br/>
-              <w:t>ANSWER: B</w:t>
+              <w:t>ANSWER: A</w:t>
             </w:r>
           </w:p>
         </w:tc>
@@ -5910,7 +6160,7 @@
                 <w:rFonts w:ascii="Calibri" w:hAnsi="Calibri"/>
                 <w:sz w:val="18"/>
               </w:rPr>
-              <w:t>4</w:t>
+              <w:t>6</w:t>
             </w:r>
           </w:p>
         </w:tc>
@@ -5936,17 +6186,17 @@
                 <w:rFonts w:ascii="Calibri" w:hAnsi="Calibri"/>
                 <w:sz w:val="18"/>
               </w:rPr>
-              <w:t>What is the value of Entropy for a completely pure node where all financial transactions belong to a single class (e.g., all Non-Taxable)?</w:t>
+              <w:t>What is the Entropy of a node where ALL samples belong to the SAME class (completely pure)?</w:t>
               <w:br/>
-              <w:t>A) 1.0</w:t>
+              <w:t>A) 0.0 (Zero uncertainty)</w:t>
               <w:br/>
-              <w:t>B) 0.0</w:t>
+              <w:t>B) 1.0</w:t>
               <w:br/>
               <w:t>C) 0.5</w:t>
               <w:br/>
               <w:t>D) infinity</w:t>
               <w:br/>
-              <w:t>ANSWER: B</w:t>
+              <w:t>ANSWER: A</w:t>
             </w:r>
           </w:p>
         </w:tc>
@@ -6035,7 +6285,7 @@
                 <w:rFonts w:ascii="Calibri" w:hAnsi="Calibri"/>
                 <w:sz w:val="18"/>
               </w:rPr>
-              <w:t>5</w:t>
+              <w:t>7</w:t>
             </w:r>
           </w:p>
         </w:tc>
@@ -6061,15 +6311,390 @@
                 <w:rFonts w:ascii="Calibri" w:hAnsi="Calibri"/>
                 <w:sz w:val="18"/>
               </w:rPr>
-              <w:t>What is the formula for the Gini Impurity of a node with class probabilities p_i?</w:t>
+              <w:t>What is the formula for Gini Impurity?</w:t>
               <w:br/>
-              <w:t>A) Gini(S) = -sum p_i * ln(p_i)</w:t>
+              <w:t>A) Gini(S) = 1 - sum p_i^2</w:t>
               <w:br/>
-              <w:t>B) Gini(S) = 1 - sum_{i=1}^K p_i^2</w:t>
+              <w:t>B) Gini(S) = sum p_i * log(p_i)</w:t>
               <w:br/>
-              <w:t>C) Gini(S) = sum p_i / K</w:t>
+              <w:t>C) Gini(S) = max(p_i) / min(p_i)</w:t>
               <w:br/>
-              <w:t>D) Gini(S) = max(p_i) - min(p_i)</w:t>
+              <w:t>D) Gini(S) = sum (p_i - 0.5)^2</w:t>
+              <w:br/>
+              <w:t>ANSWER: A</w:t>
+            </w:r>
+          </w:p>
+        </w:tc>
+        <w:tc>
+          <w:tcPr>
+            <w:tcW w:type="dxa" w:w="864"/>
+            <w:tcMar>
+              <w:top w:w="80" w:type="dxa"/>
+              <w:bottom w:w="80" w:type="dxa"/>
+              <w:left w:w="120" w:type="dxa"/>
+              <w:right w:w="120" w:type="dxa"/>
+            </w:tcMar>
+            <w:tcBorders>
+              <w:top w:val="single" w:sz="4" w:space="0" w:color="888888"/>
+              <w:left w:val="single" w:sz="4" w:space="0" w:color="888888"/>
+              <w:bottom w:val="single" w:sz="4" w:space="0" w:color="888888"/>
+              <w:right w:val="single" w:sz="4" w:space="0" w:color="888888"/>
+            </w:tcBorders>
+          </w:tcPr>
+          <w:p>
+            <w:pPr>
+              <w:jc w:val="center"/>
+            </w:pPr>
+            <w:r>
+              <w:rPr>
+                <w:rFonts w:ascii="Calibri" w:hAnsi="Calibri"/>
+                <w:sz w:val="18"/>
+              </w:rPr>
+              <w:t>CO3</w:t>
+            </w:r>
+          </w:p>
+        </w:tc>
+        <w:tc>
+          <w:tcPr>
+            <w:tcW w:type="dxa" w:w="1008"/>
+            <w:tcMar>
+              <w:top w:w="80" w:type="dxa"/>
+              <w:bottom w:w="80" w:type="dxa"/>
+              <w:left w:w="120" w:type="dxa"/>
+              <w:right w:w="120" w:type="dxa"/>
+            </w:tcMar>
+            <w:tcBorders>
+              <w:top w:val="single" w:sz="4" w:space="0" w:color="888888"/>
+              <w:left w:val="single" w:sz="4" w:space="0" w:color="888888"/>
+              <w:bottom w:val="single" w:sz="4" w:space="0" w:color="888888"/>
+              <w:right w:val="single" w:sz="4" w:space="0" w:color="888888"/>
+            </w:tcBorders>
+          </w:tcPr>
+          <w:p>
+            <w:pPr>
+              <w:jc w:val="center"/>
+            </w:pPr>
+            <w:r>
+              <w:rPr>
+                <w:rFonts w:ascii="Calibri" w:hAnsi="Calibri"/>
+                <w:sz w:val="18"/>
+              </w:rPr>
+              <w:t>K1</w:t>
+            </w:r>
+          </w:p>
+        </w:tc>
+      </w:tr>
+      <w:tr>
+        <w:tc>
+          <w:tcPr>
+            <w:tcW w:type="dxa" w:w="864"/>
+            <w:tcMar>
+              <w:top w:w="80" w:type="dxa"/>
+              <w:bottom w:w="80" w:type="dxa"/>
+              <w:left w:w="120" w:type="dxa"/>
+              <w:right w:w="120" w:type="dxa"/>
+            </w:tcMar>
+            <w:tcBorders>
+              <w:top w:val="single" w:sz="4" w:space="0" w:color="888888"/>
+              <w:left w:val="single" w:sz="4" w:space="0" w:color="888888"/>
+              <w:bottom w:val="single" w:sz="4" w:space="0" w:color="888888"/>
+              <w:right w:val="single" w:sz="4" w:space="0" w:color="888888"/>
+            </w:tcBorders>
+          </w:tcPr>
+          <w:p>
+            <w:pPr>
+              <w:jc w:val="center"/>
+            </w:pPr>
+            <w:r>
+              <w:rPr>
+                <w:rFonts w:ascii="Calibri" w:hAnsi="Calibri"/>
+                <w:sz w:val="18"/>
+              </w:rPr>
+              <w:t>8</w:t>
+            </w:r>
+          </w:p>
+        </w:tc>
+        <w:tc>
+          <w:tcPr>
+            <w:tcW w:type="dxa" w:w="7632"/>
+            <w:tcMar>
+              <w:top w:w="80" w:type="dxa"/>
+              <w:bottom w:w="80" w:type="dxa"/>
+              <w:left w:w="120" w:type="dxa"/>
+              <w:right w:w="120" w:type="dxa"/>
+            </w:tcMar>
+            <w:tcBorders>
+              <w:top w:val="single" w:sz="4" w:space="0" w:color="888888"/>
+              <w:left w:val="single" w:sz="4" w:space="0" w:color="888888"/>
+              <w:bottom w:val="single" w:sz="4" w:space="0" w:color="888888"/>
+              <w:right w:val="single" w:sz="4" w:space="0" w:color="888888"/>
+            </w:tcBorders>
+          </w:tcPr>
+          <w:p>
+            <w:r>
+              <w:rPr>
+                <w:rFonts w:ascii="Calibri" w:hAnsi="Calibri"/>
+                <w:sz w:val="18"/>
+              </w:rPr>
+              <w:t>What is Information Gain?</w:t>
+              <w:br/>
+              <w:t>A) The reduction in entropy (uncertainty) achieved after splitting data on a specific feature</w:t>
+              <w:br/>
+              <w:t>B) The memory size gained after compressing data</w:t>
+              <w:br/>
+              <w:t>C) The number of new features created</w:t>
+              <w:br/>
+              <w:t>D) The training time saved</w:t>
+              <w:br/>
+              <w:t>ANSWER: A</w:t>
+            </w:r>
+          </w:p>
+        </w:tc>
+        <w:tc>
+          <w:tcPr>
+            <w:tcW w:type="dxa" w:w="864"/>
+            <w:tcMar>
+              <w:top w:w="80" w:type="dxa"/>
+              <w:bottom w:w="80" w:type="dxa"/>
+              <w:left w:w="120" w:type="dxa"/>
+              <w:right w:w="120" w:type="dxa"/>
+            </w:tcMar>
+            <w:tcBorders>
+              <w:top w:val="single" w:sz="4" w:space="0" w:color="888888"/>
+              <w:left w:val="single" w:sz="4" w:space="0" w:color="888888"/>
+              <w:bottom w:val="single" w:sz="4" w:space="0" w:color="888888"/>
+              <w:right w:val="single" w:sz="4" w:space="0" w:color="888888"/>
+            </w:tcBorders>
+          </w:tcPr>
+          <w:p>
+            <w:pPr>
+              <w:jc w:val="center"/>
+            </w:pPr>
+            <w:r>
+              <w:rPr>
+                <w:rFonts w:ascii="Calibri" w:hAnsi="Calibri"/>
+                <w:sz w:val="18"/>
+              </w:rPr>
+              <w:t>CO3</w:t>
+            </w:r>
+          </w:p>
+        </w:tc>
+        <w:tc>
+          <w:tcPr>
+            <w:tcW w:type="dxa" w:w="1008"/>
+            <w:tcMar>
+              <w:top w:w="80" w:type="dxa"/>
+              <w:bottom w:w="80" w:type="dxa"/>
+              <w:left w:w="120" w:type="dxa"/>
+              <w:right w:w="120" w:type="dxa"/>
+            </w:tcMar>
+            <w:tcBorders>
+              <w:top w:val="single" w:sz="4" w:space="0" w:color="888888"/>
+              <w:left w:val="single" w:sz="4" w:space="0" w:color="888888"/>
+              <w:bottom w:val="single" w:sz="4" w:space="0" w:color="888888"/>
+              <w:right w:val="single" w:sz="4" w:space="0" w:color="888888"/>
+            </w:tcBorders>
+          </w:tcPr>
+          <w:p>
+            <w:pPr>
+              <w:jc w:val="center"/>
+            </w:pPr>
+            <w:r>
+              <w:rPr>
+                <w:rFonts w:ascii="Calibri" w:hAnsi="Calibri"/>
+                <w:sz w:val="18"/>
+              </w:rPr>
+              <w:t>K1</w:t>
+            </w:r>
+          </w:p>
+        </w:tc>
+      </w:tr>
+      <w:tr>
+        <w:tc>
+          <w:tcPr>
+            <w:tcW w:type="dxa" w:w="864"/>
+            <w:tcMar>
+              <w:top w:w="80" w:type="dxa"/>
+              <w:bottom w:w="80" w:type="dxa"/>
+              <w:left w:w="120" w:type="dxa"/>
+              <w:right w:w="120" w:type="dxa"/>
+            </w:tcMar>
+            <w:tcBorders>
+              <w:top w:val="single" w:sz="4" w:space="0" w:color="888888"/>
+              <w:left w:val="single" w:sz="4" w:space="0" w:color="888888"/>
+              <w:bottom w:val="single" w:sz="4" w:space="0" w:color="888888"/>
+              <w:right w:val="single" w:sz="4" w:space="0" w:color="888888"/>
+            </w:tcBorders>
+          </w:tcPr>
+          <w:p>
+            <w:pPr>
+              <w:jc w:val="center"/>
+            </w:pPr>
+            <w:r>
+              <w:rPr>
+                <w:rFonts w:ascii="Calibri" w:hAnsi="Calibri"/>
+                <w:sz w:val="18"/>
+              </w:rPr>
+              <w:t>9</w:t>
+            </w:r>
+          </w:p>
+        </w:tc>
+        <w:tc>
+          <w:tcPr>
+            <w:tcW w:type="dxa" w:w="7632"/>
+            <w:tcMar>
+              <w:top w:w="80" w:type="dxa"/>
+              <w:bottom w:w="80" w:type="dxa"/>
+              <w:left w:w="120" w:type="dxa"/>
+              <w:right w:w="120" w:type="dxa"/>
+            </w:tcMar>
+            <w:tcBorders>
+              <w:top w:val="single" w:sz="4" w:space="0" w:color="888888"/>
+              <w:left w:val="single" w:sz="4" w:space="0" w:color="888888"/>
+              <w:bottom w:val="single" w:sz="4" w:space="0" w:color="888888"/>
+              <w:right w:val="single" w:sz="4" w:space="0" w:color="888888"/>
+            </w:tcBorders>
+          </w:tcPr>
+          <w:p>
+            <w:r>
+              <w:rPr>
+                <w:rFonts w:ascii="Calibri" w:hAnsi="Calibri"/>
+                <w:sz w:val="18"/>
+              </w:rPr>
+              <w:t>Which attribute is selected to split a node in the ID3 algorithm?</w:t>
+              <w:br/>
+              <w:t>A) The feature with the highest Information Gain</w:t>
+              <w:br/>
+              <w:t>B) The feature with the lowest value</w:t>
+              <w:br/>
+              <w:t>C) The first feature in alphabetical order</w:t>
+              <w:br/>
+              <w:t>D) A random feature</w:t>
+              <w:br/>
+              <w:t>ANSWER: A</w:t>
+            </w:r>
+          </w:p>
+        </w:tc>
+        <w:tc>
+          <w:tcPr>
+            <w:tcW w:type="dxa" w:w="864"/>
+            <w:tcMar>
+              <w:top w:w="80" w:type="dxa"/>
+              <w:bottom w:w="80" w:type="dxa"/>
+              <w:left w:w="120" w:type="dxa"/>
+              <w:right w:w="120" w:type="dxa"/>
+            </w:tcMar>
+            <w:tcBorders>
+              <w:top w:val="single" w:sz="4" w:space="0" w:color="888888"/>
+              <w:left w:val="single" w:sz="4" w:space="0" w:color="888888"/>
+              <w:bottom w:val="single" w:sz="4" w:space="0" w:color="888888"/>
+              <w:right w:val="single" w:sz="4" w:space="0" w:color="888888"/>
+            </w:tcBorders>
+          </w:tcPr>
+          <w:p>
+            <w:pPr>
+              <w:jc w:val="center"/>
+            </w:pPr>
+            <w:r>
+              <w:rPr>
+                <w:rFonts w:ascii="Calibri" w:hAnsi="Calibri"/>
+                <w:sz w:val="18"/>
+              </w:rPr>
+              <w:t>CO3</w:t>
+            </w:r>
+          </w:p>
+        </w:tc>
+        <w:tc>
+          <w:tcPr>
+            <w:tcW w:type="dxa" w:w="1008"/>
+            <w:tcMar>
+              <w:top w:w="80" w:type="dxa"/>
+              <w:bottom w:w="80" w:type="dxa"/>
+              <w:left w:w="120" w:type="dxa"/>
+              <w:right w:w="120" w:type="dxa"/>
+            </w:tcMar>
+            <w:tcBorders>
+              <w:top w:val="single" w:sz="4" w:space="0" w:color="888888"/>
+              <w:left w:val="single" w:sz="4" w:space="0" w:color="888888"/>
+              <w:bottom w:val="single" w:sz="4" w:space="0" w:color="888888"/>
+              <w:right w:val="single" w:sz="4" w:space="0" w:color="888888"/>
+            </w:tcBorders>
+          </w:tcPr>
+          <w:p>
+            <w:pPr>
+              <w:jc w:val="center"/>
+            </w:pPr>
+            <w:r>
+              <w:rPr>
+                <w:rFonts w:ascii="Calibri" w:hAnsi="Calibri"/>
+                <w:sz w:val="18"/>
+              </w:rPr>
+              <w:t>K1</w:t>
+            </w:r>
+          </w:p>
+        </w:tc>
+      </w:tr>
+      <w:tr>
+        <w:tc>
+          <w:tcPr>
+            <w:tcW w:type="dxa" w:w="864"/>
+            <w:tcMar>
+              <w:top w:w="80" w:type="dxa"/>
+              <w:bottom w:w="80" w:type="dxa"/>
+              <w:left w:w="120" w:type="dxa"/>
+              <w:right w:w="120" w:type="dxa"/>
+            </w:tcMar>
+            <w:tcBorders>
+              <w:top w:val="single" w:sz="4" w:space="0" w:color="888888"/>
+              <w:left w:val="single" w:sz="4" w:space="0" w:color="888888"/>
+              <w:bottom w:val="single" w:sz="4" w:space="0" w:color="888888"/>
+              <w:right w:val="single" w:sz="4" w:space="0" w:color="888888"/>
+            </w:tcBorders>
+          </w:tcPr>
+          <w:p>
+            <w:pPr>
+              <w:jc w:val="center"/>
+            </w:pPr>
+            <w:r>
+              <w:rPr>
+                <w:rFonts w:ascii="Calibri" w:hAnsi="Calibri"/>
+                <w:sz w:val="18"/>
+              </w:rPr>
+              <w:t>10</w:t>
+            </w:r>
+          </w:p>
+        </w:tc>
+        <w:tc>
+          <w:tcPr>
+            <w:tcW w:type="dxa" w:w="7632"/>
+            <w:tcMar>
+              <w:top w:w="80" w:type="dxa"/>
+              <w:bottom w:w="80" w:type="dxa"/>
+              <w:left w:w="120" w:type="dxa"/>
+              <w:right w:w="120" w:type="dxa"/>
+            </w:tcMar>
+            <w:tcBorders>
+              <w:top w:val="single" w:sz="4" w:space="0" w:color="888888"/>
+              <w:left w:val="single" w:sz="4" w:space="0" w:color="888888"/>
+              <w:bottom w:val="single" w:sz="4" w:space="0" w:color="888888"/>
+              <w:right w:val="single" w:sz="4" w:space="0" w:color="888888"/>
+            </w:tcBorders>
+          </w:tcPr>
+          <w:p>
+            <w:r>
+              <w:rPr>
+                <w:rFonts w:ascii="Calibri" w:hAnsi="Calibri"/>
+                <w:sz w:val="18"/>
+              </w:rPr>
+              <w:t>What problem occurs when standard Information Gain is used on unique ID columns (like Bank Account Number)?</w:t>
+              <w:br/>
+              <w:t>A) It fails to split</w:t>
+              <w:br/>
+              <w:t>B) It selects the ID column because it creates pure single-record leaves, which is useless for general predictions</w:t>
+              <w:br/>
+              <w:t>C) It crashes the computer</w:t>
+              <w:br/>
+              <w:t>D) It outputs negative numbers</w:t>
               <w:br/>
               <w:t>ANSWER: B</w:t>
             </w:r>
@@ -6129,7 +6754,7 @@
                 <w:rFonts w:ascii="Calibri" w:hAnsi="Calibri"/>
                 <w:sz w:val="18"/>
               </w:rPr>
-              <w:t>K1</w:t>
+              <w:t>K2</w:t>
             </w:r>
           </w:p>
         </w:tc>
@@ -6160,7 +6785,7 @@
                 <w:rFonts w:ascii="Calibri" w:hAnsi="Calibri"/>
                 <w:sz w:val="18"/>
               </w:rPr>
-              <w:t>6</w:t>
+              <w:t>11</w:t>
             </w:r>
           </w:p>
         </w:tc>
@@ -6186,17 +6811,17 @@
                 <w:rFonts w:ascii="Calibri" w:hAnsi="Calibri"/>
                 <w:sz w:val="18"/>
               </w:rPr>
-              <w:t>What is the maximum possible Gini Impurity value for a balanced binary classification problem (p_1 = 0.5, p_2 = 0.5)?</w:t>
+              <w:t>How does the C4.5 algorithm fix the bias of Information Gain?</w:t>
               <w:br/>
-              <w:t>A) 1.0</w:t>
+              <w:t>A) By using Gain Ratio (Information Gain divided by Split Information)</w:t>
               <w:br/>
-              <w:t>B) 0.5</w:t>
+              <w:t>B) By deleting all numbers</w:t>
               <w:br/>
-              <w:t>C) 0.25</w:t>
+              <w:t>C) By converting trees to linear regression</w:t>
               <w:br/>
-              <w:t>D) 0.0</w:t>
+              <w:t>D) By using Euclidean distance</w:t>
               <w:br/>
-              <w:t>ANSWER: B</w:t>
+              <w:t>ANSWER: A</w:t>
             </w:r>
           </w:p>
         </w:tc>
@@ -6254,7 +6879,7 @@
                 <w:rFonts w:ascii="Calibri" w:hAnsi="Calibri"/>
                 <w:sz w:val="18"/>
               </w:rPr>
-              <w:t>K2</w:t>
+              <w:t>K1</w:t>
             </w:r>
           </w:p>
         </w:tc>
@@ -6285,7 +6910,7 @@
                 <w:rFonts w:ascii="Calibri" w:hAnsi="Calibri"/>
                 <w:sz w:val="18"/>
               </w:rPr>
-              <w:t>7</w:t>
+              <w:t>12</w:t>
             </w:r>
           </w:p>
         </w:tc>
@@ -6311,17 +6936,17 @@
                 <w:rFonts w:ascii="Calibri" w:hAnsi="Calibri"/>
                 <w:sz w:val="18"/>
               </w:rPr>
-              <w:t>What does Information Gain IG(S, A) measure when splitting dataset S on candidate feature A?</w:t>
+              <w:t>Which decision tree algorithm is used by scikit-learn (supports both classification and regression with binary splits)?</w:t>
               <w:br/>
-              <w:t>A) The increase in dataset memory size after splitting</w:t>
+              <w:t>A) CART (Classification and Regression Trees)</w:t>
               <w:br/>
-              <w:t>B) The expected reduction in entropy achieved by partitioning samples on attribute A: IG(S, A) = H(S) - sum (|S_v| / |S|) * H(S_v)</w:t>
+              <w:t>B) ID3</w:t>
               <w:br/>
-              <w:t>C) The ratio of training error to validation error</w:t>
+              <w:t>C) Apriori</w:t>
               <w:br/>
-              <w:t>D) The correlation coefficient between feature A and the target</w:t>
+              <w:t>D) PageRank</w:t>
               <w:br/>
-              <w:t>ANSWER: B</w:t>
+              <w:t>ANSWER: A</w:t>
             </w:r>
           </w:p>
         </w:tc>
@@ -6379,7 +7004,7 @@
                 <w:rFonts w:ascii="Calibri" w:hAnsi="Calibri"/>
                 <w:sz w:val="18"/>
               </w:rPr>
-              <w:t>K2</w:t>
+              <w:t>K1</w:t>
             </w:r>
           </w:p>
         </w:tc>
@@ -6410,7 +7035,7 @@
                 <w:rFonts w:ascii="Calibri" w:hAnsi="Calibri"/>
                 <w:sz w:val="18"/>
               </w:rPr>
-              <w:t>8</w:t>
+              <w:t>13</w:t>
             </w:r>
           </w:p>
         </w:tc>
@@ -6436,392 +7061,17 @@
                 <w:rFonts w:ascii="Calibri" w:hAnsi="Calibri"/>
                 <w:sz w:val="18"/>
               </w:rPr>
-              <w:t>What is a major limitation of standard Information Gain in the ID3 algorithm when evaluating high-cardinality features (e.g., Transaction ID / PAN Number)?</w:t>
+              <w:t>In a Regression Tree predicting salary or tax amounts, what splitting criterion is minimized?</w:t>
               <w:br/>
-              <w:t>A) It fails to split any nodes</w:t>
+              <w:t>A) Variance Reduction / Mean Squared Error (MSE)</w:t>
               <w:br/>
-              <w:t>B) It heavily biases toward attributes with many distinct unique values, resulting in meaningless pure singleton leaves</w:t>
+              <w:t>B) Gini Impurity</w:t>
               <w:br/>
-              <w:t>C) It requires matrix inversion</w:t>
-              <w:br/>
-              <w:t>D) It can only handle continuous variables</w:t>
-              <w:br/>
-              <w:t>ANSWER: B</w:t>
-            </w:r>
-          </w:p>
-        </w:tc>
-        <w:tc>
-          <w:tcPr>
-            <w:tcW w:type="dxa" w:w="864"/>
-            <w:tcMar>
-              <w:top w:w="80" w:type="dxa"/>
-              <w:bottom w:w="80" w:type="dxa"/>
-              <w:left w:w="120" w:type="dxa"/>
-              <w:right w:w="120" w:type="dxa"/>
-            </w:tcMar>
-            <w:tcBorders>
-              <w:top w:val="single" w:sz="4" w:space="0" w:color="888888"/>
-              <w:left w:val="single" w:sz="4" w:space="0" w:color="888888"/>
-              <w:bottom w:val="single" w:sz="4" w:space="0" w:color="888888"/>
-              <w:right w:val="single" w:sz="4" w:space="0" w:color="888888"/>
-            </w:tcBorders>
-          </w:tcPr>
-          <w:p>
-            <w:pPr>
-              <w:jc w:val="center"/>
-            </w:pPr>
-            <w:r>
-              <w:rPr>
-                <w:rFonts w:ascii="Calibri" w:hAnsi="Calibri"/>
-                <w:sz w:val="18"/>
-              </w:rPr>
-              <w:t>CO3</w:t>
-            </w:r>
-          </w:p>
-        </w:tc>
-        <w:tc>
-          <w:tcPr>
-            <w:tcW w:type="dxa" w:w="1008"/>
-            <w:tcMar>
-              <w:top w:w="80" w:type="dxa"/>
-              <w:bottom w:w="80" w:type="dxa"/>
-              <w:left w:w="120" w:type="dxa"/>
-              <w:right w:w="120" w:type="dxa"/>
-            </w:tcMar>
-            <w:tcBorders>
-              <w:top w:val="single" w:sz="4" w:space="0" w:color="888888"/>
-              <w:left w:val="single" w:sz="4" w:space="0" w:color="888888"/>
-              <w:bottom w:val="single" w:sz="4" w:space="0" w:color="888888"/>
-              <w:right w:val="single" w:sz="4" w:space="0" w:color="888888"/>
-            </w:tcBorders>
-          </w:tcPr>
-          <w:p>
-            <w:pPr>
-              <w:jc w:val="center"/>
-            </w:pPr>
-            <w:r>
-              <w:rPr>
-                <w:rFonts w:ascii="Calibri" w:hAnsi="Calibri"/>
-                <w:sz w:val="18"/>
-              </w:rPr>
-              <w:t>K2</w:t>
-            </w:r>
-          </w:p>
-        </w:tc>
-      </w:tr>
-      <w:tr>
-        <w:tc>
-          <w:tcPr>
-            <w:tcW w:type="dxa" w:w="864"/>
-            <w:tcMar>
-              <w:top w:w="80" w:type="dxa"/>
-              <w:bottom w:w="80" w:type="dxa"/>
-              <w:left w:w="120" w:type="dxa"/>
-              <w:right w:w="120" w:type="dxa"/>
-            </w:tcMar>
-            <w:tcBorders>
-              <w:top w:val="single" w:sz="4" w:space="0" w:color="888888"/>
-              <w:left w:val="single" w:sz="4" w:space="0" w:color="888888"/>
-              <w:bottom w:val="single" w:sz="4" w:space="0" w:color="888888"/>
-              <w:right w:val="single" w:sz="4" w:space="0" w:color="888888"/>
-            </w:tcBorders>
-          </w:tcPr>
-          <w:p>
-            <w:pPr>
-              <w:jc w:val="center"/>
-            </w:pPr>
-            <w:r>
-              <w:rPr>
-                <w:rFonts w:ascii="Calibri" w:hAnsi="Calibri"/>
-                <w:sz w:val="18"/>
-              </w:rPr>
-              <w:t>9</w:t>
-            </w:r>
-          </w:p>
-        </w:tc>
-        <w:tc>
-          <w:tcPr>
-            <w:tcW w:type="dxa" w:w="7632"/>
-            <w:tcMar>
-              <w:top w:w="80" w:type="dxa"/>
-              <w:bottom w:w="80" w:type="dxa"/>
-              <w:left w:w="120" w:type="dxa"/>
-              <w:right w:w="120" w:type="dxa"/>
-            </w:tcMar>
-            <w:tcBorders>
-              <w:top w:val="single" w:sz="4" w:space="0" w:color="888888"/>
-              <w:left w:val="single" w:sz="4" w:space="0" w:color="888888"/>
-              <w:bottom w:val="single" w:sz="4" w:space="0" w:color="888888"/>
-              <w:right w:val="single" w:sz="4" w:space="0" w:color="888888"/>
-            </w:tcBorders>
-          </w:tcPr>
-          <w:p>
-            <w:r>
-              <w:rPr>
-                <w:rFonts w:ascii="Calibri" w:hAnsi="Calibri"/>
-                <w:sz w:val="18"/>
-              </w:rPr>
-              <w:t>How does the C4.5 algorithm overcome the high-cardinality bias of Information Gain?</w:t>
-              <w:br/>
-              <w:t>A) By replacing entropy with Euclidean distance</w:t>
-              <w:br/>
-              <w:t>B) By using Gain Ratio = Information Gain / Split Information (Intrinsic Value)</w:t>
-              <w:br/>
-              <w:t>C) By restricting trees to depth 1</w:t>
-              <w:br/>
-              <w:t>D) By applying L2 weight regularization</w:t>
-              <w:br/>
-              <w:t>ANSWER: B</w:t>
-            </w:r>
-          </w:p>
-        </w:tc>
-        <w:tc>
-          <w:tcPr>
-            <w:tcW w:type="dxa" w:w="864"/>
-            <w:tcMar>
-              <w:top w:w="80" w:type="dxa"/>
-              <w:bottom w:w="80" w:type="dxa"/>
-              <w:left w:w="120" w:type="dxa"/>
-              <w:right w:w="120" w:type="dxa"/>
-            </w:tcMar>
-            <w:tcBorders>
-              <w:top w:val="single" w:sz="4" w:space="0" w:color="888888"/>
-              <w:left w:val="single" w:sz="4" w:space="0" w:color="888888"/>
-              <w:bottom w:val="single" w:sz="4" w:space="0" w:color="888888"/>
-              <w:right w:val="single" w:sz="4" w:space="0" w:color="888888"/>
-            </w:tcBorders>
-          </w:tcPr>
-          <w:p>
-            <w:pPr>
-              <w:jc w:val="center"/>
-            </w:pPr>
-            <w:r>
-              <w:rPr>
-                <w:rFonts w:ascii="Calibri" w:hAnsi="Calibri"/>
-                <w:sz w:val="18"/>
-              </w:rPr>
-              <w:t>CO3</w:t>
-            </w:r>
-          </w:p>
-        </w:tc>
-        <w:tc>
-          <w:tcPr>
-            <w:tcW w:type="dxa" w:w="1008"/>
-            <w:tcMar>
-              <w:top w:w="80" w:type="dxa"/>
-              <w:bottom w:w="80" w:type="dxa"/>
-              <w:left w:w="120" w:type="dxa"/>
-              <w:right w:w="120" w:type="dxa"/>
-            </w:tcMar>
-            <w:tcBorders>
-              <w:top w:val="single" w:sz="4" w:space="0" w:color="888888"/>
-              <w:left w:val="single" w:sz="4" w:space="0" w:color="888888"/>
-              <w:bottom w:val="single" w:sz="4" w:space="0" w:color="888888"/>
-              <w:right w:val="single" w:sz="4" w:space="0" w:color="888888"/>
-            </w:tcBorders>
-          </w:tcPr>
-          <w:p>
-            <w:pPr>
-              <w:jc w:val="center"/>
-            </w:pPr>
-            <w:r>
-              <w:rPr>
-                <w:rFonts w:ascii="Calibri" w:hAnsi="Calibri"/>
-                <w:sz w:val="18"/>
-              </w:rPr>
-              <w:t>K2</w:t>
-            </w:r>
-          </w:p>
-        </w:tc>
-      </w:tr>
-      <w:tr>
-        <w:tc>
-          <w:tcPr>
-            <w:tcW w:type="dxa" w:w="864"/>
-            <w:tcMar>
-              <w:top w:w="80" w:type="dxa"/>
-              <w:bottom w:w="80" w:type="dxa"/>
-              <w:left w:w="120" w:type="dxa"/>
-              <w:right w:w="120" w:type="dxa"/>
-            </w:tcMar>
-            <w:tcBorders>
-              <w:top w:val="single" w:sz="4" w:space="0" w:color="888888"/>
-              <w:left w:val="single" w:sz="4" w:space="0" w:color="888888"/>
-              <w:bottom w:val="single" w:sz="4" w:space="0" w:color="888888"/>
-              <w:right w:val="single" w:sz="4" w:space="0" w:color="888888"/>
-            </w:tcBorders>
-          </w:tcPr>
-          <w:p>
-            <w:pPr>
-              <w:jc w:val="center"/>
-            </w:pPr>
-            <w:r>
-              <w:rPr>
-                <w:rFonts w:ascii="Calibri" w:hAnsi="Calibri"/>
-                <w:sz w:val="18"/>
-              </w:rPr>
-              <w:t>10</w:t>
-            </w:r>
-          </w:p>
-        </w:tc>
-        <w:tc>
-          <w:tcPr>
-            <w:tcW w:type="dxa" w:w="7632"/>
-            <w:tcMar>
-              <w:top w:w="80" w:type="dxa"/>
-              <w:bottom w:w="80" w:type="dxa"/>
-              <w:left w:w="120" w:type="dxa"/>
-              <w:right w:w="120" w:type="dxa"/>
-            </w:tcMar>
-            <w:tcBorders>
-              <w:top w:val="single" w:sz="4" w:space="0" w:color="888888"/>
-              <w:left w:val="single" w:sz="4" w:space="0" w:color="888888"/>
-              <w:bottom w:val="single" w:sz="4" w:space="0" w:color="888888"/>
-              <w:right w:val="single" w:sz="4" w:space="0" w:color="888888"/>
-            </w:tcBorders>
-          </w:tcPr>
-          <w:p>
-            <w:r>
-              <w:rPr>
-                <w:rFonts w:ascii="Calibri" w:hAnsi="Calibri"/>
-                <w:sz w:val="18"/>
-              </w:rPr>
-              <w:t>Which decision tree algorithm is implemented in scikit-learn and constructs binary trees using Gini Impurity (classification) and Mean Squared Error (regression)?</w:t>
-              <w:br/>
-              <w:t>A) ID3</w:t>
-              <w:br/>
-              <w:t>B) CART (Classification and Regression Trees)</w:t>
-              <w:br/>
-              <w:t>C) C4.5</w:t>
-              <w:br/>
-              <w:t>D) CHAID</w:t>
-              <w:br/>
-              <w:t>ANSWER: B</w:t>
-            </w:r>
-          </w:p>
-        </w:tc>
-        <w:tc>
-          <w:tcPr>
-            <w:tcW w:type="dxa" w:w="864"/>
-            <w:tcMar>
-              <w:top w:w="80" w:type="dxa"/>
-              <w:bottom w:w="80" w:type="dxa"/>
-              <w:left w:w="120" w:type="dxa"/>
-              <w:right w:w="120" w:type="dxa"/>
-            </w:tcMar>
-            <w:tcBorders>
-              <w:top w:val="single" w:sz="4" w:space="0" w:color="888888"/>
-              <w:left w:val="single" w:sz="4" w:space="0" w:color="888888"/>
-              <w:bottom w:val="single" w:sz="4" w:space="0" w:color="888888"/>
-              <w:right w:val="single" w:sz="4" w:space="0" w:color="888888"/>
-            </w:tcBorders>
-          </w:tcPr>
-          <w:p>
-            <w:pPr>
-              <w:jc w:val="center"/>
-            </w:pPr>
-            <w:r>
-              <w:rPr>
-                <w:rFonts w:ascii="Calibri" w:hAnsi="Calibri"/>
-                <w:sz w:val="18"/>
-              </w:rPr>
-              <w:t>CO3</w:t>
-            </w:r>
-          </w:p>
-        </w:tc>
-        <w:tc>
-          <w:tcPr>
-            <w:tcW w:type="dxa" w:w="1008"/>
-            <w:tcMar>
-              <w:top w:w="80" w:type="dxa"/>
-              <w:bottom w:w="80" w:type="dxa"/>
-              <w:left w:w="120" w:type="dxa"/>
-              <w:right w:w="120" w:type="dxa"/>
-            </w:tcMar>
-            <w:tcBorders>
-              <w:top w:val="single" w:sz="4" w:space="0" w:color="888888"/>
-              <w:left w:val="single" w:sz="4" w:space="0" w:color="888888"/>
-              <w:bottom w:val="single" w:sz="4" w:space="0" w:color="888888"/>
-              <w:right w:val="single" w:sz="4" w:space="0" w:color="888888"/>
-            </w:tcBorders>
-          </w:tcPr>
-          <w:p>
-            <w:pPr>
-              <w:jc w:val="center"/>
-            </w:pPr>
-            <w:r>
-              <w:rPr>
-                <w:rFonts w:ascii="Calibri" w:hAnsi="Calibri"/>
-                <w:sz w:val="18"/>
-              </w:rPr>
-              <w:t>K1</w:t>
-            </w:r>
-          </w:p>
-        </w:tc>
-      </w:tr>
-      <w:tr>
-        <w:tc>
-          <w:tcPr>
-            <w:tcW w:type="dxa" w:w="864"/>
-            <w:tcMar>
-              <w:top w:w="80" w:type="dxa"/>
-              <w:bottom w:w="80" w:type="dxa"/>
-              <w:left w:w="120" w:type="dxa"/>
-              <w:right w:w="120" w:type="dxa"/>
-            </w:tcMar>
-            <w:tcBorders>
-              <w:top w:val="single" w:sz="4" w:space="0" w:color="888888"/>
-              <w:left w:val="single" w:sz="4" w:space="0" w:color="888888"/>
-              <w:bottom w:val="single" w:sz="4" w:space="0" w:color="888888"/>
-              <w:right w:val="single" w:sz="4" w:space="0" w:color="888888"/>
-            </w:tcBorders>
-          </w:tcPr>
-          <w:p>
-            <w:pPr>
-              <w:jc w:val="center"/>
-            </w:pPr>
-            <w:r>
-              <w:rPr>
-                <w:rFonts w:ascii="Calibri" w:hAnsi="Calibri"/>
-                <w:sz w:val="18"/>
-              </w:rPr>
-              <w:t>11</w:t>
-            </w:r>
-          </w:p>
-        </w:tc>
-        <w:tc>
-          <w:tcPr>
-            <w:tcW w:type="dxa" w:w="7632"/>
-            <w:tcMar>
-              <w:top w:w="80" w:type="dxa"/>
-              <w:bottom w:w="80" w:type="dxa"/>
-              <w:left w:w="120" w:type="dxa"/>
-              <w:right w:w="120" w:type="dxa"/>
-            </w:tcMar>
-            <w:tcBorders>
-              <w:top w:val="single" w:sz="4" w:space="0" w:color="888888"/>
-              <w:left w:val="single" w:sz="4" w:space="0" w:color="888888"/>
-              <w:bottom w:val="single" w:sz="4" w:space="0" w:color="888888"/>
-              <w:right w:val="single" w:sz="4" w:space="0" w:color="888888"/>
-            </w:tcBorders>
-          </w:tcPr>
-          <w:p>
-            <w:r>
-              <w:rPr>
-                <w:rFonts w:ascii="Calibri" w:hAnsi="Calibri"/>
-                <w:sz w:val="18"/>
-              </w:rPr>
-              <w:t>In a Regression Tree predicting employee annual salary, what splitting criterion is minimized at each decision split?</w:t>
-              <w:br/>
-              <w:t>A) Gini Impurity</w:t>
-              <w:br/>
-              <w:t>B) Mean Squared Error / Total Variance Reduction: sum (y_L - y_bar_L)^2 + sum (y_R - y_bar_R)^2</w:t>
-              <w:br/>
-              <w:t>C) Cross-Entropy</w:t>
+              <w:t>C) Information Gain</w:t>
               <w:br/>
               <w:t>D) Silhouette Score</w:t>
               <w:br/>
-              <w:t>ANSWER: B</w:t>
+              <w:t>ANSWER: A</w:t>
             </w:r>
           </w:p>
         </w:tc>
@@ -6910,7 +7160,7 @@
                 <w:rFonts w:ascii="Calibri" w:hAnsi="Calibri"/>
                 <w:sz w:val="18"/>
               </w:rPr>
-              <w:t>12</w:t>
+              <w:t>14</w:t>
             </w:r>
           </w:p>
         </w:tc>
@@ -6936,17 +7186,17 @@
                 <w:rFonts w:ascii="Calibri" w:hAnsi="Calibri"/>
                 <w:sz w:val="18"/>
               </w:rPr>
-              <w:t>What value is assigned as the prediction at a leaf node in a Regression Tree?</w:t>
+              <w:t>What is the predicted value at the leaf node of a Regression Tree?</w:t>
               <w:br/>
-              <w:t>A) The median of input feature x_1</w:t>
+              <w:t>A) The mean (average) of the target values of all training samples in that leaf node</w:t>
               <w:br/>
-              <w:t>B) The mean (average) of the target values y of all training samples falling into that leaf node</w:t>
+              <w:t>B) The maximum value</w:t>
               <w:br/>
-              <w:t>C) The highest class probability</w:t>
+              <w:t>C) Zero</w:t>
               <w:br/>
-              <w:t>D) The gradient of the loss function</w:t>
+              <w:t>D) The square root of inputs</w:t>
               <w:br/>
-              <w:t>ANSWER: B</w:t>
+              <w:t>ANSWER: A</w:t>
             </w:r>
           </w:p>
         </w:tc>
@@ -7035,7 +7285,7 @@
                 <w:rFonts w:ascii="Calibri" w:hAnsi="Calibri"/>
                 <w:sz w:val="18"/>
               </w:rPr>
-              <w:t>13</w:t>
+              <w:t>15</w:t>
             </w:r>
           </w:p>
         </w:tc>
@@ -7061,17 +7311,17 @@
                 <w:rFonts w:ascii="Calibri" w:hAnsi="Calibri"/>
                 <w:sz w:val="18"/>
               </w:rPr>
-              <w:t>What is the primary cause of Overfitting in unconstrained Decision Trees?</w:t>
+              <w:t>Why do fully grown, deep decision trees often suffer from Overfitting?</w:t>
               <w:br/>
-              <w:t>A) The tree is too shallow to capture linear trends</w:t>
+              <w:t>A) Because they create too many complex branches that memorize training noise and outliers</w:t>
               <w:br/>
-              <w:t>B) The tree grows deeply to fit individual training outliers and noise, creating overly complex and fragmented decision regions</w:t>
+              <w:t>B) Because trees cannot handle numbers</w:t>
               <w:br/>
-              <w:t>C) Features are not normalized to zero mean</w:t>
+              <w:t>C) Because trees have high bias</w:t>
               <w:br/>
-              <w:t>D) Learning rate alpha is too small</w:t>
+              <w:t>D) Because trees run too fast</w:t>
               <w:br/>
-              <w:t>ANSWER: B</w:t>
+              <w:t>ANSWER: A</w:t>
             </w:r>
           </w:p>
         </w:tc>
@@ -7160,7 +7410,7 @@
                 <w:rFonts w:ascii="Calibri" w:hAnsi="Calibri"/>
                 <w:sz w:val="18"/>
               </w:rPr>
-              <w:t>14</w:t>
+              <w:t>16</w:t>
             </w:r>
           </w:p>
         </w:tc>
@@ -7186,17 +7436,17 @@
                 <w:rFonts w:ascii="Calibri" w:hAnsi="Calibri"/>
                 <w:sz w:val="18"/>
               </w:rPr>
-              <w:t>Which of the following is a Pre-pruning (early stopping) hyperparameter in scikit-learn's DecisionTreeClassifier?</w:t>
+              <w:t>What is Pre-Pruning (Early Stopping) in decision trees?</w:t>
               <w:br/>
-              <w:t>A) ccp_alpha</w:t>
+              <w:t>A) Stopping the tree from growing further by setting parameters like max_depth, min_samples_split, or min_samples_leaf</w:t>
               <w:br/>
-              <w:t>B) max_depth / min_samples_split / min_samples_leaf</w:t>
+              <w:t>B) Cutting branches after the entire tree is fully built</w:t>
               <w:br/>
-              <w:t>C) learning_rate</w:t>
+              <w:t>C) Deleting the dataset before training</w:t>
               <w:br/>
-              <w:t>D) n_components</w:t>
+              <w:t>D) Shuffling columns randomly</w:t>
               <w:br/>
-              <w:t>ANSWER: B</w:t>
+              <w:t>ANSWER: A</w:t>
             </w:r>
           </w:p>
         </w:tc>
@@ -7285,7 +7535,7 @@
                 <w:rFonts w:ascii="Calibri" w:hAnsi="Calibri"/>
                 <w:sz w:val="18"/>
               </w:rPr>
-              <w:t>15</w:t>
+              <w:t>17</w:t>
             </w:r>
           </w:p>
         </w:tc>
@@ -7311,15 +7561,15 @@
                 <w:rFonts w:ascii="Calibri" w:hAnsi="Calibri"/>
                 <w:sz w:val="18"/>
               </w:rPr>
-              <w:t>In Cost-Complexity Post-Pruning (ccp_alpha), what does the cost complexity measure R_alpha(T) represent?</w:t>
+              <w:t>What is Post-Pruning (Cost-Complexity Pruning)?</w:t>
               <w:br/>
-              <w:t>A) R_alpha(T) = R(T) + alpha * |T|, where R(T) is training error and |T| is the number of terminal leaf nodes</w:t>
+              <w:t>A) Growing the full tree first, and then trimming back unnecessary branches that do not improve validation accuracy</w:t>
               <w:br/>
-              <w:t>B) R_alpha(T) = R(T) * e^(-alpha)</w:t>
+              <w:t>B) Training a second linear regression model</w:t>
               <w:br/>
-              <w:t>C) R_alpha(T) = alpha * (X^T * X)^(-1)</w:t>
+              <w:t>C) Setting learning rate to zero</w:t>
               <w:br/>
-              <w:t>D) R_alpha(T) = max(0, 1 - alpha * R(T))</w:t>
+              <w:t>D) Replacing leaves with random numbers</w:t>
               <w:br/>
               <w:t>ANSWER: A</w:t>
             </w:r>
@@ -7379,7 +7629,7 @@
                 <w:rFonts w:ascii="Calibri" w:hAnsi="Calibri"/>
                 <w:sz w:val="18"/>
               </w:rPr>
-              <w:t>K2</w:t>
+              <w:t>K1</w:t>
             </w:r>
           </w:p>
         </w:tc>
@@ -7410,7 +7660,7 @@
                 <w:rFonts w:ascii="Calibri" w:hAnsi="Calibri"/>
                 <w:sz w:val="18"/>
               </w:rPr>
-              <w:t>16</w:t>
+              <w:t>18</w:t>
             </w:r>
           </w:p>
         </w:tc>
@@ -7436,17 +7686,17 @@
                 <w:rFonts w:ascii="Calibri" w:hAnsi="Calibri"/>
                 <w:sz w:val="18"/>
               </w:rPr>
-              <w:t>How do decision trees handle continuous numerical features (such as Monthly Debits in FinSight)?</w:t>
+              <w:t>Why are Decision Trees called 'White-Box' (interpretable) models in banking and finance?</w:t>
               <w:br/>
-              <w:t>A) They cannot process continuous features</w:t>
+              <w:t>A) Because every decision can be easily visualized and understood as clear IF-THEN rules</w:t>
               <w:br/>
-              <w:t>B) They sort feature values, test candidate split thresholds between adjacent distinct values, and select the threshold maximizing impurity reduction</w:t>
+              <w:t>B) Because tree diagrams use white backgrounds</w:t>
               <w:br/>
-              <w:t>C) They convert all continuous numbers to binary strings</w:t>
+              <w:t>C) Because they only accept positive numbers</w:t>
               <w:br/>
-              <w:t>D) They project values onto the first principal component</w:t>
+              <w:t>D) Because they do not use math</w:t>
               <w:br/>
-              <w:t>ANSWER: B</w:t>
+              <w:t>ANSWER: A</w:t>
             </w:r>
           </w:p>
         </w:tc>
@@ -7504,7 +7754,7 @@
                 <w:rFonts w:ascii="Calibri" w:hAnsi="Calibri"/>
                 <w:sz w:val="18"/>
               </w:rPr>
-              <w:t>K2</w:t>
+              <w:t>K1</w:t>
             </w:r>
           </w:p>
         </w:tc>
@@ -7535,7 +7785,7 @@
                 <w:rFonts w:ascii="Calibri" w:hAnsi="Calibri"/>
                 <w:sz w:val="18"/>
               </w:rPr>
-              <w:t>17</w:t>
+              <w:t>19</w:t>
             </w:r>
           </w:p>
         </w:tc>
@@ -7561,17 +7811,17 @@
                 <w:rFonts w:ascii="Calibri" w:hAnsi="Calibri"/>
                 <w:sz w:val="18"/>
               </w:rPr>
-              <w:t>Why are Decision Trees considered highly interpretable / 'white-box' models in banking and financial audit compliance?</w:t>
+              <w:t>In FinSight, which rule represents Section 87A Tax Rebate eligibility extracted by a Decision Tree?</w:t>
               <w:br/>
-              <w:t>A) They produce dense weight vectors that can be encrypted</w:t>
+              <w:t>A) IF Taxable_Income &lt;= Rs. 7,00,000 THEN Tax_Rebate = Full (Tax = 0)</w:t>
               <w:br/>
-              <w:t>B) Decision logic can be directly visualized and transcribed into explicit human-readable IF-THEN rules</w:t>
+              <w:t>B) IF Income &gt; 50 Lakhs THEN Tax = 0</w:t>
               <w:br/>
-              <w:t>C) They rely exclusively on linear matrix algebra</w:t>
+              <w:t>C) IF Age &lt; 18 THEN Tax = 50%</w:t>
               <w:br/>
-              <w:t>D) They do not require any training data</w:t>
+              <w:t>D) IF Debit_Count == 0 THEN Tax = 10%</w:t>
               <w:br/>
-              <w:t>ANSWER: B</w:t>
+              <w:t>ANSWER: A</w:t>
             </w:r>
           </w:p>
         </w:tc>
@@ -7629,7 +7879,7 @@
                 <w:rFonts w:ascii="Calibri" w:hAnsi="Calibri"/>
                 <w:sz w:val="18"/>
               </w:rPr>
-              <w:t>K1</w:t>
+              <w:t>K2</w:t>
             </w:r>
           </w:p>
         </w:tc>
@@ -7660,7 +7910,7 @@
                 <w:rFonts w:ascii="Calibri" w:hAnsi="Calibri"/>
                 <w:sz w:val="18"/>
               </w:rPr>
-              <w:t>18</w:t>
+              <w:t>20</w:t>
             </w:r>
           </w:p>
         </w:tc>
@@ -7686,17 +7936,17 @@
                 <w:rFonts w:ascii="Calibri" w:hAnsi="Calibri"/>
                 <w:sz w:val="18"/>
               </w:rPr>
-              <w:t>How is Feature Importance (Mean Decrease in Impurity / Gini Importance) computed in a Decision Tree?</w:t>
+              <w:t>Do Decision Trees require Feature Scaling (Standardization/Normalization)?</w:t>
               <w:br/>
-              <w:t>A) By taking the correlation coefficient of each feature with the label</w:t>
+              <w:t>A) No, because splits are based on simple threshold conditions (x &lt;= value) which do not change with monotonic scaling</w:t>
               <w:br/>
-              <w:t>B) By summing the total impurity reduction brought by all splits on that feature across the entire tree, weighted by the proportion of samples reaching those nodes</w:t>
+              <w:t>B) Yes, mandatory before every split</w:t>
               <w:br/>
-              <w:t>C) By inverting the covariance matrix</w:t>
+              <w:t>C) Only for categorical data</w:t>
               <w:br/>
-              <w:t>D) By measuring the execution time of each split</w:t>
+              <w:t>D) Yes, to compute matrix inverse</w:t>
               <w:br/>
-              <w:t>ANSWER: B</w:t>
+              <w:t>ANSWER: A</w:t>
             </w:r>
           </w:p>
         </w:tc>
@@ -7755,256 +8005,6 @@
                 <w:sz w:val="18"/>
               </w:rPr>
               <w:t>K2</w:t>
-            </w:r>
-          </w:p>
-        </w:tc>
-      </w:tr>
-      <w:tr>
-        <w:tc>
-          <w:tcPr>
-            <w:tcW w:type="dxa" w:w="864"/>
-            <w:tcMar>
-              <w:top w:w="80" w:type="dxa"/>
-              <w:bottom w:w="80" w:type="dxa"/>
-              <w:left w:w="120" w:type="dxa"/>
-              <w:right w:w="120" w:type="dxa"/>
-            </w:tcMar>
-            <w:tcBorders>
-              <w:top w:val="single" w:sz="4" w:space="0" w:color="888888"/>
-              <w:left w:val="single" w:sz="4" w:space="0" w:color="888888"/>
-              <w:bottom w:val="single" w:sz="4" w:space="0" w:color="888888"/>
-              <w:right w:val="single" w:sz="4" w:space="0" w:color="888888"/>
-            </w:tcBorders>
-          </w:tcPr>
-          <w:p>
-            <w:pPr>
-              <w:jc w:val="center"/>
-            </w:pPr>
-            <w:r>
-              <w:rPr>
-                <w:rFonts w:ascii="Calibri" w:hAnsi="Calibri"/>
-                <w:sz w:val="18"/>
-              </w:rPr>
-              <w:t>19</w:t>
-            </w:r>
-          </w:p>
-        </w:tc>
-        <w:tc>
-          <w:tcPr>
-            <w:tcW w:type="dxa" w:w="7632"/>
-            <w:tcMar>
-              <w:top w:w="80" w:type="dxa"/>
-              <w:bottom w:w="80" w:type="dxa"/>
-              <w:left w:w="120" w:type="dxa"/>
-              <w:right w:w="120" w:type="dxa"/>
-            </w:tcMar>
-            <w:tcBorders>
-              <w:top w:val="single" w:sz="4" w:space="0" w:color="888888"/>
-              <w:left w:val="single" w:sz="4" w:space="0" w:color="888888"/>
-              <w:bottom w:val="single" w:sz="4" w:space="0" w:color="888888"/>
-              <w:right w:val="single" w:sz="4" w:space="0" w:color="888888"/>
-            </w:tcBorders>
-          </w:tcPr>
-          <w:p>
-            <w:r>
-              <w:rPr>
-                <w:rFonts w:ascii="Calibri" w:hAnsi="Calibri"/>
-                <w:sz w:val="18"/>
-              </w:rPr>
-              <w:t>In the FinSight system, which rule correctly represents a Section 87A Tax Rebate eligibility decision leaf node?</w:t>
-              <w:br/>
-              <w:t>A) IF Total_Income &gt; Rs. 15,00,000 THEN Rebate = Full</w:t>
-              <w:br/>
-              <w:t>B) IF Taxable_Income &lt;= Rs. 7,00,000 (New Regime) THEN Tax_Rebate = Eligible (Tax = 0) ELSE Tax_Rebate = Ineligible</w:t>
-              <w:br/>
-              <w:t>C) IF Investments &gt; Rs. 5,00,000 THEN Tax = 30%</w:t>
-              <w:br/>
-              <w:t>D) IF Debit_Count &lt; 5 THEN Slab = 5</w:t>
-              <w:br/>
-              <w:t>ANSWER: B</w:t>
-            </w:r>
-          </w:p>
-        </w:tc>
-        <w:tc>
-          <w:tcPr>
-            <w:tcW w:type="dxa" w:w="864"/>
-            <w:tcMar>
-              <w:top w:w="80" w:type="dxa"/>
-              <w:bottom w:w="80" w:type="dxa"/>
-              <w:left w:w="120" w:type="dxa"/>
-              <w:right w:w="120" w:type="dxa"/>
-            </w:tcMar>
-            <w:tcBorders>
-              <w:top w:val="single" w:sz="4" w:space="0" w:color="888888"/>
-              <w:left w:val="single" w:sz="4" w:space="0" w:color="888888"/>
-              <w:bottom w:val="single" w:sz="4" w:space="0" w:color="888888"/>
-              <w:right w:val="single" w:sz="4" w:space="0" w:color="888888"/>
-            </w:tcBorders>
-          </w:tcPr>
-          <w:p>
-            <w:pPr>
-              <w:jc w:val="center"/>
-            </w:pPr>
-            <w:r>
-              <w:rPr>
-                <w:rFonts w:ascii="Calibri" w:hAnsi="Calibri"/>
-                <w:sz w:val="18"/>
-              </w:rPr>
-              <w:t>CO3</w:t>
-            </w:r>
-          </w:p>
-        </w:tc>
-        <w:tc>
-          <w:tcPr>
-            <w:tcW w:type="dxa" w:w="1008"/>
-            <w:tcMar>
-              <w:top w:w="80" w:type="dxa"/>
-              <w:bottom w:w="80" w:type="dxa"/>
-              <w:left w:w="120" w:type="dxa"/>
-              <w:right w:w="120" w:type="dxa"/>
-            </w:tcMar>
-            <w:tcBorders>
-              <w:top w:val="single" w:sz="4" w:space="0" w:color="888888"/>
-              <w:left w:val="single" w:sz="4" w:space="0" w:color="888888"/>
-              <w:bottom w:val="single" w:sz="4" w:space="0" w:color="888888"/>
-              <w:right w:val="single" w:sz="4" w:space="0" w:color="888888"/>
-            </w:tcBorders>
-          </w:tcPr>
-          <w:p>
-            <w:pPr>
-              <w:jc w:val="center"/>
-            </w:pPr>
-            <w:r>
-              <w:rPr>
-                <w:rFonts w:ascii="Calibri" w:hAnsi="Calibri"/>
-                <w:sz w:val="18"/>
-              </w:rPr>
-              <w:t>K2</w:t>
-            </w:r>
-          </w:p>
-        </w:tc>
-      </w:tr>
-      <w:tr>
-        <w:tc>
-          <w:tcPr>
-            <w:tcW w:type="dxa" w:w="864"/>
-            <w:tcMar>
-              <w:top w:w="80" w:type="dxa"/>
-              <w:bottom w:w="80" w:type="dxa"/>
-              <w:left w:w="120" w:type="dxa"/>
-              <w:right w:w="120" w:type="dxa"/>
-            </w:tcMar>
-            <w:tcBorders>
-              <w:top w:val="single" w:sz="4" w:space="0" w:color="888888"/>
-              <w:left w:val="single" w:sz="4" w:space="0" w:color="888888"/>
-              <w:bottom w:val="single" w:sz="4" w:space="0" w:color="888888"/>
-              <w:right w:val="single" w:sz="4" w:space="0" w:color="888888"/>
-            </w:tcBorders>
-          </w:tcPr>
-          <w:p>
-            <w:pPr>
-              <w:jc w:val="center"/>
-            </w:pPr>
-            <w:r>
-              <w:rPr>
-                <w:rFonts w:ascii="Calibri" w:hAnsi="Calibri"/>
-                <w:sz w:val="18"/>
-              </w:rPr>
-              <w:t>20</w:t>
-            </w:r>
-          </w:p>
-        </w:tc>
-        <w:tc>
-          <w:tcPr>
-            <w:tcW w:type="dxa" w:w="7632"/>
-            <w:tcMar>
-              <w:top w:w="80" w:type="dxa"/>
-              <w:bottom w:w="80" w:type="dxa"/>
-              <w:left w:w="120" w:type="dxa"/>
-              <w:right w:w="120" w:type="dxa"/>
-            </w:tcMar>
-            <w:tcBorders>
-              <w:top w:val="single" w:sz="4" w:space="0" w:color="888888"/>
-              <w:left w:val="single" w:sz="4" w:space="0" w:color="888888"/>
-              <w:bottom w:val="single" w:sz="4" w:space="0" w:color="888888"/>
-              <w:right w:val="single" w:sz="4" w:space="0" w:color="888888"/>
-            </w:tcBorders>
-          </w:tcPr>
-          <w:p>
-            <w:r>
-              <w:rPr>
-                <w:rFonts w:ascii="Calibri" w:hAnsi="Calibri"/>
-                <w:sz w:val="18"/>
-              </w:rPr>
-              <w:t>What is the primary operational advantage of Decision Trees regarding feature preprocessing compared to Gradient Descent-based models?</w:t>
-              <w:br/>
-              <w:t>A) Decision trees require strictly standardized zero-mean inputs</w:t>
-              <w:br/>
-              <w:t>B) Decision trees are completely invariant to monotonic feature scaling and normalization transformations</w:t>
-              <w:br/>
-              <w:t>C) Decision trees eliminate all outliers automatically</w:t>
-              <w:br/>
-              <w:t>D) Decision trees require one-hot encoding for all numeric attributes</w:t>
-              <w:br/>
-              <w:t>ANSWER: B</w:t>
-            </w:r>
-          </w:p>
-        </w:tc>
-        <w:tc>
-          <w:tcPr>
-            <w:tcW w:type="dxa" w:w="864"/>
-            <w:tcMar>
-              <w:top w:w="80" w:type="dxa"/>
-              <w:bottom w:w="80" w:type="dxa"/>
-              <w:left w:w="120" w:type="dxa"/>
-              <w:right w:w="120" w:type="dxa"/>
-            </w:tcMar>
-            <w:tcBorders>
-              <w:top w:val="single" w:sz="4" w:space="0" w:color="888888"/>
-              <w:left w:val="single" w:sz="4" w:space="0" w:color="888888"/>
-              <w:bottom w:val="single" w:sz="4" w:space="0" w:color="888888"/>
-              <w:right w:val="single" w:sz="4" w:space="0" w:color="888888"/>
-            </w:tcBorders>
-          </w:tcPr>
-          <w:p>
-            <w:pPr>
-              <w:jc w:val="center"/>
-            </w:pPr>
-            <w:r>
-              <w:rPr>
-                <w:rFonts w:ascii="Calibri" w:hAnsi="Calibri"/>
-                <w:sz w:val="18"/>
-              </w:rPr>
-              <w:t>CO3</w:t>
-            </w:r>
-          </w:p>
-        </w:tc>
-        <w:tc>
-          <w:tcPr>
-            <w:tcW w:type="dxa" w:w="1008"/>
-            <w:tcMar>
-              <w:top w:w="80" w:type="dxa"/>
-              <w:bottom w:w="80" w:type="dxa"/>
-              <w:left w:w="120" w:type="dxa"/>
-              <w:right w:w="120" w:type="dxa"/>
-            </w:tcMar>
-            <w:tcBorders>
-              <w:top w:val="single" w:sz="4" w:space="0" w:color="888888"/>
-              <w:left w:val="single" w:sz="4" w:space="0" w:color="888888"/>
-              <w:bottom w:val="single" w:sz="4" w:space="0" w:color="888888"/>
-              <w:right w:val="single" w:sz="4" w:space="0" w:color="888888"/>
-            </w:tcBorders>
-          </w:tcPr>
-          <w:p>
-            <w:pPr>
-              <w:jc w:val="center"/>
-            </w:pPr>
-            <w:r>
-              <w:rPr>
-                <w:rFonts w:ascii="Calibri" w:hAnsi="Calibri"/>
-                <w:sz w:val="18"/>
-              </w:rPr>
-              <w:t>K1</w:t>
             </w:r>
           </w:p>
         </w:tc>
@@ -8212,15 +8212,15 @@
                 <w:rFonts w:ascii="Calibri" w:hAnsi="Calibri"/>
                 <w:sz w:val="18"/>
               </w:rPr>
-              <w:t>What fundamental paradigm of Machine Learning do K-Means Clustering and Principal Component Analysis belong to?</w:t>
+              <w:t>What is the key characteristic of Unsupervised Learning algorithms like K-Means and PCA?</w:t>
               <w:br/>
-              <w:t>A) Supervised Learning</w:t>
+              <w:t>A) They require human-labeled target outputs (y) for training</w:t>
               <w:br/>
-              <w:t>B) Unsupervised Learning</w:t>
+              <w:t>B) They discover hidden patterns, clusters, or representations in data without any target labels</w:t>
               <w:br/>
-              <w:t>C) Reinforcement Learning</w:t>
+              <w:t>C) They only work on image classification</w:t>
               <w:br/>
-              <w:t>D) Semi-supervised Label Propagation</w:t>
+              <w:t>D) They use gradient descent to minimize cross-entropy loss</w:t>
               <w:br/>
               <w:t>ANSWER: B</w:t>
             </w:r>
@@ -8337,15 +8337,140 @@
                 <w:rFonts w:ascii="Calibri" w:hAnsi="Calibri"/>
                 <w:sz w:val="18"/>
               </w:rPr>
-              <w:t>What objective function does the K-Means algorithm iteratively minimize?</w:t>
+              <w:t>What is the primary goal of Clustering in machine learning?</w:t>
               <w:br/>
-              <w:t>A) Cross-Entropy Loss</w:t>
+              <w:t>A) To group similar data points together into clusters such that points within the same cluster are very similar, and points in different clusters are distinct</w:t>
               <w:br/>
-              <w:t>B) Within-Cluster Sum of Squares (WCSS / Inertia): J = sum_{k=1}^K sum_{x in C_k} ||x - mu_k||^2</w:t>
+              <w:t>B) To fit a straight regression line</w:t>
               <w:br/>
-              <w:t>C) Mean Absolute Error</w:t>
+              <w:t>C) To predict yes/no labels from training labels</w:t>
               <w:br/>
-              <w:t>D) Hinge Loss</w:t>
+              <w:t>D) To encrypt text files</w:t>
+              <w:br/>
+              <w:t>ANSWER: A</w:t>
+            </w:r>
+          </w:p>
+        </w:tc>
+        <w:tc>
+          <w:tcPr>
+            <w:tcW w:type="dxa" w:w="864"/>
+            <w:tcMar>
+              <w:top w:w="80" w:type="dxa"/>
+              <w:bottom w:w="80" w:type="dxa"/>
+              <w:left w:w="120" w:type="dxa"/>
+              <w:right w:w="120" w:type="dxa"/>
+            </w:tcMar>
+            <w:tcBorders>
+              <w:top w:val="single" w:sz="4" w:space="0" w:color="888888"/>
+              <w:left w:val="single" w:sz="4" w:space="0" w:color="888888"/>
+              <w:bottom w:val="single" w:sz="4" w:space="0" w:color="888888"/>
+              <w:right w:val="single" w:sz="4" w:space="0" w:color="888888"/>
+            </w:tcBorders>
+          </w:tcPr>
+          <w:p>
+            <w:pPr>
+              <w:jc w:val="center"/>
+            </w:pPr>
+            <w:r>
+              <w:rPr>
+                <w:rFonts w:ascii="Calibri" w:hAnsi="Calibri"/>
+                <w:sz w:val="18"/>
+              </w:rPr>
+              <w:t>CO4</w:t>
+            </w:r>
+          </w:p>
+        </w:tc>
+        <w:tc>
+          <w:tcPr>
+            <w:tcW w:type="dxa" w:w="1008"/>
+            <w:tcMar>
+              <w:top w:w="80" w:type="dxa"/>
+              <w:bottom w:w="80" w:type="dxa"/>
+              <w:left w:w="120" w:type="dxa"/>
+              <w:right w:w="120" w:type="dxa"/>
+            </w:tcMar>
+            <w:tcBorders>
+              <w:top w:val="single" w:sz="4" w:space="0" w:color="888888"/>
+              <w:left w:val="single" w:sz="4" w:space="0" w:color="888888"/>
+              <w:bottom w:val="single" w:sz="4" w:space="0" w:color="888888"/>
+              <w:right w:val="single" w:sz="4" w:space="0" w:color="888888"/>
+            </w:tcBorders>
+          </w:tcPr>
+          <w:p>
+            <w:pPr>
+              <w:jc w:val="center"/>
+            </w:pPr>
+            <w:r>
+              <w:rPr>
+                <w:rFonts w:ascii="Calibri" w:hAnsi="Calibri"/>
+                <w:sz w:val="18"/>
+              </w:rPr>
+              <w:t>K1</w:t>
+            </w:r>
+          </w:p>
+        </w:tc>
+      </w:tr>
+      <w:tr>
+        <w:tc>
+          <w:tcPr>
+            <w:tcW w:type="dxa" w:w="864"/>
+            <w:tcMar>
+              <w:top w:w="80" w:type="dxa"/>
+              <w:bottom w:w="80" w:type="dxa"/>
+              <w:left w:w="120" w:type="dxa"/>
+              <w:right w:w="120" w:type="dxa"/>
+            </w:tcMar>
+            <w:tcBorders>
+              <w:top w:val="single" w:sz="4" w:space="0" w:color="888888"/>
+              <w:left w:val="single" w:sz="4" w:space="0" w:color="888888"/>
+              <w:bottom w:val="single" w:sz="4" w:space="0" w:color="888888"/>
+              <w:right w:val="single" w:sz="4" w:space="0" w:color="888888"/>
+            </w:tcBorders>
+          </w:tcPr>
+          <w:p>
+            <w:pPr>
+              <w:jc w:val="center"/>
+            </w:pPr>
+            <w:r>
+              <w:rPr>
+                <w:rFonts w:ascii="Calibri" w:hAnsi="Calibri"/>
+                <w:sz w:val="18"/>
+              </w:rPr>
+              <w:t>3</w:t>
+            </w:r>
+          </w:p>
+        </w:tc>
+        <w:tc>
+          <w:tcPr>
+            <w:tcW w:type="dxa" w:w="7632"/>
+            <w:tcMar>
+              <w:top w:w="80" w:type="dxa"/>
+              <w:bottom w:w="80" w:type="dxa"/>
+              <w:left w:w="120" w:type="dxa"/>
+              <w:right w:w="120" w:type="dxa"/>
+            </w:tcMar>
+            <w:tcBorders>
+              <w:top w:val="single" w:sz="4" w:space="0" w:color="888888"/>
+              <w:left w:val="single" w:sz="4" w:space="0" w:color="888888"/>
+              <w:bottom w:val="single" w:sz="4" w:space="0" w:color="888888"/>
+              <w:right w:val="single" w:sz="4" w:space="0" w:color="888888"/>
+            </w:tcBorders>
+          </w:tcPr>
+          <w:p>
+            <w:r>
+              <w:rPr>
+                <w:rFonts w:ascii="Calibri" w:hAnsi="Calibri"/>
+                <w:sz w:val="18"/>
+              </w:rPr>
+              <w:t>In the K-Means algorithm, what does 'K' represent?</w:t>
+              <w:br/>
+              <w:t>A) The number of training iterations</w:t>
+              <w:br/>
+              <w:t>B) The number of clusters to form (specified in advance by the user)</w:t>
+              <w:br/>
+              <w:t>C) The learning rate</w:t>
+              <w:br/>
+              <w:t>D) The number of features</w:t>
               <w:br/>
               <w:t>ANSWER: B</w:t>
             </w:r>
@@ -8436,7 +8561,7 @@
                 <w:rFonts w:ascii="Calibri" w:hAnsi="Calibri"/>
                 <w:sz w:val="18"/>
               </w:rPr>
-              <w:t>3</w:t>
+              <w:t>4</w:t>
             </w:r>
           </w:p>
         </w:tc>
@@ -8462,17 +8587,17 @@
                 <w:rFonts w:ascii="Calibri" w:hAnsi="Calibri"/>
                 <w:sz w:val="18"/>
               </w:rPr>
-              <w:t>What are the two alternating iterative steps in Lloyd's standard K-Means clustering algorithm?</w:t>
+              <w:t>What are the two alternating steps in the K-Means algorithm?</w:t>
               <w:br/>
-              <w:t>A) Forward pass and backward gradient propagation</w:t>
+              <w:t>A) Assignment step (assign points to nearest centroid) and Update step (recalculate centroids as the mean of assigned points)</w:t>
               <w:br/>
-              <w:t>B) Assignment step (assign samples to nearest centroid) and Update step (recalculate centroids as the mean of assigned samples)</w:t>
+              <w:t>B) Forward pass and backpropagation</w:t>
               <w:br/>
-              <w:t>C) Matrix inversion and eigenvalue decomposition</w:t>
+              <w:t>C) Pre-pruning and post-pruning</w:t>
               <w:br/>
-              <w:t>D) Tree splitting and node pruning</w:t>
+              <w:t>D) Encoding and decoding</w:t>
               <w:br/>
-              <w:t>ANSWER: B</w:t>
+              <w:t>ANSWER: A</w:t>
             </w:r>
           </w:p>
         </w:tc>
@@ -8561,7 +8686,7 @@
                 <w:rFonts w:ascii="Calibri" w:hAnsi="Calibri"/>
                 <w:sz w:val="18"/>
               </w:rPr>
-              <w:t>4</w:t>
+              <w:t>5</w:t>
             </w:r>
           </w:p>
         </w:tc>
@@ -8587,17 +8712,17 @@
                 <w:rFonts w:ascii="Calibri" w:hAnsi="Calibri"/>
                 <w:sz w:val="18"/>
               </w:rPr>
-              <w:t>How does the K-Means++ algorithm improve traditional K-Means centroid initialization?</w:t>
+              <w:t>What is Within-Cluster Sum of Squares (WCSS / Inertia)?</w:t>
               <w:br/>
-              <w:t>A) Sets all initial centroids to the global origin (0, 0)</w:t>
+              <w:t>A) The total sum of squared distances from every data point to its assigned cluster centroid</w:t>
               <w:br/>
-              <w:t>B) Chooses the first centroid uniformly at random, then selects subsequent centroids with probability proportional to the squared distance D(x)^2 from the nearest existing centroid</w:t>
+              <w:t>B) The number of clusters multiplied by 2</w:t>
               <w:br/>
-              <w:t>C) Runs PCA first and picks the principal axes extremes</w:t>
+              <w:t>C) The ratio of features to samples</w:t>
               <w:br/>
-              <w:t>D) Uses gradient descent to position centroids</w:t>
+              <w:t>D) The percentage of misclassified samples</w:t>
               <w:br/>
-              <w:t>ANSWER: B</w:t>
+              <w:t>ANSWER: A</w:t>
             </w:r>
           </w:p>
         </w:tc>
@@ -8655,7 +8780,7 @@
                 <w:rFonts w:ascii="Calibri" w:hAnsi="Calibri"/>
                 <w:sz w:val="18"/>
               </w:rPr>
-              <w:t>K2</w:t>
+              <w:t>K1</w:t>
             </w:r>
           </w:p>
         </w:tc>
@@ -8686,7 +8811,7 @@
                 <w:rFonts w:ascii="Calibri" w:hAnsi="Calibri"/>
                 <w:sz w:val="18"/>
               </w:rPr>
-              <w:t>5</w:t>
+              <w:t>6</w:t>
             </w:r>
           </w:p>
         </w:tc>
@@ -8712,17 +8837,17 @@
                 <w:rFonts w:ascii="Calibri" w:hAnsi="Calibri"/>
                 <w:sz w:val="18"/>
               </w:rPr>
-              <w:t>Which hierarchical clustering approach starts with every data point as an individual singleton cluster and successively merges the closest pair of clusters?</w:t>
+              <w:t>How does K-Means++ improve standard K-Means?</w:t>
               <w:br/>
-              <w:t>A) Divisive Hierarchical Clustering (Top-down)</w:t>
+              <w:t>A) It picks initial centroids far apart from each other based on squared distance probabilities, avoiding bad local traps</w:t>
               <w:br/>
-              <w:t>B) Agglomerative Hierarchical Clustering (Bottom-up)</w:t>
+              <w:t>B) It deletes all outlier data points</w:t>
               <w:br/>
-              <w:t>C) Density-Based Clustering (DBSCAN)</w:t>
+              <w:t>C) It replaces Euclidean distance with decision trees</w:t>
               <w:br/>
-              <w:t>D) Mean Shift Clustering</w:t>
+              <w:t>D) It works without any centroids</w:t>
               <w:br/>
-              <w:t>ANSWER: B</w:t>
+              <w:t>ANSWER: A</w:t>
             </w:r>
           </w:p>
         </w:tc>
@@ -8780,7 +8905,7 @@
                 <w:rFonts w:ascii="Calibri" w:hAnsi="Calibri"/>
                 <w:sz w:val="18"/>
               </w:rPr>
-              <w:t>K1</w:t>
+              <w:t>K2</w:t>
             </w:r>
           </w:p>
         </w:tc>
@@ -8811,7 +8936,7 @@
                 <w:rFonts w:ascii="Calibri" w:hAnsi="Calibri"/>
                 <w:sz w:val="18"/>
               </w:rPr>
-              <w:t>6</w:t>
+              <w:t>7</w:t>
             </w:r>
           </w:p>
         </w:tc>
@@ -8837,17 +8962,517 @@
                 <w:rFonts w:ascii="Calibri" w:hAnsi="Calibri"/>
                 <w:sz w:val="18"/>
               </w:rPr>
-              <w:t>Which linkage criterion in Agglomerative Clustering defines the distance between two clusters as the minimum distance between any single pair of points across the clusters?</w:t>
+              <w:t>What is the Elbow Method used for in K-Means clustering?</w:t>
               <w:br/>
-              <w:t>A) Complete Linkage</w:t>
+              <w:t>A) To find the optimal number of clusters (K) by plotting WCSS/Inertia vs K and locating the 'elbow' bend</w:t>
               <w:br/>
-              <w:t>B) Single Linkage (Minimum Linkage)</w:t>
+              <w:t>B) To calculate tree depth</w:t>
+              <w:br/>
+              <w:t>C) To scale input features</w:t>
+              <w:br/>
+              <w:t>D) To compute precision and recall</w:t>
+              <w:br/>
+              <w:t>ANSWER: A</w:t>
+            </w:r>
+          </w:p>
+        </w:tc>
+        <w:tc>
+          <w:tcPr>
+            <w:tcW w:type="dxa" w:w="864"/>
+            <w:tcMar>
+              <w:top w:w="80" w:type="dxa"/>
+              <w:bottom w:w="80" w:type="dxa"/>
+              <w:left w:w="120" w:type="dxa"/>
+              <w:right w:w="120" w:type="dxa"/>
+            </w:tcMar>
+            <w:tcBorders>
+              <w:top w:val="single" w:sz="4" w:space="0" w:color="888888"/>
+              <w:left w:val="single" w:sz="4" w:space="0" w:color="888888"/>
+              <w:bottom w:val="single" w:sz="4" w:space="0" w:color="888888"/>
+              <w:right w:val="single" w:sz="4" w:space="0" w:color="888888"/>
+            </w:tcBorders>
+          </w:tcPr>
+          <w:p>
+            <w:pPr>
+              <w:jc w:val="center"/>
+            </w:pPr>
+            <w:r>
+              <w:rPr>
+                <w:rFonts w:ascii="Calibri" w:hAnsi="Calibri"/>
+                <w:sz w:val="18"/>
+              </w:rPr>
+              <w:t>CO4</w:t>
+            </w:r>
+          </w:p>
+        </w:tc>
+        <w:tc>
+          <w:tcPr>
+            <w:tcW w:type="dxa" w:w="1008"/>
+            <w:tcMar>
+              <w:top w:w="80" w:type="dxa"/>
+              <w:bottom w:w="80" w:type="dxa"/>
+              <w:left w:w="120" w:type="dxa"/>
+              <w:right w:w="120" w:type="dxa"/>
+            </w:tcMar>
+            <w:tcBorders>
+              <w:top w:val="single" w:sz="4" w:space="0" w:color="888888"/>
+              <w:left w:val="single" w:sz="4" w:space="0" w:color="888888"/>
+              <w:bottom w:val="single" w:sz="4" w:space="0" w:color="888888"/>
+              <w:right w:val="single" w:sz="4" w:space="0" w:color="888888"/>
+            </w:tcBorders>
+          </w:tcPr>
+          <w:p>
+            <w:pPr>
+              <w:jc w:val="center"/>
+            </w:pPr>
+            <w:r>
+              <w:rPr>
+                <w:rFonts w:ascii="Calibri" w:hAnsi="Calibri"/>
+                <w:sz w:val="18"/>
+              </w:rPr>
+              <w:t>K1</w:t>
+            </w:r>
+          </w:p>
+        </w:tc>
+      </w:tr>
+      <w:tr>
+        <w:tc>
+          <w:tcPr>
+            <w:tcW w:type="dxa" w:w="864"/>
+            <w:tcMar>
+              <w:top w:w="80" w:type="dxa"/>
+              <w:bottom w:w="80" w:type="dxa"/>
+              <w:left w:w="120" w:type="dxa"/>
+              <w:right w:w="120" w:type="dxa"/>
+            </w:tcMar>
+            <w:tcBorders>
+              <w:top w:val="single" w:sz="4" w:space="0" w:color="888888"/>
+              <w:left w:val="single" w:sz="4" w:space="0" w:color="888888"/>
+              <w:bottom w:val="single" w:sz="4" w:space="0" w:color="888888"/>
+              <w:right w:val="single" w:sz="4" w:space="0" w:color="888888"/>
+            </w:tcBorders>
+          </w:tcPr>
+          <w:p>
+            <w:pPr>
+              <w:jc w:val="center"/>
+            </w:pPr>
+            <w:r>
+              <w:rPr>
+                <w:rFonts w:ascii="Calibri" w:hAnsi="Calibri"/>
+                <w:sz w:val="18"/>
+              </w:rPr>
+              <w:t>8</w:t>
+            </w:r>
+          </w:p>
+        </w:tc>
+        <w:tc>
+          <w:tcPr>
+            <w:tcW w:type="dxa" w:w="7632"/>
+            <w:tcMar>
+              <w:top w:w="80" w:type="dxa"/>
+              <w:bottom w:w="80" w:type="dxa"/>
+              <w:left w:w="120" w:type="dxa"/>
+              <w:right w:w="120" w:type="dxa"/>
+            </w:tcMar>
+            <w:tcBorders>
+              <w:top w:val="single" w:sz="4" w:space="0" w:color="888888"/>
+              <w:left w:val="single" w:sz="4" w:space="0" w:color="888888"/>
+              <w:bottom w:val="single" w:sz="4" w:space="0" w:color="888888"/>
+              <w:right w:val="single" w:sz="4" w:space="0" w:color="888888"/>
+            </w:tcBorders>
+          </w:tcPr>
+          <w:p>
+            <w:r>
+              <w:rPr>
+                <w:rFonts w:ascii="Calibri" w:hAnsi="Calibri"/>
+                <w:sz w:val="18"/>
+              </w:rPr>
+              <w:t>What is the range of the Silhouette Score, and what does a score close to +1.0 indicate?</w:t>
+              <w:br/>
+              <w:t>A) Range is [-1, +1]; a score close to +1.0 indicates that data points are very well matched to their own cluster and far from neighboring clusters</w:t>
+              <w:br/>
+              <w:t>B) Range is [0, 100]; 100 means zero clusters</w:t>
+              <w:br/>
+              <w:t>C) Range is [-infinity, +infinity]</w:t>
+              <w:br/>
+              <w:t>D) Range is [0, 0.5]</w:t>
+              <w:br/>
+              <w:t>ANSWER: A</w:t>
+            </w:r>
+          </w:p>
+        </w:tc>
+        <w:tc>
+          <w:tcPr>
+            <w:tcW w:type="dxa" w:w="864"/>
+            <w:tcMar>
+              <w:top w:w="80" w:type="dxa"/>
+              <w:bottom w:w="80" w:type="dxa"/>
+              <w:left w:w="120" w:type="dxa"/>
+              <w:right w:w="120" w:type="dxa"/>
+            </w:tcMar>
+            <w:tcBorders>
+              <w:top w:val="single" w:sz="4" w:space="0" w:color="888888"/>
+              <w:left w:val="single" w:sz="4" w:space="0" w:color="888888"/>
+              <w:bottom w:val="single" w:sz="4" w:space="0" w:color="888888"/>
+              <w:right w:val="single" w:sz="4" w:space="0" w:color="888888"/>
+            </w:tcBorders>
+          </w:tcPr>
+          <w:p>
+            <w:pPr>
+              <w:jc w:val="center"/>
+            </w:pPr>
+            <w:r>
+              <w:rPr>
+                <w:rFonts w:ascii="Calibri" w:hAnsi="Calibri"/>
+                <w:sz w:val="18"/>
+              </w:rPr>
+              <w:t>CO4</w:t>
+            </w:r>
+          </w:p>
+        </w:tc>
+        <w:tc>
+          <w:tcPr>
+            <w:tcW w:type="dxa" w:w="1008"/>
+            <w:tcMar>
+              <w:top w:w="80" w:type="dxa"/>
+              <w:bottom w:w="80" w:type="dxa"/>
+              <w:left w:w="120" w:type="dxa"/>
+              <w:right w:w="120" w:type="dxa"/>
+            </w:tcMar>
+            <w:tcBorders>
+              <w:top w:val="single" w:sz="4" w:space="0" w:color="888888"/>
+              <w:left w:val="single" w:sz="4" w:space="0" w:color="888888"/>
+              <w:bottom w:val="single" w:sz="4" w:space="0" w:color="888888"/>
+              <w:right w:val="single" w:sz="4" w:space="0" w:color="888888"/>
+            </w:tcBorders>
+          </w:tcPr>
+          <w:p>
+            <w:pPr>
+              <w:jc w:val="center"/>
+            </w:pPr>
+            <w:r>
+              <w:rPr>
+                <w:rFonts w:ascii="Calibri" w:hAnsi="Calibri"/>
+                <w:sz w:val="18"/>
+              </w:rPr>
+              <w:t>K2</w:t>
+            </w:r>
+          </w:p>
+        </w:tc>
+      </w:tr>
+      <w:tr>
+        <w:tc>
+          <w:tcPr>
+            <w:tcW w:type="dxa" w:w="864"/>
+            <w:tcMar>
+              <w:top w:w="80" w:type="dxa"/>
+              <w:bottom w:w="80" w:type="dxa"/>
+              <w:left w:w="120" w:type="dxa"/>
+              <w:right w:w="120" w:type="dxa"/>
+            </w:tcMar>
+            <w:tcBorders>
+              <w:top w:val="single" w:sz="4" w:space="0" w:color="888888"/>
+              <w:left w:val="single" w:sz="4" w:space="0" w:color="888888"/>
+              <w:bottom w:val="single" w:sz="4" w:space="0" w:color="888888"/>
+              <w:right w:val="single" w:sz="4" w:space="0" w:color="888888"/>
+            </w:tcBorders>
+          </w:tcPr>
+          <w:p>
+            <w:pPr>
+              <w:jc w:val="center"/>
+            </w:pPr>
+            <w:r>
+              <w:rPr>
+                <w:rFonts w:ascii="Calibri" w:hAnsi="Calibri"/>
+                <w:sz w:val="18"/>
+              </w:rPr>
+              <w:t>9</w:t>
+            </w:r>
+          </w:p>
+        </w:tc>
+        <w:tc>
+          <w:tcPr>
+            <w:tcW w:type="dxa" w:w="7632"/>
+            <w:tcMar>
+              <w:top w:w="80" w:type="dxa"/>
+              <w:bottom w:w="80" w:type="dxa"/>
+              <w:left w:w="120" w:type="dxa"/>
+              <w:right w:w="120" w:type="dxa"/>
+            </w:tcMar>
+            <w:tcBorders>
+              <w:top w:val="single" w:sz="4" w:space="0" w:color="888888"/>
+              <w:left w:val="single" w:sz="4" w:space="0" w:color="888888"/>
+              <w:bottom w:val="single" w:sz="4" w:space="0" w:color="888888"/>
+              <w:right w:val="single" w:sz="4" w:space="0" w:color="888888"/>
+            </w:tcBorders>
+          </w:tcPr>
+          <w:p>
+            <w:r>
+              <w:rPr>
+                <w:rFonts w:ascii="Calibri" w:hAnsi="Calibri"/>
+                <w:sz w:val="18"/>
+              </w:rPr>
+              <w:t>What is Agglomerative Hierarchical Clustering?</w:t>
+              <w:br/>
+              <w:t>A) A bottom-up clustering method where every point starts as its own cluster, and the closest pairs of clusters are iteratively merged</w:t>
+              <w:br/>
+              <w:t>B) A top-down method starting with 1 mega-cluster</w:t>
+              <w:br/>
+              <w:t>C) A method that uses gradient descent on linear regression</w:t>
+              <w:br/>
+              <w:t>D) An algorithm for text translation</w:t>
+              <w:br/>
+              <w:t>ANSWER: A</w:t>
+            </w:r>
+          </w:p>
+        </w:tc>
+        <w:tc>
+          <w:tcPr>
+            <w:tcW w:type="dxa" w:w="864"/>
+            <w:tcMar>
+              <w:top w:w="80" w:type="dxa"/>
+              <w:bottom w:w="80" w:type="dxa"/>
+              <w:left w:w="120" w:type="dxa"/>
+              <w:right w:w="120" w:type="dxa"/>
+            </w:tcMar>
+            <w:tcBorders>
+              <w:top w:val="single" w:sz="4" w:space="0" w:color="888888"/>
+              <w:left w:val="single" w:sz="4" w:space="0" w:color="888888"/>
+              <w:bottom w:val="single" w:sz="4" w:space="0" w:color="888888"/>
+              <w:right w:val="single" w:sz="4" w:space="0" w:color="888888"/>
+            </w:tcBorders>
+          </w:tcPr>
+          <w:p>
+            <w:pPr>
+              <w:jc w:val="center"/>
+            </w:pPr>
+            <w:r>
+              <w:rPr>
+                <w:rFonts w:ascii="Calibri" w:hAnsi="Calibri"/>
+                <w:sz w:val="18"/>
+              </w:rPr>
+              <w:t>CO4</w:t>
+            </w:r>
+          </w:p>
+        </w:tc>
+        <w:tc>
+          <w:tcPr>
+            <w:tcW w:type="dxa" w:w="1008"/>
+            <w:tcMar>
+              <w:top w:w="80" w:type="dxa"/>
+              <w:bottom w:w="80" w:type="dxa"/>
+              <w:left w:w="120" w:type="dxa"/>
+              <w:right w:w="120" w:type="dxa"/>
+            </w:tcMar>
+            <w:tcBorders>
+              <w:top w:val="single" w:sz="4" w:space="0" w:color="888888"/>
+              <w:left w:val="single" w:sz="4" w:space="0" w:color="888888"/>
+              <w:bottom w:val="single" w:sz="4" w:space="0" w:color="888888"/>
+              <w:right w:val="single" w:sz="4" w:space="0" w:color="888888"/>
+            </w:tcBorders>
+          </w:tcPr>
+          <w:p>
+            <w:pPr>
+              <w:jc w:val="center"/>
+            </w:pPr>
+            <w:r>
+              <w:rPr>
+                <w:rFonts w:ascii="Calibri" w:hAnsi="Calibri"/>
+                <w:sz w:val="18"/>
+              </w:rPr>
+              <w:t>K1</w:t>
+            </w:r>
+          </w:p>
+        </w:tc>
+      </w:tr>
+      <w:tr>
+        <w:tc>
+          <w:tcPr>
+            <w:tcW w:type="dxa" w:w="864"/>
+            <w:tcMar>
+              <w:top w:w="80" w:type="dxa"/>
+              <w:bottom w:w="80" w:type="dxa"/>
+              <w:left w:w="120" w:type="dxa"/>
+              <w:right w:w="120" w:type="dxa"/>
+            </w:tcMar>
+            <w:tcBorders>
+              <w:top w:val="single" w:sz="4" w:space="0" w:color="888888"/>
+              <w:left w:val="single" w:sz="4" w:space="0" w:color="888888"/>
+              <w:bottom w:val="single" w:sz="4" w:space="0" w:color="888888"/>
+              <w:right w:val="single" w:sz="4" w:space="0" w:color="888888"/>
+            </w:tcBorders>
+          </w:tcPr>
+          <w:p>
+            <w:pPr>
+              <w:jc w:val="center"/>
+            </w:pPr>
+            <w:r>
+              <w:rPr>
+                <w:rFonts w:ascii="Calibri" w:hAnsi="Calibri"/>
+                <w:sz w:val="18"/>
+              </w:rPr>
+              <w:t>10</w:t>
+            </w:r>
+          </w:p>
+        </w:tc>
+        <w:tc>
+          <w:tcPr>
+            <w:tcW w:type="dxa" w:w="7632"/>
+            <w:tcMar>
+              <w:top w:w="80" w:type="dxa"/>
+              <w:bottom w:w="80" w:type="dxa"/>
+              <w:left w:w="120" w:type="dxa"/>
+              <w:right w:w="120" w:type="dxa"/>
+            </w:tcMar>
+            <w:tcBorders>
+              <w:top w:val="single" w:sz="4" w:space="0" w:color="888888"/>
+              <w:left w:val="single" w:sz="4" w:space="0" w:color="888888"/>
+              <w:bottom w:val="single" w:sz="4" w:space="0" w:color="888888"/>
+              <w:right w:val="single" w:sz="4" w:space="0" w:color="888888"/>
+            </w:tcBorders>
+          </w:tcPr>
+          <w:p>
+            <w:r>
+              <w:rPr>
+                <w:rFonts w:ascii="Calibri" w:hAnsi="Calibri"/>
+                <w:sz w:val="18"/>
+              </w:rPr>
+              <w:t>What diagram visually displays the tree-like hierarchical merges in Agglomerative Clustering?</w:t>
+              <w:br/>
+              <w:t>A) Dendrogram</w:t>
+              <w:br/>
+              <w:t>B) Scatter Plot</w:t>
+              <w:br/>
+              <w:t>C) Histogram</w:t>
+              <w:br/>
+              <w:t>D) Scree Plot</w:t>
+              <w:br/>
+              <w:t>ANSWER: A</w:t>
+            </w:r>
+          </w:p>
+        </w:tc>
+        <w:tc>
+          <w:tcPr>
+            <w:tcW w:type="dxa" w:w="864"/>
+            <w:tcMar>
+              <w:top w:w="80" w:type="dxa"/>
+              <w:bottom w:w="80" w:type="dxa"/>
+              <w:left w:w="120" w:type="dxa"/>
+              <w:right w:w="120" w:type="dxa"/>
+            </w:tcMar>
+            <w:tcBorders>
+              <w:top w:val="single" w:sz="4" w:space="0" w:color="888888"/>
+              <w:left w:val="single" w:sz="4" w:space="0" w:color="888888"/>
+              <w:bottom w:val="single" w:sz="4" w:space="0" w:color="888888"/>
+              <w:right w:val="single" w:sz="4" w:space="0" w:color="888888"/>
+            </w:tcBorders>
+          </w:tcPr>
+          <w:p>
+            <w:pPr>
+              <w:jc w:val="center"/>
+            </w:pPr>
+            <w:r>
+              <w:rPr>
+                <w:rFonts w:ascii="Calibri" w:hAnsi="Calibri"/>
+                <w:sz w:val="18"/>
+              </w:rPr>
+              <w:t>CO4</w:t>
+            </w:r>
+          </w:p>
+        </w:tc>
+        <w:tc>
+          <w:tcPr>
+            <w:tcW w:type="dxa" w:w="1008"/>
+            <w:tcMar>
+              <w:top w:w="80" w:type="dxa"/>
+              <w:bottom w:w="80" w:type="dxa"/>
+              <w:left w:w="120" w:type="dxa"/>
+              <w:right w:w="120" w:type="dxa"/>
+            </w:tcMar>
+            <w:tcBorders>
+              <w:top w:val="single" w:sz="4" w:space="0" w:color="888888"/>
+              <w:left w:val="single" w:sz="4" w:space="0" w:color="888888"/>
+              <w:bottom w:val="single" w:sz="4" w:space="0" w:color="888888"/>
+              <w:right w:val="single" w:sz="4" w:space="0" w:color="888888"/>
+            </w:tcBorders>
+          </w:tcPr>
+          <w:p>
+            <w:pPr>
+              <w:jc w:val="center"/>
+            </w:pPr>
+            <w:r>
+              <w:rPr>
+                <w:rFonts w:ascii="Calibri" w:hAnsi="Calibri"/>
+                <w:sz w:val="18"/>
+              </w:rPr>
+              <w:t>K1</w:t>
+            </w:r>
+          </w:p>
+        </w:tc>
+      </w:tr>
+      <w:tr>
+        <w:tc>
+          <w:tcPr>
+            <w:tcW w:type="dxa" w:w="864"/>
+            <w:tcMar>
+              <w:top w:w="80" w:type="dxa"/>
+              <w:bottom w:w="80" w:type="dxa"/>
+              <w:left w:w="120" w:type="dxa"/>
+              <w:right w:w="120" w:type="dxa"/>
+            </w:tcMar>
+            <w:tcBorders>
+              <w:top w:val="single" w:sz="4" w:space="0" w:color="888888"/>
+              <w:left w:val="single" w:sz="4" w:space="0" w:color="888888"/>
+              <w:bottom w:val="single" w:sz="4" w:space="0" w:color="888888"/>
+              <w:right w:val="single" w:sz="4" w:space="0" w:color="888888"/>
+            </w:tcBorders>
+          </w:tcPr>
+          <w:p>
+            <w:pPr>
+              <w:jc w:val="center"/>
+            </w:pPr>
+            <w:r>
+              <w:rPr>
+                <w:rFonts w:ascii="Calibri" w:hAnsi="Calibri"/>
+                <w:sz w:val="18"/>
+              </w:rPr>
+              <w:t>11</w:t>
+            </w:r>
+          </w:p>
+        </w:tc>
+        <w:tc>
+          <w:tcPr>
+            <w:tcW w:type="dxa" w:w="7632"/>
+            <w:tcMar>
+              <w:top w:w="80" w:type="dxa"/>
+              <w:bottom w:w="80" w:type="dxa"/>
+              <w:left w:w="120" w:type="dxa"/>
+              <w:right w:w="120" w:type="dxa"/>
+            </w:tcMar>
+            <w:tcBorders>
+              <w:top w:val="single" w:sz="4" w:space="0" w:color="888888"/>
+              <w:left w:val="single" w:sz="4" w:space="0" w:color="888888"/>
+              <w:bottom w:val="single" w:sz="4" w:space="0" w:color="888888"/>
+              <w:right w:val="single" w:sz="4" w:space="0" w:color="888888"/>
+            </w:tcBorders>
+          </w:tcPr>
+          <w:p>
+            <w:r>
+              <w:rPr>
+                <w:rFonts w:ascii="Calibri" w:hAnsi="Calibri"/>
+                <w:sz w:val="18"/>
+              </w:rPr>
+              <w:t>Which linkage method in Hierarchical Clustering merges clusters based on the minimum distance between any pair of points?</w:t>
+              <w:br/>
+              <w:t>A) Single Linkage</w:t>
+              <w:br/>
+              <w:t>B) Complete Linkage</w:t>
               <w:br/>
               <w:t>C) Average Linkage</w:t>
               <w:br/>
               <w:t>D) Ward's Linkage</w:t>
               <w:br/>
-              <w:t>ANSWER: B</w:t>
+              <w:t>ANSWER: A</w:t>
             </w:r>
           </w:p>
         </w:tc>
@@ -8936,7 +9561,7 @@
                 <w:rFonts w:ascii="Calibri" w:hAnsi="Calibri"/>
                 <w:sz w:val="18"/>
               </w:rPr>
-              <w:t>7</w:t>
+              <w:t>12</w:t>
             </w:r>
           </w:p>
         </w:tc>
@@ -8962,15 +9587,15 @@
                 <w:rFonts w:ascii="Calibri" w:hAnsi="Calibri"/>
                 <w:sz w:val="18"/>
               </w:rPr>
-              <w:t>What is the primary characteristic of Ward's linkage criterion in Hierarchical Clustering?</w:t>
+              <w:t>Which linkage method minimizes the total within-cluster variance increase after merging (most commonly used)?</w:t>
               <w:br/>
-              <w:t>A) Merges clusters that minimize the increase in total within-cluster variance after merging</w:t>
+              <w:t>A) Ward's Linkage</w:t>
               <w:br/>
-              <w:t>B) Computes median pairwise Manhattan distances</w:t>
+              <w:t>B) Single Linkage</w:t>
               <w:br/>
-              <w:t>C) Forces clusters to have identical sample counts</w:t>
+              <w:t>C) Complete Linkage</w:t>
               <w:br/>
-              <w:t>D) Evaluates only boundary contour points</w:t>
+              <w:t>D) Median Linkage</w:t>
               <w:br/>
               <w:t>ANSWER: A</w:t>
             </w:r>
@@ -9030,7 +9655,7 @@
                 <w:rFonts w:ascii="Calibri" w:hAnsi="Calibri"/>
                 <w:sz w:val="18"/>
               </w:rPr>
-              <w:t>K2</w:t>
+              <w:t>K1</w:t>
             </w:r>
           </w:p>
         </w:tc>
@@ -9061,7 +9686,7 @@
                 <w:rFonts w:ascii="Calibri" w:hAnsi="Calibri"/>
                 <w:sz w:val="18"/>
               </w:rPr>
-              <w:t>8</w:t>
+              <w:t>13</w:t>
             </w:r>
           </w:p>
         </w:tc>
@@ -9087,17 +9712,17 @@
                 <w:rFonts w:ascii="Calibri" w:hAnsi="Calibri"/>
                 <w:sz w:val="18"/>
               </w:rPr>
-              <w:t>What visual tree diagram is used to illustrate the sequence of merges or splits in Hierarchical Clustering?</w:t>
+              <w:t>What is the primary goal of Principal Component Analysis (PCA)?</w:t>
               <w:br/>
-              <w:t>A) Scatter Plot</w:t>
+              <w:t>A) Dimensionality Reduction (reducing the number of features while keeping as much data variance as possible)</w:t>
               <w:br/>
-              <w:t>B) Dendrogram</w:t>
+              <w:t>B) Classifying images into categories</w:t>
               <w:br/>
-              <w:t>C) Histogram</w:t>
+              <w:t>C) Predicting future stock prices</w:t>
               <w:br/>
-              <w:t>D) Heatmap</w:t>
+              <w:t>D) Removing duplicate database rows</w:t>
               <w:br/>
-              <w:t>ANSWER: B</w:t>
+              <w:t>ANSWER: A</w:t>
             </w:r>
           </w:p>
         </w:tc>
@@ -9186,7 +9811,7 @@
                 <w:rFonts w:ascii="Calibri" w:hAnsi="Calibri"/>
                 <w:sz w:val="18"/>
               </w:rPr>
-              <w:t>9</w:t>
+              <w:t>14</w:t>
             </w:r>
           </w:p>
         </w:tc>
@@ -9212,17 +9837,17 @@
                 <w:rFonts w:ascii="Calibri" w:hAnsi="Calibri"/>
                 <w:sz w:val="18"/>
               </w:rPr>
-              <w:t>In the Elbow Method for determining optimal K in K-Means, what is plotted on the X and Y axes?</w:t>
+              <w:t>What must you do to your data before applying PCA?</w:t>
               <w:br/>
-              <w:t>A) X: Learning rate, Y: Training Accuracy</w:t>
+              <w:t>A) Mean-center the data (subtract the mean from each feature) and standardize variance</w:t>
               <w:br/>
-              <w:t>B) X: Number of clusters (K), Y: Within-Cluster Sum of Squares (Inertia)</w:t>
+              <w:t>B) Delete all numeric columns</w:t>
               <w:br/>
-              <w:t>C) X: False Positive Rate, Y: True Positive Rate</w:t>
+              <w:t>C) Sort rows alphabetically</w:t>
               <w:br/>
-              <w:t>D) X: Tree Depth, Y: Impurity</w:t>
+              <w:t>D) Add random noise</w:t>
               <w:br/>
-              <w:t>ANSWER: B</w:t>
+              <w:t>ANSWER: A</w:t>
             </w:r>
           </w:p>
         </w:tc>
@@ -9280,7 +9905,7 @@
                 <w:rFonts w:ascii="Calibri" w:hAnsi="Calibri"/>
                 <w:sz w:val="18"/>
               </w:rPr>
-              <w:t>K1</w:t>
+              <w:t>K2</w:t>
             </w:r>
           </w:p>
         </w:tc>
@@ -9311,7 +9936,7 @@
                 <w:rFonts w:ascii="Calibri" w:hAnsi="Calibri"/>
                 <w:sz w:val="18"/>
               </w:rPr>
-              <w:t>10</w:t>
+              <w:t>15</w:t>
             </w:r>
           </w:p>
         </w:tc>
@@ -9337,15 +9962,15 @@
                 <w:rFonts w:ascii="Calibri" w:hAnsi="Calibri"/>
                 <w:sz w:val="18"/>
               </w:rPr>
-              <w:t>What is the formula for the Silhouette Coefficient s(i) of sample instance i?</w:t>
+              <w:t>In PCA, what do the Eigenvectors and Eigenvalues of the Covariance Matrix represent?</w:t>
               <w:br/>
-              <w:t>A) s(i) = [b(i) - a(i)] / max(a(i), b(i)), where a(i) is mean intra-cluster distance and b(i) is mean nearest-cluster distance</w:t>
+              <w:t>A) Eigenvectors give the directions of the principal axes; Eigenvalues give the amount of variance captured along each axis</w:t>
               <w:br/>
-              <w:t>B) s(i) = a(i) / b(i)</w:t>
+              <w:t>B) Eigenvectors are cluster centroids; Eigenvalues are learning rates</w:t>
               <w:br/>
-              <w:t>C) s(i) = 1 - sum (a(i) - b(i))^2</w:t>
+              <w:t>C) Eigenvectors are class labels; Eigenvalues are probabilities</w:t>
               <w:br/>
-              <w:t>D) s(i) = max(a(i), b(i)) - min(a(i), b(i))</w:t>
+              <w:t>D) Both represent training execution time</w:t>
               <w:br/>
               <w:t>ANSWER: A</w:t>
             </w:r>
@@ -9405,7 +10030,7 @@
                 <w:rFonts w:ascii="Calibri" w:hAnsi="Calibri"/>
                 <w:sz w:val="18"/>
               </w:rPr>
-              <w:t>K1</w:t>
+              <w:t>K2</w:t>
             </w:r>
           </w:p>
         </w:tc>
@@ -9436,7 +10061,7 @@
                 <w:rFonts w:ascii="Calibri" w:hAnsi="Calibri"/>
                 <w:sz w:val="18"/>
               </w:rPr>
-              <w:t>11</w:t>
+              <w:t>16</w:t>
             </w:r>
           </w:p>
         </w:tc>
@@ -9462,17 +10087,17 @@
                 <w:rFonts w:ascii="Calibri" w:hAnsi="Calibri"/>
                 <w:sz w:val="18"/>
               </w:rPr>
-              <w:t>What does a Silhouette Coefficient close to +1.0 indicate for a financial customer profile in FinSight?</w:t>
+              <w:t>What is a Scree Plot used for in PCA?</w:t>
               <w:br/>
-              <w:t>A) The profile is heavily misclassified and sits deep inside another cluster</w:t>
+              <w:t>A) To visualize the variance explained by each principal component and pick how many components to keep</w:t>
               <w:br/>
-              <w:t>B) The customer profile is well-clustered, lying far from neighboring clusters and close to its own cluster members</w:t>
+              <w:t>B) To plot the decision boundary of a logistic regression model</w:t>
               <w:br/>
-              <w:t>C) The customer has zero annual income</w:t>
+              <w:t>C) To show the confusion matrix</w:t>
               <w:br/>
-              <w:t>D) The clustering model requires more features</w:t>
+              <w:t>D) To measure tree depth</w:t>
               <w:br/>
-              <w:t>ANSWER: B</w:t>
+              <w:t>ANSWER: A</w:t>
             </w:r>
           </w:p>
         </w:tc>
@@ -9530,7 +10155,7 @@
                 <w:rFonts w:ascii="Calibri" w:hAnsi="Calibri"/>
                 <w:sz w:val="18"/>
               </w:rPr>
-              <w:t>K2</w:t>
+              <w:t>K1</w:t>
             </w:r>
           </w:p>
         </w:tc>
@@ -9561,7 +10186,7 @@
                 <w:rFonts w:ascii="Calibri" w:hAnsi="Calibri"/>
                 <w:sz w:val="18"/>
               </w:rPr>
-              <w:t>12</w:t>
+              <w:t>17</w:t>
             </w:r>
           </w:p>
         </w:tc>
@@ -9587,17 +10212,17 @@
                 <w:rFonts w:ascii="Calibri" w:hAnsi="Calibri"/>
                 <w:sz w:val="18"/>
               </w:rPr>
-              <w:t>What is the primary statistical goal of Principal Component Analysis (PCA)?</w:t>
+              <w:t>In FinSight, why do we use PCA to project 20+ bank transaction features into 2D or 3D?</w:t>
               <w:br/>
-              <w:t>A) To predict target class labels with maximum margin</w:t>
+              <w:t>A) To allow easy 2D/3D interactive visual charts of user financial behavior clusters on the web dashboard</w:t>
               <w:br/>
-              <w:t>B) To project high-dimensional data onto orthogonal axes that maximize the captured data variance while minimizing reconstruction error</w:t>
+              <w:t>B) Because scikit-learn cannot handle more than 3 features</w:t>
               <w:br/>
-              <w:t>C) To compute recursive decision trees</w:t>
+              <w:t>C) To remove all positive transactions</w:t>
               <w:br/>
-              <w:t>D) To find cluster centroids using gradient descent</w:t>
+              <w:t>D) To enforce linear regression rules</w:t>
               <w:br/>
-              <w:t>ANSWER: B</w:t>
+              <w:t>ANSWER: A</w:t>
             </w:r>
           </w:p>
         </w:tc>
@@ -9655,7 +10280,7 @@
                 <w:rFonts w:ascii="Calibri" w:hAnsi="Calibri"/>
                 <w:sz w:val="18"/>
               </w:rPr>
-              <w:t>K1</w:t>
+              <w:t>K2</w:t>
             </w:r>
           </w:p>
         </w:tc>
@@ -9686,7 +10311,7 @@
                 <w:rFonts w:ascii="Calibri" w:hAnsi="Calibri"/>
                 <w:sz w:val="18"/>
               </w:rPr>
-              <w:t>13</w:t>
+              <w:t>18</w:t>
             </w:r>
           </w:p>
         </w:tc>
@@ -9712,17 +10337,17 @@
                 <w:rFonts w:ascii="Calibri" w:hAnsi="Calibri"/>
                 <w:sz w:val="18"/>
               </w:rPr>
-              <w:t>Before computing PCA on a financial transaction feature matrix, which data preprocessing step is mathematically mandatory?</w:t>
+              <w:t>In FinSight, which financial persona cluster represents a user with low discretionary spending and high recurring savings?</w:t>
               <w:br/>
-              <w:t>A) Label binarization</w:t>
+              <w:t>A) Frugal Saver / Conservative Accumulator</w:t>
               <w:br/>
-              <w:t>B) Mean centering (subtracting feature means) and standardizing variance</w:t>
+              <w:t>B) High-Frequency Spender</w:t>
               <w:br/>
-              <w:t>C) One-hot encoding</w:t>
+              <w:t>C) Aggressive Consumer</w:t>
               <w:br/>
-              <w:t>D) Log-odds transformation</w:t>
+              <w:t>D) Overdrawn Account</w:t>
               <w:br/>
-              <w:t>ANSWER: B</w:t>
+              <w:t>ANSWER: A</w:t>
             </w:r>
           </w:p>
         </w:tc>
@@ -9780,7 +10405,7 @@
                 <w:rFonts w:ascii="Calibri" w:hAnsi="Calibri"/>
                 <w:sz w:val="18"/>
               </w:rPr>
-              <w:t>K2</w:t>
+              <w:t>K1</w:t>
             </w:r>
           </w:p>
         </w:tc>
@@ -9811,7 +10436,7 @@
                 <w:rFonts w:ascii="Calibri" w:hAnsi="Calibri"/>
                 <w:sz w:val="18"/>
               </w:rPr>
-              <w:t>14</w:t>
+              <w:t>19</w:t>
             </w:r>
           </w:p>
         </w:tc>
@@ -9837,17 +10462,17 @@
                 <w:rFonts w:ascii="Calibri" w:hAnsi="Calibri"/>
                 <w:sz w:val="18"/>
               </w:rPr>
-              <w:t>In PCA, what mathematical operation yields the principal component directions and their corresponding captured variances?</w:t>
+              <w:t>How can customer clusters in FinSight be used to generate Personalized Financial Recommendations?</w:t>
               <w:br/>
-              <w:t>A) Inverting the design matrix X</w:t>
+              <w:t>A) By recommending tax-saving strategies and budgeting benchmarks adopted by top savers within the user's assigned cluster</w:t>
               <w:br/>
-              <w:t>B) Eigenvalue Decomposition of the sample Covariance Matrix Sigma = (1/m) * X^T * X (or Singular Value Decomposition of X)</w:t>
+              <w:t>B) By deleting accounts in lower clusters</w:t>
               <w:br/>
-              <w:t>C) Calculating Shannon Entropy</w:t>
+              <w:t>C) By applying random interest rates</w:t>
               <w:br/>
-              <w:t>D) Computing Euclidean linkage</w:t>
+              <w:t>D) By forcing all users into a single spending limit</w:t>
               <w:br/>
-              <w:t>ANSWER: B</w:t>
+              <w:t>ANSWER: A</w:t>
             </w:r>
           </w:p>
         </w:tc>
@@ -9936,7 +10561,7 @@
                 <w:rFonts w:ascii="Calibri" w:hAnsi="Calibri"/>
                 <w:sz w:val="18"/>
               </w:rPr>
-              <w:t>15</w:t>
+              <w:t>20</w:t>
             </w:r>
           </w:p>
         </w:tc>
@@ -9962,642 +10587,17 @@
                 <w:rFonts w:ascii="Calibri" w:hAnsi="Calibri"/>
                 <w:sz w:val="18"/>
               </w:rPr>
-              <w:t>How is the Explained Variance Ratio for the k-th principal component calculated from its eigenvalue lambda_k?</w:t>
+              <w:t>What is a known limitation of K-Means clustering?</w:t>
               <w:br/>
-              <w:t>A) lambda_k / max(lambda)</w:t>
+              <w:t>A) It assumes clusters are spherical and of similar size, performing poorly on elongated or irregular shapes</w:t>
               <w:br/>
-              <w:t>B) lambda_k / sum_{j=1}^p lambda_j</w:t>
+              <w:t>B) It cannot work with numbers</w:t>
               <w:br/>
-              <w:t>C) sqrt(lambda_k) / m</w:t>
+              <w:t>C) It requires target labels</w:t>
               <w:br/>
-              <w:t>D) lambda_k * (1 - lambda_k)</w:t>
-              <w:br/>
-              <w:t>ANSWER: B</w:t>
-            </w:r>
-          </w:p>
-        </w:tc>
-        <w:tc>
-          <w:tcPr>
-            <w:tcW w:type="dxa" w:w="864"/>
-            <w:tcMar>
-              <w:top w:w="80" w:type="dxa"/>
-              <w:bottom w:w="80" w:type="dxa"/>
-              <w:left w:w="120" w:type="dxa"/>
-              <w:right w:w="120" w:type="dxa"/>
-            </w:tcMar>
-            <w:tcBorders>
-              <w:top w:val="single" w:sz="4" w:space="0" w:color="888888"/>
-              <w:left w:val="single" w:sz="4" w:space="0" w:color="888888"/>
-              <w:bottom w:val="single" w:sz="4" w:space="0" w:color="888888"/>
-              <w:right w:val="single" w:sz="4" w:space="0" w:color="888888"/>
-            </w:tcBorders>
-          </w:tcPr>
-          <w:p>
-            <w:pPr>
-              <w:jc w:val="center"/>
-            </w:pPr>
-            <w:r>
-              <w:rPr>
-                <w:rFonts w:ascii="Calibri" w:hAnsi="Calibri"/>
-                <w:sz w:val="18"/>
-              </w:rPr>
-              <w:t>CO4</w:t>
-            </w:r>
-          </w:p>
-        </w:tc>
-        <w:tc>
-          <w:tcPr>
-            <w:tcW w:type="dxa" w:w="1008"/>
-            <w:tcMar>
-              <w:top w:w="80" w:type="dxa"/>
-              <w:bottom w:w="80" w:type="dxa"/>
-              <w:left w:w="120" w:type="dxa"/>
-              <w:right w:w="120" w:type="dxa"/>
-            </w:tcMar>
-            <w:tcBorders>
-              <w:top w:val="single" w:sz="4" w:space="0" w:color="888888"/>
-              <w:left w:val="single" w:sz="4" w:space="0" w:color="888888"/>
-              <w:bottom w:val="single" w:sz="4" w:space="0" w:color="888888"/>
-              <w:right w:val="single" w:sz="4" w:space="0" w:color="888888"/>
-            </w:tcBorders>
-          </w:tcPr>
-          <w:p>
-            <w:pPr>
-              <w:jc w:val="center"/>
-            </w:pPr>
-            <w:r>
-              <w:rPr>
-                <w:rFonts w:ascii="Calibri" w:hAnsi="Calibri"/>
-                <w:sz w:val="18"/>
-              </w:rPr>
-              <w:t>K2</w:t>
-            </w:r>
-          </w:p>
-        </w:tc>
-      </w:tr>
-      <w:tr>
-        <w:tc>
-          <w:tcPr>
-            <w:tcW w:type="dxa" w:w="864"/>
-            <w:tcMar>
-              <w:top w:w="80" w:type="dxa"/>
-              <w:bottom w:w="80" w:type="dxa"/>
-              <w:left w:w="120" w:type="dxa"/>
-              <w:right w:w="120" w:type="dxa"/>
-            </w:tcMar>
-            <w:tcBorders>
-              <w:top w:val="single" w:sz="4" w:space="0" w:color="888888"/>
-              <w:left w:val="single" w:sz="4" w:space="0" w:color="888888"/>
-              <w:bottom w:val="single" w:sz="4" w:space="0" w:color="888888"/>
-              <w:right w:val="single" w:sz="4" w:space="0" w:color="888888"/>
-            </w:tcBorders>
-          </w:tcPr>
-          <w:p>
-            <w:pPr>
-              <w:jc w:val="center"/>
-            </w:pPr>
-            <w:r>
-              <w:rPr>
-                <w:rFonts w:ascii="Calibri" w:hAnsi="Calibri"/>
-                <w:sz w:val="18"/>
-              </w:rPr>
-              <w:t>16</w:t>
-            </w:r>
-          </w:p>
-        </w:tc>
-        <w:tc>
-          <w:tcPr>
-            <w:tcW w:type="dxa" w:w="7632"/>
-            <w:tcMar>
-              <w:top w:w="80" w:type="dxa"/>
-              <w:bottom w:w="80" w:type="dxa"/>
-              <w:left w:w="120" w:type="dxa"/>
-              <w:right w:w="120" w:type="dxa"/>
-            </w:tcMar>
-            <w:tcBorders>
-              <w:top w:val="single" w:sz="4" w:space="0" w:color="888888"/>
-              <w:left w:val="single" w:sz="4" w:space="0" w:color="888888"/>
-              <w:bottom w:val="single" w:sz="4" w:space="0" w:color="888888"/>
-              <w:right w:val="single" w:sz="4" w:space="0" w:color="888888"/>
-            </w:tcBorders>
-          </w:tcPr>
-          <w:p>
-            <w:r>
-              <w:rPr>
-                <w:rFonts w:ascii="Calibri" w:hAnsi="Calibri"/>
-                <w:sz w:val="18"/>
-              </w:rPr>
-              <w:t>What is a Scree Plot used for in PCA analysis?</w:t>
-              <w:br/>
-              <w:t>A) Visualizing decision boundaries</w:t>
-              <w:br/>
-              <w:t>B) Plotting eigenvalues or explained variance against the principal component index to determine the optimal number of dimensions to retain</w:t>
-              <w:br/>
-              <w:t>C) Inspecting residual normality</w:t>
-              <w:br/>
-              <w:t>D) Displaying classification precision</w:t>
-              <w:br/>
-              <w:t>ANSWER: B</w:t>
-            </w:r>
-          </w:p>
-        </w:tc>
-        <w:tc>
-          <w:tcPr>
-            <w:tcW w:type="dxa" w:w="864"/>
-            <w:tcMar>
-              <w:top w:w="80" w:type="dxa"/>
-              <w:bottom w:w="80" w:type="dxa"/>
-              <w:left w:w="120" w:type="dxa"/>
-              <w:right w:w="120" w:type="dxa"/>
-            </w:tcMar>
-            <w:tcBorders>
-              <w:top w:val="single" w:sz="4" w:space="0" w:color="888888"/>
-              <w:left w:val="single" w:sz="4" w:space="0" w:color="888888"/>
-              <w:bottom w:val="single" w:sz="4" w:space="0" w:color="888888"/>
-              <w:right w:val="single" w:sz="4" w:space="0" w:color="888888"/>
-            </w:tcBorders>
-          </w:tcPr>
-          <w:p>
-            <w:pPr>
-              <w:jc w:val="center"/>
-            </w:pPr>
-            <w:r>
-              <w:rPr>
-                <w:rFonts w:ascii="Calibri" w:hAnsi="Calibri"/>
-                <w:sz w:val="18"/>
-              </w:rPr>
-              <w:t>CO4</w:t>
-            </w:r>
-          </w:p>
-        </w:tc>
-        <w:tc>
-          <w:tcPr>
-            <w:tcW w:type="dxa" w:w="1008"/>
-            <w:tcMar>
-              <w:top w:w="80" w:type="dxa"/>
-              <w:bottom w:w="80" w:type="dxa"/>
-              <w:left w:w="120" w:type="dxa"/>
-              <w:right w:w="120" w:type="dxa"/>
-            </w:tcMar>
-            <w:tcBorders>
-              <w:top w:val="single" w:sz="4" w:space="0" w:color="888888"/>
-              <w:left w:val="single" w:sz="4" w:space="0" w:color="888888"/>
-              <w:bottom w:val="single" w:sz="4" w:space="0" w:color="888888"/>
-              <w:right w:val="single" w:sz="4" w:space="0" w:color="888888"/>
-            </w:tcBorders>
-          </w:tcPr>
-          <w:p>
-            <w:pPr>
-              <w:jc w:val="center"/>
-            </w:pPr>
-            <w:r>
-              <w:rPr>
-                <w:rFonts w:ascii="Calibri" w:hAnsi="Calibri"/>
-                <w:sz w:val="18"/>
-              </w:rPr>
-              <w:t>K1</w:t>
-            </w:r>
-          </w:p>
-        </w:tc>
-      </w:tr>
-      <w:tr>
-        <w:tc>
-          <w:tcPr>
-            <w:tcW w:type="dxa" w:w="864"/>
-            <w:tcMar>
-              <w:top w:w="80" w:type="dxa"/>
-              <w:bottom w:w="80" w:type="dxa"/>
-              <w:left w:w="120" w:type="dxa"/>
-              <w:right w:w="120" w:type="dxa"/>
-            </w:tcMar>
-            <w:tcBorders>
-              <w:top w:val="single" w:sz="4" w:space="0" w:color="888888"/>
-              <w:left w:val="single" w:sz="4" w:space="0" w:color="888888"/>
-              <w:bottom w:val="single" w:sz="4" w:space="0" w:color="888888"/>
-              <w:right w:val="single" w:sz="4" w:space="0" w:color="888888"/>
-            </w:tcBorders>
-          </w:tcPr>
-          <w:p>
-            <w:pPr>
-              <w:jc w:val="center"/>
-            </w:pPr>
-            <w:r>
-              <w:rPr>
-                <w:rFonts w:ascii="Calibri" w:hAnsi="Calibri"/>
-                <w:sz w:val="18"/>
-              </w:rPr>
-              <w:t>17</w:t>
-            </w:r>
-          </w:p>
-        </w:tc>
-        <w:tc>
-          <w:tcPr>
-            <w:tcW w:type="dxa" w:w="7632"/>
-            <w:tcMar>
-              <w:top w:w="80" w:type="dxa"/>
-              <w:bottom w:w="80" w:type="dxa"/>
-              <w:left w:w="120" w:type="dxa"/>
-              <w:right w:w="120" w:type="dxa"/>
-            </w:tcMar>
-            <w:tcBorders>
-              <w:top w:val="single" w:sz="4" w:space="0" w:color="888888"/>
-              <w:left w:val="single" w:sz="4" w:space="0" w:color="888888"/>
-              <w:bottom w:val="single" w:sz="4" w:space="0" w:color="888888"/>
-              <w:right w:val="single" w:sz="4" w:space="0" w:color="888888"/>
-            </w:tcBorders>
-          </w:tcPr>
-          <w:p>
-            <w:r>
-              <w:rPr>
-                <w:rFonts w:ascii="Calibri" w:hAnsi="Calibri"/>
-                <w:sz w:val="18"/>
-              </w:rPr>
-              <w:t>In the FinSight dashboard, why is PCA used to reduce 20+ transaction features down to 2 or 3 components?</w:t>
-              <w:br/>
-              <w:t>A) Because scikit-learn cannot train on more than 3 features</w:t>
-              <w:br/>
-              <w:t>B) To enable 2D/3D interactive visual exploration of user financial behavior clusters on the frontend web interface</w:t>
-              <w:br/>
-              <w:t>C) To eliminate all negative values</w:t>
-              <w:br/>
-              <w:t>D) To enforce strict linear regression constraints</w:t>
-              <w:br/>
-              <w:t>ANSWER: B</w:t>
-            </w:r>
-          </w:p>
-        </w:tc>
-        <w:tc>
-          <w:tcPr>
-            <w:tcW w:type="dxa" w:w="864"/>
-            <w:tcMar>
-              <w:top w:w="80" w:type="dxa"/>
-              <w:bottom w:w="80" w:type="dxa"/>
-              <w:left w:w="120" w:type="dxa"/>
-              <w:right w:w="120" w:type="dxa"/>
-            </w:tcMar>
-            <w:tcBorders>
-              <w:top w:val="single" w:sz="4" w:space="0" w:color="888888"/>
-              <w:left w:val="single" w:sz="4" w:space="0" w:color="888888"/>
-              <w:bottom w:val="single" w:sz="4" w:space="0" w:color="888888"/>
-              <w:right w:val="single" w:sz="4" w:space="0" w:color="888888"/>
-            </w:tcBorders>
-          </w:tcPr>
-          <w:p>
-            <w:pPr>
-              <w:jc w:val="center"/>
-            </w:pPr>
-            <w:r>
-              <w:rPr>
-                <w:rFonts w:ascii="Calibri" w:hAnsi="Calibri"/>
-                <w:sz w:val="18"/>
-              </w:rPr>
-              <w:t>CO4</w:t>
-            </w:r>
-          </w:p>
-        </w:tc>
-        <w:tc>
-          <w:tcPr>
-            <w:tcW w:type="dxa" w:w="1008"/>
-            <w:tcMar>
-              <w:top w:w="80" w:type="dxa"/>
-              <w:bottom w:w="80" w:type="dxa"/>
-              <w:left w:w="120" w:type="dxa"/>
-              <w:right w:w="120" w:type="dxa"/>
-            </w:tcMar>
-            <w:tcBorders>
-              <w:top w:val="single" w:sz="4" w:space="0" w:color="888888"/>
-              <w:left w:val="single" w:sz="4" w:space="0" w:color="888888"/>
-              <w:bottom w:val="single" w:sz="4" w:space="0" w:color="888888"/>
-              <w:right w:val="single" w:sz="4" w:space="0" w:color="888888"/>
-            </w:tcBorders>
-          </w:tcPr>
-          <w:p>
-            <w:pPr>
-              <w:jc w:val="center"/>
-            </w:pPr>
-            <w:r>
-              <w:rPr>
-                <w:rFonts w:ascii="Calibri" w:hAnsi="Calibri"/>
-                <w:sz w:val="18"/>
-              </w:rPr>
-              <w:t>K2</w:t>
-            </w:r>
-          </w:p>
-        </w:tc>
-      </w:tr>
-      <w:tr>
-        <w:tc>
-          <w:tcPr>
-            <w:tcW w:type="dxa" w:w="864"/>
-            <w:tcMar>
-              <w:top w:w="80" w:type="dxa"/>
-              <w:bottom w:w="80" w:type="dxa"/>
-              <w:left w:w="120" w:type="dxa"/>
-              <w:right w:w="120" w:type="dxa"/>
-            </w:tcMar>
-            <w:tcBorders>
-              <w:top w:val="single" w:sz="4" w:space="0" w:color="888888"/>
-              <w:left w:val="single" w:sz="4" w:space="0" w:color="888888"/>
-              <w:bottom w:val="single" w:sz="4" w:space="0" w:color="888888"/>
-              <w:right w:val="single" w:sz="4" w:space="0" w:color="888888"/>
-            </w:tcBorders>
-          </w:tcPr>
-          <w:p>
-            <w:pPr>
-              <w:jc w:val="center"/>
-            </w:pPr>
-            <w:r>
-              <w:rPr>
-                <w:rFonts w:ascii="Calibri" w:hAnsi="Calibri"/>
-                <w:sz w:val="18"/>
-              </w:rPr>
-              <w:t>18</w:t>
-            </w:r>
-          </w:p>
-        </w:tc>
-        <w:tc>
-          <w:tcPr>
-            <w:tcW w:type="dxa" w:w="7632"/>
-            <w:tcMar>
-              <w:top w:w="80" w:type="dxa"/>
-              <w:bottom w:w="80" w:type="dxa"/>
-              <w:left w:w="120" w:type="dxa"/>
-              <w:right w:w="120" w:type="dxa"/>
-            </w:tcMar>
-            <w:tcBorders>
-              <w:top w:val="single" w:sz="4" w:space="0" w:color="888888"/>
-              <w:left w:val="single" w:sz="4" w:space="0" w:color="888888"/>
-              <w:bottom w:val="single" w:sz="4" w:space="0" w:color="888888"/>
-              <w:right w:val="single" w:sz="4" w:space="0" w:color="888888"/>
-            </w:tcBorders>
-          </w:tcPr>
-          <w:p>
-            <w:r>
-              <w:rPr>
-                <w:rFonts w:ascii="Calibri" w:hAnsi="Calibri"/>
-                <w:sz w:val="18"/>
-              </w:rPr>
-              <w:t>Which clustering evaluation index measures the average similarity between each cluster and its most similar one, where lower values indicate better clustering?</w:t>
-              <w:br/>
-              <w:t>A) Silhouette Score</w:t>
-              <w:br/>
-              <w:t>B) Davies-Bouldin Index</w:t>
-              <w:br/>
-              <w:t>C) R-squared</w:t>
-              <w:br/>
-              <w:t>D) F1-Score</w:t>
-              <w:br/>
-              <w:t>ANSWER: B</w:t>
-            </w:r>
-          </w:p>
-        </w:tc>
-        <w:tc>
-          <w:tcPr>
-            <w:tcW w:type="dxa" w:w="864"/>
-            <w:tcMar>
-              <w:top w:w="80" w:type="dxa"/>
-              <w:bottom w:w="80" w:type="dxa"/>
-              <w:left w:w="120" w:type="dxa"/>
-              <w:right w:w="120" w:type="dxa"/>
-            </w:tcMar>
-            <w:tcBorders>
-              <w:top w:val="single" w:sz="4" w:space="0" w:color="888888"/>
-              <w:left w:val="single" w:sz="4" w:space="0" w:color="888888"/>
-              <w:bottom w:val="single" w:sz="4" w:space="0" w:color="888888"/>
-              <w:right w:val="single" w:sz="4" w:space="0" w:color="888888"/>
-            </w:tcBorders>
-          </w:tcPr>
-          <w:p>
-            <w:pPr>
-              <w:jc w:val="center"/>
-            </w:pPr>
-            <w:r>
-              <w:rPr>
-                <w:rFonts w:ascii="Calibri" w:hAnsi="Calibri"/>
-                <w:sz w:val="18"/>
-              </w:rPr>
-              <w:t>CO4</w:t>
-            </w:r>
-          </w:p>
-        </w:tc>
-        <w:tc>
-          <w:tcPr>
-            <w:tcW w:type="dxa" w:w="1008"/>
-            <w:tcMar>
-              <w:top w:w="80" w:type="dxa"/>
-              <w:bottom w:w="80" w:type="dxa"/>
-              <w:left w:w="120" w:type="dxa"/>
-              <w:right w:w="120" w:type="dxa"/>
-            </w:tcMar>
-            <w:tcBorders>
-              <w:top w:val="single" w:sz="4" w:space="0" w:color="888888"/>
-              <w:left w:val="single" w:sz="4" w:space="0" w:color="888888"/>
-              <w:bottom w:val="single" w:sz="4" w:space="0" w:color="888888"/>
-              <w:right w:val="single" w:sz="4" w:space="0" w:color="888888"/>
-            </w:tcBorders>
-          </w:tcPr>
-          <w:p>
-            <w:pPr>
-              <w:jc w:val="center"/>
-            </w:pPr>
-            <w:r>
-              <w:rPr>
-                <w:rFonts w:ascii="Calibri" w:hAnsi="Calibri"/>
-                <w:sz w:val="18"/>
-              </w:rPr>
-              <w:t>K1</w:t>
-            </w:r>
-          </w:p>
-        </w:tc>
-      </w:tr>
-      <w:tr>
-        <w:tc>
-          <w:tcPr>
-            <w:tcW w:type="dxa" w:w="864"/>
-            <w:tcMar>
-              <w:top w:w="80" w:type="dxa"/>
-              <w:bottom w:w="80" w:type="dxa"/>
-              <w:left w:w="120" w:type="dxa"/>
-              <w:right w:w="120" w:type="dxa"/>
-            </w:tcMar>
-            <w:tcBorders>
-              <w:top w:val="single" w:sz="4" w:space="0" w:color="888888"/>
-              <w:left w:val="single" w:sz="4" w:space="0" w:color="888888"/>
-              <w:bottom w:val="single" w:sz="4" w:space="0" w:color="888888"/>
-              <w:right w:val="single" w:sz="4" w:space="0" w:color="888888"/>
-            </w:tcBorders>
-          </w:tcPr>
-          <w:p>
-            <w:pPr>
-              <w:jc w:val="center"/>
-            </w:pPr>
-            <w:r>
-              <w:rPr>
-                <w:rFonts w:ascii="Calibri" w:hAnsi="Calibri"/>
-                <w:sz w:val="18"/>
-              </w:rPr>
-              <w:t>19</w:t>
-            </w:r>
-          </w:p>
-        </w:tc>
-        <w:tc>
-          <w:tcPr>
-            <w:tcW w:type="dxa" w:w="7632"/>
-            <w:tcMar>
-              <w:top w:w="80" w:type="dxa"/>
-              <w:bottom w:w="80" w:type="dxa"/>
-              <w:left w:w="120" w:type="dxa"/>
-              <w:right w:w="120" w:type="dxa"/>
-            </w:tcMar>
-            <w:tcBorders>
-              <w:top w:val="single" w:sz="4" w:space="0" w:color="888888"/>
-              <w:left w:val="single" w:sz="4" w:space="0" w:color="888888"/>
-              <w:bottom w:val="single" w:sz="4" w:space="0" w:color="888888"/>
-              <w:right w:val="single" w:sz="4" w:space="0" w:color="888888"/>
-            </w:tcBorders>
-          </w:tcPr>
-          <w:p>
-            <w:r>
-              <w:rPr>
-                <w:rFonts w:ascii="Calibri" w:hAnsi="Calibri"/>
-                <w:sz w:val="18"/>
-              </w:rPr>
-              <w:t>How can customer clusters in FinSight be leveraged to build a Personalized Financial Recommendation System?</w:t>
-              <w:br/>
-              <w:t>A) By recommending tax-saving strategies and budgeting benchmarks adopted by top-performing peers within the user's assigned financial cluster</w:t>
-              <w:br/>
-              <w:t>B) By deleting accounts in the lowest cluster</w:t>
-              <w:br/>
-              <w:t>C) By applying random discount rates to all users</w:t>
-              <w:br/>
-              <w:t>D) By forcing all users into a single spending bracket</w:t>
+              <w:t>D) It only works on 1 feature</w:t>
               <w:br/>
               <w:t>ANSWER: A</w:t>
-            </w:r>
-          </w:p>
-        </w:tc>
-        <w:tc>
-          <w:tcPr>
-            <w:tcW w:type="dxa" w:w="864"/>
-            <w:tcMar>
-              <w:top w:w="80" w:type="dxa"/>
-              <w:bottom w:w="80" w:type="dxa"/>
-              <w:left w:w="120" w:type="dxa"/>
-              <w:right w:w="120" w:type="dxa"/>
-            </w:tcMar>
-            <w:tcBorders>
-              <w:top w:val="single" w:sz="4" w:space="0" w:color="888888"/>
-              <w:left w:val="single" w:sz="4" w:space="0" w:color="888888"/>
-              <w:bottom w:val="single" w:sz="4" w:space="0" w:color="888888"/>
-              <w:right w:val="single" w:sz="4" w:space="0" w:color="888888"/>
-            </w:tcBorders>
-          </w:tcPr>
-          <w:p>
-            <w:pPr>
-              <w:jc w:val="center"/>
-            </w:pPr>
-            <w:r>
-              <w:rPr>
-                <w:rFonts w:ascii="Calibri" w:hAnsi="Calibri"/>
-                <w:sz w:val="18"/>
-              </w:rPr>
-              <w:t>CO4</w:t>
-            </w:r>
-          </w:p>
-        </w:tc>
-        <w:tc>
-          <w:tcPr>
-            <w:tcW w:type="dxa" w:w="1008"/>
-            <w:tcMar>
-              <w:top w:w="80" w:type="dxa"/>
-              <w:bottom w:w="80" w:type="dxa"/>
-              <w:left w:w="120" w:type="dxa"/>
-              <w:right w:w="120" w:type="dxa"/>
-            </w:tcMar>
-            <w:tcBorders>
-              <w:top w:val="single" w:sz="4" w:space="0" w:color="888888"/>
-              <w:left w:val="single" w:sz="4" w:space="0" w:color="888888"/>
-              <w:bottom w:val="single" w:sz="4" w:space="0" w:color="888888"/>
-              <w:right w:val="single" w:sz="4" w:space="0" w:color="888888"/>
-            </w:tcBorders>
-          </w:tcPr>
-          <w:p>
-            <w:pPr>
-              <w:jc w:val="center"/>
-            </w:pPr>
-            <w:r>
-              <w:rPr>
-                <w:rFonts w:ascii="Calibri" w:hAnsi="Calibri"/>
-                <w:sz w:val="18"/>
-              </w:rPr>
-              <w:t>K2</w:t>
-            </w:r>
-          </w:p>
-        </w:tc>
-      </w:tr>
-      <w:tr>
-        <w:tc>
-          <w:tcPr>
-            <w:tcW w:type="dxa" w:w="864"/>
-            <w:tcMar>
-              <w:top w:w="80" w:type="dxa"/>
-              <w:bottom w:w="80" w:type="dxa"/>
-              <w:left w:w="120" w:type="dxa"/>
-              <w:right w:w="120" w:type="dxa"/>
-            </w:tcMar>
-            <w:tcBorders>
-              <w:top w:val="single" w:sz="4" w:space="0" w:color="888888"/>
-              <w:left w:val="single" w:sz="4" w:space="0" w:color="888888"/>
-              <w:bottom w:val="single" w:sz="4" w:space="0" w:color="888888"/>
-              <w:right w:val="single" w:sz="4" w:space="0" w:color="888888"/>
-            </w:tcBorders>
-          </w:tcPr>
-          <w:p>
-            <w:pPr>
-              <w:jc w:val="center"/>
-            </w:pPr>
-            <w:r>
-              <w:rPr>
-                <w:rFonts w:ascii="Calibri" w:hAnsi="Calibri"/>
-                <w:sz w:val="18"/>
-              </w:rPr>
-              <w:t>20</w:t>
-            </w:r>
-          </w:p>
-        </w:tc>
-        <w:tc>
-          <w:tcPr>
-            <w:tcW w:type="dxa" w:w="7632"/>
-            <w:tcMar>
-              <w:top w:w="80" w:type="dxa"/>
-              <w:bottom w:w="80" w:type="dxa"/>
-              <w:left w:w="120" w:type="dxa"/>
-              <w:right w:w="120" w:type="dxa"/>
-            </w:tcMar>
-            <w:tcBorders>
-              <w:top w:val="single" w:sz="4" w:space="0" w:color="888888"/>
-              <w:left w:val="single" w:sz="4" w:space="0" w:color="888888"/>
-              <w:bottom w:val="single" w:sz="4" w:space="0" w:color="888888"/>
-              <w:right w:val="single" w:sz="4" w:space="0" w:color="888888"/>
-            </w:tcBorders>
-          </w:tcPr>
-          <w:p>
-            <w:r>
-              <w:rPr>
-                <w:rFonts w:ascii="Calibri" w:hAnsi="Calibri"/>
-                <w:sz w:val="18"/>
-              </w:rPr>
-              <w:t>What is a key geometric limitation of standard K-Means clustering when applied to complex financial transaction distributions?</w:t>
-              <w:br/>
-              <w:t>A) It can only cluster 1-dimensional data</w:t>
-              <w:br/>
-              <w:t>B) It assumes clusters are spherical, isotropic, and of similar size, performing poorly on elongated, non-convex, or irregular manifold shapes</w:t>
-              <w:br/>
-              <w:t>C) It requires continuous labels during training</w:t>
-              <w:br/>
-              <w:t>D) It cannot compute centroids</w:t>
-              <w:br/>
-              <w:t>ANSWER: B</w:t>
             </w:r>
           </w:p>
         </w:tc>
@@ -10863,17 +10863,17 @@
                 <w:rFonts w:ascii="Calibri" w:hAnsi="Calibri"/>
                 <w:sz w:val="18"/>
               </w:rPr>
-              <w:t>What is the primary geometric concept underlying Support Vector Machines (SVM)?</w:t>
+              <w:t>What is the primary idea behind Support Vector Machines (SVM)?</w:t>
               <w:br/>
-              <w:t>A) Finding the centroid that minimizes within-cluster variance</w:t>
+              <w:t>A) To find a separating hyperplane that has the maximum margin (distance) between two classes</w:t>
               <w:br/>
-              <w:t>B) Constructing an optimal separating hyperplane that maximizes the margin (distance) between the closest data points of opposing classes</w:t>
+              <w:t>B) To connect all points in a circle</w:t>
               <w:br/>
-              <w:t>C) Constructing orthogonal decision trees with recursive entropy splits</w:t>
+              <w:t>C) To calculate tree entropy</w:t>
               <w:br/>
-              <w:t>D) Computing the inverse covariance matrix of input features</w:t>
+              <w:t>D) To cluster data without labels</w:t>
               <w:br/>
-              <w:t>ANSWER: B</w:t>
+              <w:t>ANSWER: A</w:t>
             </w:r>
           </w:p>
         </w:tc>
@@ -10988,17 +10988,17 @@
                 <w:rFonts w:ascii="Calibri" w:hAnsi="Calibri"/>
                 <w:sz w:val="18"/>
               </w:rPr>
-              <w:t>What are 'Support Vectors' in a trained SVM classifier?</w:t>
+              <w:t>What are 'Support Vectors' in an SVM model?</w:t>
               <w:br/>
-              <w:t>A) All data points in the training set</w:t>
+              <w:t>A) The critical training data points that lie closest to the decision boundary and determine the position of the separating hyperplane</w:t>
               <w:br/>
-              <w:t>B) The critical training data points that lie closest to the decision boundary (on or inside the margin hyperplanes) and uniquely determine the position and orientation of the separating hyperplane</w:t>
+              <w:t>B) All points in the training set</w:t>
               <w:br/>
-              <w:t>C) The eigenvectors of the feature covariance matrix</w:t>
+              <w:t>C) The cluster centroids</w:t>
               <w:br/>
-              <w:t>D) The gradient descent weight updates</w:t>
+              <w:t>D) The columns of the dataset</w:t>
               <w:br/>
-              <w:t>ANSWER: B</w:t>
+              <w:t>ANSWER: A</w:t>
             </w:r>
           </w:p>
         </w:tc>
@@ -11113,15 +11113,15 @@
                 <w:rFonts w:ascii="Calibri" w:hAnsi="Calibri"/>
                 <w:sz w:val="18"/>
               </w:rPr>
-              <w:t>What is the mathematical width of the margin between the two parallel bounding hyperplanes w^T * x + b = 1 and w^T * x + b = -1 in a linear SVM?</w:t>
+              <w:t>What is the Margin in an SVM classifier?</w:t>
               <w:br/>
-              <w:t>A) 2 / ||w||</w:t>
+              <w:t>A) The perpendicular distance between the decision hyperplane and the closest data points (support vectors) on either side</w:t>
               <w:br/>
-              <w:t>B) ||w|| / 2</w:t>
+              <w:t>B) The number of training epochs</w:t>
               <w:br/>
-              <w:t>C) 1 / ||w||^2</w:t>
+              <w:t>C) The learning rate</w:t>
               <w:br/>
-              <w:t>D) 2 * ||w||</w:t>
+              <w:t>D) The error percentage</w:t>
               <w:br/>
               <w:t>ANSWER: A</w:t>
             </w:r>
@@ -11238,15 +11238,15 @@
                 <w:rFonts w:ascii="Calibri" w:hAnsi="Calibri"/>
                 <w:sz w:val="18"/>
               </w:rPr>
-              <w:t>Maximizing the margin width 2/||w|| in Hard Margin SVM is mathematically equivalent to minimizing which quadratic objective?</w:t>
+              <w:t>What is the difference between Hard Margin SVM and Soft Margin SVM?</w:t>
               <w:br/>
-              <w:t>A) (1/2) * ||w||^2 subject to y_i * (w^T * x_i + b) &gt;= 1 for all i</w:t>
+              <w:t>A) Hard Margin requires 100% perfect linear separation with zero errors; Soft Margin allows some controlled misclassifications using slack variables to handle noisy data</w:t>
               <w:br/>
-              <w:t>B) -sum y_i * log(w^T * x_i)</w:t>
+              <w:t>B) Hard Margin uses neural networks; Soft Margin uses decision trees</w:t>
               <w:br/>
-              <w:t>C) sum (y_i - w^T * x_i)^2</w:t>
+              <w:t>C) Hard Margin works only on text</w:t>
               <w:br/>
-              <w:t>D) max(0, 1 - w^T * x_i)</w:t>
+              <w:t>D) Soft Margin has no parameters</w:t>
               <w:br/>
               <w:t>ANSWER: A</w:t>
             </w:r>
@@ -11363,17 +11363,17 @@
                 <w:rFonts w:ascii="Calibri" w:hAnsi="Calibri"/>
                 <w:sz w:val="18"/>
               </w:rPr>
-              <w:t>Why are Slack Variables (xi_i &gt;= 0) introduced in Soft Margin SVM?</w:t>
+              <w:t>In Soft Margin SVM, what does the hyperparameter 'C' control?</w:t>
               <w:br/>
-              <w:t>A) To speed up matrix multiplication</w:t>
+              <w:t>A) The trade-off between having a wider margin and minimizing training classification errors</w:t>
               <w:br/>
-              <w:t>B) To allow a controlled amount of margin violations and misclassifications on non-linearly separable or noisy datasets</w:t>
+              <w:t>B) The number of clusters</w:t>
               <w:br/>
-              <w:t>C) To convert continuous outputs into discrete integer classes</w:t>
+              <w:t>C) The number of trees</w:t>
               <w:br/>
-              <w:t>D) To eliminate the bias term b</w:t>
+              <w:t>D) The learning rate of gradient descent</w:t>
               <w:br/>
-              <w:t>ANSWER: B</w:t>
+              <w:t>ANSWER: A</w:t>
             </w:r>
           </w:p>
         </w:tc>
@@ -11431,7 +11431,7 @@
                 <w:rFonts w:ascii="Calibri" w:hAnsi="Calibri"/>
                 <w:sz w:val="18"/>
               </w:rPr>
-              <w:t>K2</w:t>
+              <w:t>K1</w:t>
             </w:r>
           </w:p>
         </w:tc>
@@ -11488,17 +11488,17 @@
                 <w:rFonts w:ascii="Calibri" w:hAnsi="Calibri"/>
                 <w:sz w:val="18"/>
               </w:rPr>
-              <w:t>In Soft Margin SVM, what does a very large value of the regularization parameter C represent?</w:t>
+              <w:t>What happens if hyperparameter C in SVM is set very high?</w:t>
               <w:br/>
-              <w:t>A) Strong preference for a wide margin, tolerating many training misclassifications (underfitting risk)</w:t>
+              <w:t>A) The model heavily penalizes any mistakes, creating a narrow margin and risking overfitting</w:t>
               <w:br/>
-              <w:t>B) Severe penalty on margin violations, forcing a narrow margin that strives to classify all training points correctly (overfitting risk)</w:t>
+              <w:t>B) The model ignores all training data</w:t>
               <w:br/>
-              <w:t>C) Complete elimination of non-linear kernel transformations</w:t>
+              <w:t>C) The model becomes a straight horizontal line</w:t>
               <w:br/>
-              <w:t>D) Zeroing out all support vector weights</w:t>
+              <w:t>D) The margin width becomes infinite</w:t>
               <w:br/>
-              <w:t>ANSWER: B</w:t>
+              <w:t>ANSWER: A</w:t>
             </w:r>
           </w:p>
         </w:tc>
@@ -11613,17 +11613,17 @@
                 <w:rFonts w:ascii="Calibri" w:hAnsi="Calibri"/>
                 <w:sz w:val="18"/>
               </w:rPr>
-              <w:t>What is the 'Kernel Trick' in Support Vector Machines?</w:t>
+              <w:t>What is the 'Kernel Trick' in SVM?</w:t>
               <w:br/>
-              <w:t>A) Replacing gradient descent with matrix inversion</w:t>
+              <w:t>A) A mathematical shortcut that computes inner products in high-dimensional space without explicitly calculating coordinates in that space</w:t>
               <w:br/>
-              <w:t>B) Computing the inner product &lt;Phi(x), Phi(z)&gt; in a high-dimensional feature space directly using a kernel function K(x, z) in the original input space without explicitly computing the transformation coordinates</w:t>
+              <w:t>B) A way to delete missing values</w:t>
               <w:br/>
-              <w:t>C) Removing outliers before training</w:t>
+              <w:t>C) A method to compress image files</w:t>
               <w:br/>
-              <w:t>D) Splitting decision trees into random sub-forests</w:t>
+              <w:t>D) A random sorting trick</w:t>
               <w:br/>
-              <w:t>ANSWER: B</w:t>
+              <w:t>ANSWER: A</w:t>
             </w:r>
           </w:p>
         </w:tc>
@@ -11738,15 +11738,15 @@
                 <w:rFonts w:ascii="Calibri" w:hAnsi="Calibri"/>
                 <w:sz w:val="18"/>
               </w:rPr>
-              <w:t>What condition must a kernel function satisfy according to Mercer's Theorem to guarantee a valid reproducing kernel Hilbert space and convex optimization?</w:t>
+              <w:t>Which popular SVM kernel function is based on the Gaussian bell curve?</w:t>
               <w:br/>
-              <w:t>A) The Gram matrix K must be symmetric and positive semi-definite</w:t>
+              <w:t>A) Radial Basis Function (RBF) Kernel: K(x, z) = exp(-gamma * ||x - z||^2)</w:t>
               <w:br/>
-              <w:t>B) The kernel must evaluate strictly to integers</w:t>
+              <w:t>B) Linear Kernel</w:t>
               <w:br/>
-              <w:t>C) The kernel derivative must equal zero at the origin</w:t>
+              <w:t>C) Step Kernel</w:t>
               <w:br/>
-              <w:t>D) The function must be linear in all variables</w:t>
+              <w:t>D) Logarithmic Kernel</w:t>
               <w:br/>
               <w:t>ANSWER: A</w:t>
             </w:r>
@@ -11806,7 +11806,7 @@
                 <w:rFonts w:ascii="Calibri" w:hAnsi="Calibri"/>
                 <w:sz w:val="18"/>
               </w:rPr>
-              <w:t>K2</w:t>
+              <w:t>K1</w:t>
             </w:r>
           </w:p>
         </w:tc>
@@ -11863,17 +11863,142 @@
                 <w:rFonts w:ascii="Calibri" w:hAnsi="Calibri"/>
                 <w:sz w:val="18"/>
               </w:rPr>
-              <w:t>What is the formula for the Radial Basis Function (Gaussian RBF) kernel?</w:t>
+              <w:t>In an RBF kernel SVM, what does the hyperparameter 'gamma' control?</w:t>
+              <w:br/>
+              <w:t>A) The radius of influence of a single support vector (high gamma = narrow bell curve / localized boundary)</w:t>
+              <w:br/>
+              <w:t>B) The number of training epochs</w:t>
+              <w:br/>
+              <w:t>C) The dataset file format</w:t>
+              <w:br/>
+              <w:t>D) The output color</w:t>
+              <w:br/>
+              <w:t>ANSWER: A</w:t>
+            </w:r>
+          </w:p>
+        </w:tc>
+        <w:tc>
+          <w:tcPr>
+            <w:tcW w:type="dxa" w:w="864"/>
+            <w:tcMar>
+              <w:top w:w="80" w:type="dxa"/>
+              <w:bottom w:w="80" w:type="dxa"/>
+              <w:left w:w="120" w:type="dxa"/>
+              <w:right w:w="120" w:type="dxa"/>
+            </w:tcMar>
+            <w:tcBorders>
+              <w:top w:val="single" w:sz="4" w:space="0" w:color="888888"/>
+              <w:left w:val="single" w:sz="4" w:space="0" w:color="888888"/>
+              <w:bottom w:val="single" w:sz="4" w:space="0" w:color="888888"/>
+              <w:right w:val="single" w:sz="4" w:space="0" w:color="888888"/>
+            </w:tcBorders>
+          </w:tcPr>
+          <w:p>
+            <w:pPr>
+              <w:jc w:val="center"/>
+            </w:pPr>
+            <w:r>
+              <w:rPr>
+                <w:rFonts w:ascii="Calibri" w:hAnsi="Calibri"/>
+                <w:sz w:val="18"/>
+              </w:rPr>
+              <w:t>CO5</w:t>
+            </w:r>
+          </w:p>
+        </w:tc>
+        <w:tc>
+          <w:tcPr>
+            <w:tcW w:type="dxa" w:w="1008"/>
+            <w:tcMar>
+              <w:top w:w="80" w:type="dxa"/>
+              <w:bottom w:w="80" w:type="dxa"/>
+              <w:left w:w="120" w:type="dxa"/>
+              <w:right w:w="120" w:type="dxa"/>
+            </w:tcMar>
+            <w:tcBorders>
+              <w:top w:val="single" w:sz="4" w:space="0" w:color="888888"/>
+              <w:left w:val="single" w:sz="4" w:space="0" w:color="888888"/>
+              <w:bottom w:val="single" w:sz="4" w:space="0" w:color="888888"/>
+              <w:right w:val="single" w:sz="4" w:space="0" w:color="888888"/>
+            </w:tcBorders>
+          </w:tcPr>
+          <w:p>
+            <w:pPr>
+              <w:jc w:val="center"/>
+            </w:pPr>
+            <w:r>
+              <w:rPr>
+                <w:rFonts w:ascii="Calibri" w:hAnsi="Calibri"/>
+                <w:sz w:val="18"/>
+              </w:rPr>
+              <w:t>K2</w:t>
+            </w:r>
+          </w:p>
+        </w:tc>
+      </w:tr>
+      <w:tr>
+        <w:tc>
+          <w:tcPr>
+            <w:tcW w:type="dxa" w:w="864"/>
+            <w:tcMar>
+              <w:top w:w="80" w:type="dxa"/>
+              <w:bottom w:w="80" w:type="dxa"/>
+              <w:left w:w="120" w:type="dxa"/>
+              <w:right w:w="120" w:type="dxa"/>
+            </w:tcMar>
+            <w:tcBorders>
+              <w:top w:val="single" w:sz="4" w:space="0" w:color="888888"/>
+              <w:left w:val="single" w:sz="4" w:space="0" w:color="888888"/>
+              <w:bottom w:val="single" w:sz="4" w:space="0" w:color="888888"/>
+              <w:right w:val="single" w:sz="4" w:space="0" w:color="888888"/>
+            </w:tcBorders>
+          </w:tcPr>
+          <w:p>
+            <w:pPr>
+              <w:jc w:val="center"/>
+            </w:pPr>
+            <w:r>
+              <w:rPr>
+                <w:rFonts w:ascii="Calibri" w:hAnsi="Calibri"/>
+                <w:sz w:val="18"/>
+              </w:rPr>
+              <w:t>10</w:t>
+            </w:r>
+          </w:p>
+        </w:tc>
+        <w:tc>
+          <w:tcPr>
+            <w:tcW w:type="dxa" w:w="7632"/>
+            <w:tcMar>
+              <w:top w:w="80" w:type="dxa"/>
+              <w:bottom w:w="80" w:type="dxa"/>
+              <w:left w:w="120" w:type="dxa"/>
+              <w:right w:w="120" w:type="dxa"/>
+            </w:tcMar>
+            <w:tcBorders>
+              <w:top w:val="single" w:sz="4" w:space="0" w:color="888888"/>
+              <w:left w:val="single" w:sz="4" w:space="0" w:color="888888"/>
+              <w:bottom w:val="single" w:sz="4" w:space="0" w:color="888888"/>
+              <w:right w:val="single" w:sz="4" w:space="0" w:color="888888"/>
+            </w:tcBorders>
+          </w:tcPr>
+          <w:p>
+            <w:r>
+              <w:rPr>
+                <w:rFonts w:ascii="Calibri" w:hAnsi="Calibri"/>
+                <w:sz w:val="18"/>
+              </w:rPr>
+              <w:t>What is the formula for a Polynomial Kernel of degree d?</w:t>
               <w:br/>
               <w:t>A) K(x, z) = (x^T * z + c)^d</w:t>
               <w:br/>
-              <w:t>B) K(x, z) = exp(-gamma * ||x - z||^2)</w:t>
+              <w:t>B) K(x, z) = exp(-d * (x + z))</w:t>
               <w:br/>
-              <w:t>C) K(x, z) = tanh(alpha * x^T * z + c)</w:t>
+              <w:t>C) K(x, z) = (x / z)^d</w:t>
               <w:br/>
-              <w:t>D) K(x, z) = x^T * z</w:t>
+              <w:t>D) K(x, z) = log(x^T * z)</w:t>
               <w:br/>
-              <w:t>ANSWER: B</w:t>
+              <w:t>ANSWER: A</w:t>
             </w:r>
           </w:p>
         </w:tc>
@@ -11962,7 +12087,7 @@
                 <w:rFonts w:ascii="Calibri" w:hAnsi="Calibri"/>
                 <w:sz w:val="18"/>
               </w:rPr>
-              <w:t>10</w:t>
+              <w:t>11</w:t>
             </w:r>
           </w:p>
         </w:tc>
@@ -11988,15 +12113,15 @@
                 <w:rFonts w:ascii="Calibri" w:hAnsi="Calibri"/>
                 <w:sz w:val="18"/>
               </w:rPr>
-              <w:t>In an RBF kernel SVM, what occurs if the hyperparameter gamma is set to an extremely high value?</w:t>
+              <w:t>What loss function is minimized by Support Vector Classifiers?</w:t>
               <w:br/>
-              <w:t>A) The radius of influence of each support vector becomes very small, causing complex localized decision boundaries and severe overfitting</w:t>
+              <w:t>A) Hinge Loss: L = max(0, 1 - y * f(x))</w:t>
               <w:br/>
-              <w:t>B) The decision boundary becomes a perfectly flat linear hyperplane</w:t>
+              <w:t>B) Mean Squared Error</w:t>
               <w:br/>
-              <w:t>C) The model fails to identify any support vectors</w:t>
+              <w:t>C) Gini Impurity</w:t>
               <w:br/>
-              <w:t>D) The margin width expands to infinity</w:t>
+              <w:t>D) Log Loss</w:t>
               <w:br/>
               <w:t>ANSWER: A</w:t>
             </w:r>
@@ -12056,7 +12181,7 @@
                 <w:rFonts w:ascii="Calibri" w:hAnsi="Calibri"/>
                 <w:sz w:val="18"/>
               </w:rPr>
-              <w:t>K2</w:t>
+              <w:t>K1</w:t>
             </w:r>
           </w:p>
         </w:tc>
@@ -12087,7 +12212,7 @@
                 <w:rFonts w:ascii="Calibri" w:hAnsi="Calibri"/>
                 <w:sz w:val="18"/>
               </w:rPr>
-              <w:t>11</w:t>
+              <w:t>12</w:t>
             </w:r>
           </w:p>
         </w:tc>
@@ -12113,15 +12238,15 @@
                 <w:rFonts w:ascii="Calibri" w:hAnsi="Calibri"/>
                 <w:sz w:val="18"/>
               </w:rPr>
-              <w:t>What is the formula for a Polynomial Kernel of degree d with constant c?</w:t>
+              <w:t>What is Support Vector Regression (SVR)?</w:t>
               <w:br/>
-              <w:t>A) K(x, z) = (x^T * z + c)^d</w:t>
+              <w:t>A) An adaptation of SVM for predicting continuous numbers by fitting an epsilon-insensitive error tube around the regression line</w:t>
               <w:br/>
-              <w:t>B) K(x, z) = exp(-d * ||x - z||)</w:t>
+              <w:t>B) A decision tree regressor</w:t>
               <w:br/>
-              <w:t>C) K(x, z) = (x^T * z)^(-d)</w:t>
+              <w:t>C) An unsupervised PCA variant</w:t>
               <w:br/>
-              <w:t>D) K(x, z) = max(0, x^T * z + c)^d</w:t>
+              <w:t>D) A sorting algorithm</w:t>
               <w:br/>
               <w:t>ANSWER: A</w:t>
             </w:r>
@@ -12212,7 +12337,7 @@
                 <w:rFonts w:ascii="Calibri" w:hAnsi="Calibri"/>
                 <w:sz w:val="18"/>
               </w:rPr>
-              <w:t>12</w:t>
+              <w:t>13</w:t>
             </w:r>
           </w:p>
         </w:tc>
@@ -12238,17 +12363,17 @@
                 <w:rFonts w:ascii="Calibri" w:hAnsi="Calibri"/>
                 <w:sz w:val="18"/>
               </w:rPr>
-              <w:t>What loss function is natively minimized by a linear Support Vector Classifier?</w:t>
+              <w:t>In Support Vector Regression (SVR), what does the epsilon-insensitive tube do?</w:t>
               <w:br/>
-              <w:t>A) Mean Squared Error</w:t>
+              <w:t>A) Any prediction error within the +/- epsilon tube has zero penalty (loss = 0)</w:t>
               <w:br/>
-              <w:t>B) Binary Cross-Entropy (Log-Loss)</w:t>
+              <w:t>B) It sets all predictions to zero</w:t>
               <w:br/>
-              <w:t>C) Hinge Loss: L(y, f(x)) = max(0, 1 - y * f(x))</w:t>
+              <w:t>C) It forces epsilon to be an integer</w:t>
               <w:br/>
-              <w:t>D) Huber Loss</w:t>
+              <w:t>D) It divides features by epsilon</w:t>
               <w:br/>
-              <w:t>ANSWER: C</w:t>
+              <w:t>ANSWER: A</w:t>
             </w:r>
           </w:p>
         </w:tc>
@@ -12306,7 +12431,7 @@
                 <w:rFonts w:ascii="Calibri" w:hAnsi="Calibri"/>
                 <w:sz w:val="18"/>
               </w:rPr>
-              <w:t>K1</w:t>
+              <w:t>K2</w:t>
             </w:r>
           </w:p>
         </w:tc>
@@ -12337,7 +12462,7 @@
                 <w:rFonts w:ascii="Calibri" w:hAnsi="Calibri"/>
                 <w:sz w:val="18"/>
               </w:rPr>
-              <w:t>13</w:t>
+              <w:t>14</w:t>
             </w:r>
           </w:p>
         </w:tc>
@@ -12363,17 +12488,17 @@
                 <w:rFonts w:ascii="Calibri" w:hAnsi="Calibri"/>
                 <w:sz w:val="18"/>
               </w:rPr>
-              <w:t>In Support Vector Regression (SVR), what is the epsilon-insensitive loss function (epsilon-tube)?</w:t>
+              <w:t>Why is SVR useful for predicting Annual Income in FinSight when bank data contains occasional huge outlier expenses?</w:t>
               <w:br/>
-              <w:t>A) Penalizes all errors quadratically</w:t>
+              <w:t>A) Because SVR's epsilon tube and linear loss penalty prevent extreme outliers from distorting the prediction line</w:t>
               <w:br/>
-              <w:t>B) Errors smaller than epsilon are ignored (loss = 0), while errors exceeding epsilon are penalized linearly: L_eps(y, f(x)) = max(0, |y - f(x)| - epsilon)</w:t>
+              <w:t>B) Because SVR only takes 1 millisecond to train</w:t>
               <w:br/>
-              <w:t>C) Classifies instances into positive or negative infinity</w:t>
+              <w:t>C) Because SVR eliminates the need for data</w:t>
               <w:br/>
-              <w:t>D) Computes log-odds of residuals</w:t>
+              <w:t>D) Because SVR does not use math</w:t>
               <w:br/>
-              <w:t>ANSWER: B</w:t>
+              <w:t>ANSWER: A</w:t>
             </w:r>
           </w:p>
         </w:tc>
@@ -12462,7 +12587,7 @@
                 <w:rFonts w:ascii="Calibri" w:hAnsi="Calibri"/>
                 <w:sz w:val="18"/>
               </w:rPr>
-              <w:t>14</w:t>
+              <w:t>15</w:t>
             </w:r>
           </w:p>
         </w:tc>
@@ -12488,17 +12613,17 @@
                 <w:rFonts w:ascii="Calibri" w:hAnsi="Calibri"/>
                 <w:sz w:val="18"/>
               </w:rPr>
-              <w:t>Why is Support Vector Regression (SVR) particularly advantageous for annual income prediction in FinSight compared to Ordinary Least Squares?</w:t>
+              <w:t>How is text converted into numeric vectors before applying SVM in Spam Mail Detection?</w:t>
               <w:br/>
-              <w:t>A) SVR requires no training data</w:t>
+              <w:t>A) TF-IDF (Term Frequency - Inverse Document Frequency) or Bag-of-Words vectorization</w:t>
               <w:br/>
-              <w:t>B) The epsilon-insensitive tube ignores minor transaction fluctuations and prevents large anomalous expenditures (outliers) from distorting the regression line</w:t>
+              <w:t>B) Color histogram extraction</w:t>
               <w:br/>
-              <w:t>C) SVR is strictly a step-function classifier</w:t>
+              <w:t>C) Audio waveform sampling</w:t>
               <w:br/>
-              <w:t>D) SVR eliminates the need for hyperparameter tuning</w:t>
+              <w:t>D) Excel formula formatting</w:t>
               <w:br/>
-              <w:t>ANSWER: B</w:t>
+              <w:t>ANSWER: A</w:t>
             </w:r>
           </w:p>
         </w:tc>
@@ -12556,7 +12681,7 @@
                 <w:rFonts w:ascii="Calibri" w:hAnsi="Calibri"/>
                 <w:sz w:val="18"/>
               </w:rPr>
-              <w:t>K2</w:t>
+              <w:t>K1</w:t>
             </w:r>
           </w:p>
         </w:tc>
@@ -12587,7 +12712,7 @@
                 <w:rFonts w:ascii="Calibri" w:hAnsi="Calibri"/>
                 <w:sz w:val="18"/>
               </w:rPr>
-              <w:t>15</w:t>
+              <w:t>16</w:t>
             </w:r>
           </w:p>
         </w:tc>
@@ -12613,17 +12738,17 @@
                 <w:rFonts w:ascii="Calibri" w:hAnsi="Calibri"/>
                 <w:sz w:val="18"/>
               </w:rPr>
-              <w:t>In Spam Email Detection using SVM, how is text content commonly converted into numerical feature vectors?</w:t>
+              <w:t>Why is a Linear Kernel SVM popular for text and spam classification?</w:t>
               <w:br/>
-              <w:t>A) Color histogram extraction</w:t>
+              <w:t>A) Text feature vectors have thousands of word columns (high dimensionality) and are almost always linearly separable</w:t>
               <w:br/>
-              <w:t>B) Term Frequency - Inverse Document Frequency (TF-IDF) or Bag-of-Words (BoW) vectorization</w:t>
+              <w:t>B) Text files have no numbers</w:t>
               <w:br/>
-              <w:t>C) Eigenvalue decomposition of audio signals</w:t>
+              <w:t>C) Linear kernels cannot overfit</w:t>
               <w:br/>
-              <w:t>D) Fourier phase shift transform</w:t>
+              <w:t>D) Linear kernels ignore punctuation</w:t>
               <w:br/>
-              <w:t>ANSWER: B</w:t>
+              <w:t>ANSWER: A</w:t>
             </w:r>
           </w:p>
         </w:tc>
@@ -12681,7 +12806,7 @@
                 <w:rFonts w:ascii="Calibri" w:hAnsi="Calibri"/>
                 <w:sz w:val="18"/>
               </w:rPr>
-              <w:t>K1</w:t>
+              <w:t>K2</w:t>
             </w:r>
           </w:p>
         </w:tc>
@@ -12712,7 +12837,7 @@
                 <w:rFonts w:ascii="Calibri" w:hAnsi="Calibri"/>
                 <w:sz w:val="18"/>
               </w:rPr>
-              <w:t>16</w:t>
+              <w:t>17</w:t>
             </w:r>
           </w:p>
         </w:tc>
@@ -12738,15 +12863,15 @@
                 <w:rFonts w:ascii="Calibri" w:hAnsi="Calibri"/>
                 <w:sz w:val="18"/>
               </w:rPr>
-              <w:t>Why is a Linear Kernel SVM exceptionally effective for Spam Mail and Text Classification?</w:t>
+              <w:t>How does SVM classify Handwritten Alphabets / Characters (26 classes) in scikit-learn?</w:t>
               <w:br/>
-              <w:t>A) Text feature vectors generated via TF-IDF have very high dimensionality (p &gt;&gt; m) and are almost always linearly separable in that space</w:t>
+              <w:t>A) Using the One-vs-One (OvO) multi-class strategy by training pairwise binary classifiers</w:t>
               <w:br/>
-              <w:t>B) Text documents contain only integer values</w:t>
+              <w:t>B) With a single linear regression equation</w:t>
               <w:br/>
-              <w:t>C) Linear kernels require no matrix operations</w:t>
+              <w:t>C) By sorting characters alphabetically</w:t>
               <w:br/>
-              <w:t>D) Linear kernels ignore stop words automatically</w:t>
+              <w:t>D) By taking the mean image pixel</w:t>
               <w:br/>
               <w:t>ANSWER: A</w:t>
             </w:r>
@@ -12837,7 +12962,7 @@
                 <w:rFonts w:ascii="Calibri" w:hAnsi="Calibri"/>
                 <w:sz w:val="18"/>
               </w:rPr>
-              <w:t>17</w:t>
+              <w:t>18</w:t>
             </w:r>
           </w:p>
         </w:tc>
@@ -12863,15 +12988,15 @@
                 <w:rFonts w:ascii="Calibri" w:hAnsi="Calibri"/>
                 <w:sz w:val="18"/>
               </w:rPr>
-              <w:t>In Handwritten Alphabet / Character Recognition using SVM, what input representations are evaluated?</w:t>
+              <w:t>In FinSight, how is a non-linear RBF SVM used for Tax Audit Compliance Risk Detection?</w:t>
               <w:br/>
-              <w:t>A) Flattened pixel intensity matrices, HOG (Histogram of Oriented Gradients), or normalized stroke vectors</w:t>
+              <w:t>A) To classify users into Compliant vs High Audit Risk based on complex interactions between cash outflows and reported deductions</w:t>
               <w:br/>
-              <w:t>B) Audio waveform decibels</w:t>
+              <w:t>B) To calculate the sum of digits in the PAN card</w:t>
               <w:br/>
-              <w:t>C) Relational database schema tables</w:t>
+              <w:t>C) To send random text messages</w:t>
               <w:br/>
-              <w:t>D) Network socket packets</w:t>
+              <w:t>D) To compress the bank PDF statement</w:t>
               <w:br/>
               <w:t>ANSWER: A</w:t>
             </w:r>
@@ -12931,7 +13056,7 @@
                 <w:rFonts w:ascii="Calibri" w:hAnsi="Calibri"/>
                 <w:sz w:val="18"/>
               </w:rPr>
-              <w:t>K1</w:t>
+              <w:t>K2</w:t>
             </w:r>
           </w:p>
         </w:tc>
@@ -12962,7 +13087,7 @@
                 <w:rFonts w:ascii="Calibri" w:hAnsi="Calibri"/>
                 <w:sz w:val="18"/>
               </w:rPr>
-              <w:t>18</w:t>
+              <w:t>19</w:t>
             </w:r>
           </w:p>
         </w:tc>
@@ -12988,136 +13113,11 @@
                 <w:rFonts w:ascii="Calibri" w:hAnsi="Calibri"/>
                 <w:sz w:val="18"/>
               </w:rPr>
-              <w:t>How does scikit-learn's SVC class solve multi-class classification across K classes (e.g., 26 alphabet characters)?</w:t>
+              <w:t>Which scikit-learn class is used to implement a Support Vector Classifier?</w:t>
               <w:br/>
-              <w:t>A) Uses the One-vs-One (OvO) decision strategy, training K * (K - 1) / 2 binary classifiers</w:t>
+              <w:t>A) sklearn.svm.SVC</w:t>
               <w:br/>
-              <w:t>B) Uses a single linear regression hypothesis</w:t>
-              <w:br/>
-              <w:t>C) Assigns random cluster centroids</w:t>
-              <w:br/>
-              <w:t>D) Computes Shannon entropy on pixel counts</w:t>
-              <w:br/>
-              <w:t>ANSWER: A</w:t>
-            </w:r>
-          </w:p>
-        </w:tc>
-        <w:tc>
-          <w:tcPr>
-            <w:tcW w:type="dxa" w:w="864"/>
-            <w:tcMar>
-              <w:top w:w="80" w:type="dxa"/>
-              <w:bottom w:w="80" w:type="dxa"/>
-              <w:left w:w="120" w:type="dxa"/>
-              <w:right w:w="120" w:type="dxa"/>
-            </w:tcMar>
-            <w:tcBorders>
-              <w:top w:val="single" w:sz="4" w:space="0" w:color="888888"/>
-              <w:left w:val="single" w:sz="4" w:space="0" w:color="888888"/>
-              <w:bottom w:val="single" w:sz="4" w:space="0" w:color="888888"/>
-              <w:right w:val="single" w:sz="4" w:space="0" w:color="888888"/>
-            </w:tcBorders>
-          </w:tcPr>
-          <w:p>
-            <w:pPr>
-              <w:jc w:val="center"/>
-            </w:pPr>
-            <w:r>
-              <w:rPr>
-                <w:rFonts w:ascii="Calibri" w:hAnsi="Calibri"/>
-                <w:sz w:val="18"/>
-              </w:rPr>
-              <w:t>CO5</w:t>
-            </w:r>
-          </w:p>
-        </w:tc>
-        <w:tc>
-          <w:tcPr>
-            <w:tcW w:type="dxa" w:w="1008"/>
-            <w:tcMar>
-              <w:top w:w="80" w:type="dxa"/>
-              <w:bottom w:w="80" w:type="dxa"/>
-              <w:left w:w="120" w:type="dxa"/>
-              <w:right w:w="120" w:type="dxa"/>
-            </w:tcMar>
-            <w:tcBorders>
-              <w:top w:val="single" w:sz="4" w:space="0" w:color="888888"/>
-              <w:left w:val="single" w:sz="4" w:space="0" w:color="888888"/>
-              <w:bottom w:val="single" w:sz="4" w:space="0" w:color="888888"/>
-              <w:right w:val="single" w:sz="4" w:space="0" w:color="888888"/>
-            </w:tcBorders>
-          </w:tcPr>
-          <w:p>
-            <w:pPr>
-              <w:jc w:val="center"/>
-            </w:pPr>
-            <w:r>
-              <w:rPr>
-                <w:rFonts w:ascii="Calibri" w:hAnsi="Calibri"/>
-                <w:sz w:val="18"/>
-              </w:rPr>
-              <w:t>K2</w:t>
-            </w:r>
-          </w:p>
-        </w:tc>
-      </w:tr>
-      <w:tr>
-        <w:tc>
-          <w:tcPr>
-            <w:tcW w:type="dxa" w:w="864"/>
-            <w:tcMar>
-              <w:top w:w="80" w:type="dxa"/>
-              <w:bottom w:w="80" w:type="dxa"/>
-              <w:left w:w="120" w:type="dxa"/>
-              <w:right w:w="120" w:type="dxa"/>
-            </w:tcMar>
-            <w:tcBorders>
-              <w:top w:val="single" w:sz="4" w:space="0" w:color="888888"/>
-              <w:left w:val="single" w:sz="4" w:space="0" w:color="888888"/>
-              <w:bottom w:val="single" w:sz="4" w:space="0" w:color="888888"/>
-              <w:right w:val="single" w:sz="4" w:space="0" w:color="888888"/>
-            </w:tcBorders>
-          </w:tcPr>
-          <w:p>
-            <w:pPr>
-              <w:jc w:val="center"/>
-            </w:pPr>
-            <w:r>
-              <w:rPr>
-                <w:rFonts w:ascii="Calibri" w:hAnsi="Calibri"/>
-                <w:sz w:val="18"/>
-              </w:rPr>
-              <w:t>19</w:t>
-            </w:r>
-          </w:p>
-        </w:tc>
-        <w:tc>
-          <w:tcPr>
-            <w:tcW w:type="dxa" w:w="7632"/>
-            <w:tcMar>
-              <w:top w:w="80" w:type="dxa"/>
-              <w:bottom w:w="80" w:type="dxa"/>
-              <w:left w:w="120" w:type="dxa"/>
-              <w:right w:w="120" w:type="dxa"/>
-            </w:tcMar>
-            <w:tcBorders>
-              <w:top w:val="single" w:sz="4" w:space="0" w:color="888888"/>
-              <w:left w:val="single" w:sz="4" w:space="0" w:color="888888"/>
-              <w:bottom w:val="single" w:sz="4" w:space="0" w:color="888888"/>
-              <w:right w:val="single" w:sz="4" w:space="0" w:color="888888"/>
-            </w:tcBorders>
-          </w:tcPr>
-          <w:p>
-            <w:r>
-              <w:rPr>
-                <w:rFonts w:ascii="Calibri" w:hAnsi="Calibri"/>
-                <w:sz w:val="18"/>
-              </w:rPr>
-              <w:t>In FinSight, which scikit-learn estimator is used to build a non-linear tax audit risk classifier with an RBF kernel?</w:t>
-              <w:br/>
-              <w:t>A) sklearn.svm.SVC(kernel='rbf', C=1.0, gamma='scale')</w:t>
-              <w:br/>
-              <w:t>B) sklearn.linear_model.Ridge</w:t>
+              <w:t>B) sklearn.linear_model.LinearRegression</w:t>
               <w:br/>
               <w:t>C) sklearn.tree.DecisionTreeRegressor</w:t>
               <w:br/>
@@ -13238,17 +13238,17 @@
                 <w:rFonts w:ascii="Calibri" w:hAnsi="Calibri"/>
                 <w:sz w:val="18"/>
               </w:rPr>
-              <w:t>What is the computational complexity of standard quadratic programming solvers for non-linear kernel SVMs as sample size m grows?</w:t>
+              <w:t>What is a main practical disadvantage of Non-linear Kernel SVMs on very large datasets (millions of rows)?</w:t>
               <w:br/>
-              <w:t>A) O(m)</w:t>
+              <w:t>A) High training time complexity (O(m^2) to O(m^3)) and heavy memory usage</w:t>
               <w:br/>
-              <w:t>B) Between O(m^2) and O(m^3), making standard non-linear SVM training computationally expensive for massive datasets</w:t>
+              <w:t>B) Cannot handle numbers</w:t>
               <w:br/>
-              <w:t>C) O(log m)</w:t>
+              <w:t>C) Only works with 1 feature</w:t>
               <w:br/>
-              <w:t>D) O(1)</w:t>
+              <w:t>D) Has no decision boundary</w:t>
               <w:br/>
-              <w:t>ANSWER: B</w:t>
+              <w:t>ANSWER: A</w:t>
             </w:r>
           </w:p>
         </w:tc>
@@ -13514,7 +13514,7 @@
                 <w:rFonts w:ascii="Calibri" w:hAnsi="Calibri"/>
                 <w:sz w:val="18"/>
               </w:rPr>
-              <w:t>Define Linear Regression. State the hypothesis representation for univariate and multivariate linear regression models.</w:t>
+              <w:t>Define Linear Regression. State the formula for Simple and Multiple Linear Regression.</w:t>
             </w:r>
           </w:p>
         </w:tc>
@@ -13629,7 +13629,7 @@
                 <w:rFonts w:ascii="Calibri" w:hAnsi="Calibri"/>
                 <w:sz w:val="18"/>
               </w:rPr>
-              <w:t>Formulate the Mean Squared Error (MSE) cost function J(theta) for linear regression and explain the physical significance of each variable.</w:t>
+              <w:t>What is the Cost Function in Linear Regression? Write its mathematical formula.</w:t>
             </w:r>
           </w:p>
         </w:tc>
@@ -13687,7 +13687,7 @@
                 <w:rFonts w:ascii="Calibri" w:hAnsi="Calibri"/>
                 <w:sz w:val="18"/>
               </w:rPr>
-              <w:t>K2</w:t>
+              <w:t>K1</w:t>
             </w:r>
           </w:p>
         </w:tc>
@@ -13744,7 +13744,7 @@
                 <w:rFonts w:ascii="Calibri" w:hAnsi="Calibri"/>
                 <w:sz w:val="18"/>
               </w:rPr>
-              <w:t>Explain the role of the learning rate (alpha) in Gradient Descent and describe the consequences of choosing alpha too large or too small.</w:t>
+              <w:t>Explain Gradient Descent in simple terms. How does it update model weights?</w:t>
             </w:r>
           </w:p>
         </w:tc>
@@ -13859,7 +13859,7 @@
                 <w:rFonts w:ascii="Calibri" w:hAnsi="Calibri"/>
                 <w:sz w:val="18"/>
               </w:rPr>
-              <w:t>Differentiate between Batch Gradient Descent, Stochastic Gradient Descent (SGD), and Mini-batch Gradient Descent.</w:t>
+              <w:t>Compare Batch Gradient Descent, Stochastic Gradient Descent (SGD), and Mini-Batch Gradient Descent.</w:t>
             </w:r>
           </w:p>
         </w:tc>
@@ -13974,7 +13974,7 @@
                 <w:rFonts w:ascii="Calibri" w:hAnsi="Calibri"/>
                 <w:sz w:val="18"/>
               </w:rPr>
-              <w:t>State the Normal Equation for multivariate linear regression. When is it preferred over Gradient Descent?</w:t>
+              <w:t>What is the Normal Equation? When should we use it instead of Gradient Descent?</w:t>
             </w:r>
           </w:p>
         </w:tc>
@@ -14089,7 +14089,7 @@
                 <w:rFonts w:ascii="Calibri" w:hAnsi="Calibri"/>
                 <w:sz w:val="18"/>
               </w:rPr>
-              <w:t>Why is feature scaling essential before executing Gradient Descent on a dataset with disparate financial units (e.g., monthly transactions vs. annual balances)?</w:t>
+              <w:t>Why is Feature Scaling important in Linear Regression?</w:t>
             </w:r>
           </w:p>
         </w:tc>
@@ -14204,7 +14204,7 @@
                 <w:rFonts w:ascii="Calibri" w:hAnsi="Calibri"/>
                 <w:sz w:val="18"/>
               </w:rPr>
-              <w:t>Explain the concept of Multicollinearity in regression and state its impact on model parameter estimation.</w:t>
+              <w:t>What are R-squared (R^2) and RMSE? How are they used to check model performance?</w:t>
             </w:r>
           </w:p>
         </w:tc>
@@ -14319,7 +14319,7 @@
                 <w:rFonts w:ascii="Calibri" w:hAnsi="Calibri"/>
                 <w:sz w:val="18"/>
               </w:rPr>
-              <w:t>Define R-squared (Coefficient of Determination) and Adjusted R-squared. Why is Adjusted R-squared preferred in multiple regression?</w:t>
+              <w:t>Differentiate between Overfitting and Underfitting in regression.</w:t>
             </w:r>
           </w:p>
         </w:tc>
@@ -14434,7 +14434,7 @@
                 <w:rFonts w:ascii="Calibri" w:hAnsi="Calibri"/>
                 <w:sz w:val="18"/>
               </w:rPr>
-              <w:t>Describe the difference between L1 Regularization (Lasso) and L2 Regularization (Ridge) in linear regression.</w:t>
+              <w:t>Explain the difference between Ridge (L2) and Lasso (L1) Regularization.</w:t>
             </w:r>
           </w:p>
         </w:tc>
@@ -14549,7 +14549,7 @@
                 <w:rFonts w:ascii="Calibri" w:hAnsi="Calibri"/>
                 <w:sz w:val="18"/>
               </w:rPr>
-              <w:t>In the FinSight PBL project, explain how univariate linear regression is used to establish baseline annual income estimates from recurring monthly deposits.</w:t>
+              <w:t>In the FinSight project, how is Linear Regression used to estimate Annual Income?</w:t>
             </w:r>
           </w:p>
         </w:tc>
@@ -14815,7 +14815,7 @@
                 <w:rFonts w:ascii="Calibri" w:hAnsi="Calibri"/>
                 <w:sz w:val="18"/>
               </w:rPr>
-              <w:t>Define Logistic Regression. State its hypothesis representation and explain how it differs from Linear Regression.</w:t>
+              <w:t>Define Logistic Regression. State the formula for the hypothesis and explain its output.</w:t>
             </w:r>
           </w:p>
         </w:tc>
@@ -14930,7 +14930,7 @@
                 <w:rFonts w:ascii="Calibri" w:hAnsi="Calibri"/>
                 <w:sz w:val="18"/>
               </w:rPr>
-              <w:t>Explain the mathematical properties of the Sigmoid function and its derivative.</w:t>
+              <w:t>Explain the Sigmoid function and draw/state its key values at z = 0, z -&gt; +infinity, and z -&gt; -infinity.</w:t>
             </w:r>
           </w:p>
         </w:tc>
@@ -14988,7 +14988,7 @@
                 <w:rFonts w:ascii="Calibri" w:hAnsi="Calibri"/>
                 <w:sz w:val="18"/>
               </w:rPr>
-              <w:t>K2</w:t>
+              <w:t>K1</w:t>
             </w:r>
           </w:p>
         </w:tc>
@@ -15045,7 +15045,7 @@
                 <w:rFonts w:ascii="Calibri" w:hAnsi="Calibri"/>
                 <w:sz w:val="18"/>
               </w:rPr>
-              <w:t>Why is the Mean Squared Error (MSE) cost function non-convex when combined with the logistic sigmoid hypothesis? What cost function resolves this?</w:t>
+              <w:t>Why is Mean Squared Error (MSE) not used in Logistic Regression? What cost function is used instead?</w:t>
             </w:r>
           </w:p>
         </w:tc>
@@ -15160,7 +15160,7 @@
                 <w:rFonts w:ascii="Calibri" w:hAnsi="Calibri"/>
                 <w:sz w:val="18"/>
               </w:rPr>
-              <w:t>Explain the concept of Decision Boundary in Logistic Regression with a linear and non-linear example.</w:t>
+              <w:t>What is a Decision Boundary? Give an example of a Linear Decision Boundary.</w:t>
             </w:r>
           </w:p>
         </w:tc>
@@ -15275,7 +15275,7 @@
                 <w:rFonts w:ascii="Calibri" w:hAnsi="Calibri"/>
                 <w:sz w:val="18"/>
               </w:rPr>
-              <w:t>Differentiate between One-vs-Rest (OvR) and Softmax (Multinomial) multi-class classification strategies.</w:t>
+              <w:t>Differentiate between Binary Classification and Multi-class Classification.</w:t>
             </w:r>
           </w:p>
         </w:tc>
@@ -15390,7 +15390,7 @@
                 <w:rFonts w:ascii="Calibri" w:hAnsi="Calibri"/>
                 <w:sz w:val="18"/>
               </w:rPr>
-              <w:t>Define Confusion Matrix. State the mathematical formulas for Precision, Recall, and F1-Score.</w:t>
+              <w:t>Explain the One-vs-Rest (OvR) strategy for multi-class classification.</w:t>
             </w:r>
           </w:p>
         </w:tc>
@@ -15448,7 +15448,7 @@
                 <w:rFonts w:ascii="Calibri" w:hAnsi="Calibri"/>
                 <w:sz w:val="18"/>
               </w:rPr>
-              <w:t>K1</w:t>
+              <w:t>K2</w:t>
             </w:r>
           </w:p>
         </w:tc>
@@ -15505,7 +15505,7 @@
                 <w:rFonts w:ascii="Calibri" w:hAnsi="Calibri"/>
                 <w:sz w:val="18"/>
               </w:rPr>
-              <w:t>Explain the trade-off between Precision and Recall when adjusting the classification threshold in FinSight's tax audit predictor.</w:t>
+              <w:t>Define Confusion Matrix. State the formulas for Precision and Recall.</w:t>
             </w:r>
           </w:p>
         </w:tc>
@@ -15563,7 +15563,7 @@
                 <w:rFonts w:ascii="Calibri" w:hAnsi="Calibri"/>
                 <w:sz w:val="18"/>
               </w:rPr>
-              <w:t>K2</w:t>
+              <w:t>K1</w:t>
             </w:r>
           </w:p>
         </w:tc>
@@ -15620,7 +15620,7 @@
                 <w:rFonts w:ascii="Calibri" w:hAnsi="Calibri"/>
                 <w:sz w:val="18"/>
               </w:rPr>
-              <w:t>Describe how L1 (Lasso) and L2 (Ridge) regularization are incorporated into the Logistic Regression objective function.</w:t>
+              <w:t>What is the F1-Score and why is it preferred over Accuracy for imbalanced datasets?</w:t>
             </w:r>
           </w:p>
         </w:tc>
@@ -15735,7 +15735,7 @@
                 <w:rFonts w:ascii="Calibri" w:hAnsi="Calibri"/>
                 <w:sz w:val="18"/>
               </w:rPr>
-              <w:t>What is ROC-AUC? Explain how the ROC curve is plotted.</w:t>
+              <w:t>What is the Softmax function? How does it generalize the Sigmoid function?</w:t>
             </w:r>
           </w:p>
         </w:tc>
@@ -15850,7 +15850,7 @@
                 <w:rFonts w:ascii="Calibri" w:hAnsi="Calibri"/>
                 <w:sz w:val="18"/>
               </w:rPr>
-              <w:t>In the FinSight project, explain how Logistic Regression is formulated to predict Indian Tax Slabs under Section 115BAC.</w:t>
+              <w:t>In the FinSight project, how does Logistic Regression classify Indian Income Tax Slabs?</w:t>
             </w:r>
           </w:p>
         </w:tc>
@@ -16116,7 +16116,7 @@
                 <w:rFonts w:ascii="Calibri" w:hAnsi="Calibri"/>
                 <w:sz w:val="18"/>
               </w:rPr>
-              <w:t>Define Decision Tree. Differentiate between Root Node, Decision Node, and Leaf Node.</w:t>
+              <w:t>Define Decision Tree. Explain Root Node, Internal Node, and Leaf Node with a simple diagram.</w:t>
             </w:r>
           </w:p>
         </w:tc>
@@ -16231,7 +16231,7 @@
                 <w:rFonts w:ascii="Calibri" w:hAnsi="Calibri"/>
                 <w:sz w:val="18"/>
               </w:rPr>
-              <w:t>Formulate Shannon Entropy and Gini Impurity. Compare their computational characteristics.</w:t>
+              <w:t>What is Entropy? Write its formula and state its minimum and maximum values for binary classification.</w:t>
             </w:r>
           </w:p>
         </w:tc>
@@ -16289,7 +16289,7 @@
                 <w:rFonts w:ascii="Calibri" w:hAnsi="Calibri"/>
                 <w:sz w:val="18"/>
               </w:rPr>
-              <w:t>K2</w:t>
+              <w:t>K1</w:t>
             </w:r>
           </w:p>
         </w:tc>
@@ -16346,7 +16346,7 @@
                 <w:rFonts w:ascii="Calibri" w:hAnsi="Calibri"/>
                 <w:sz w:val="18"/>
               </w:rPr>
-              <w:t>Explain Information Gain and why it requires normalization via Gain Ratio in C4.5.</w:t>
+              <w:t>What is Gini Impurity? How does it differ from Entropy?</w:t>
             </w:r>
           </w:p>
         </w:tc>
@@ -16461,7 +16461,7 @@
                 <w:rFonts w:ascii="Calibri" w:hAnsi="Calibri"/>
                 <w:sz w:val="18"/>
               </w:rPr>
-              <w:t>Differentiate between Classification Trees and Regression Trees regarding splitting criteria and leaf node predictions.</w:t>
+              <w:t>Explain Information Gain with its formula. How does it decide the best split?</w:t>
             </w:r>
           </w:p>
         </w:tc>
@@ -16576,7 +16576,7 @@
                 <w:rFonts w:ascii="Calibri" w:hAnsi="Calibri"/>
                 <w:sz w:val="18"/>
               </w:rPr>
-              <w:t>Explain the difference between Pre-Pruning and Post-Pruning in Decision Trees.</w:t>
+              <w:t>What is Gain Ratio? Why is it used in C4.5 instead of simple Information Gain?</w:t>
             </w:r>
           </w:p>
         </w:tc>
@@ -16691,7 +16691,7 @@
                 <w:rFonts w:ascii="Calibri" w:hAnsi="Calibri"/>
                 <w:sz w:val="18"/>
               </w:rPr>
-              <w:t>Describe how CART algorithms search for optimal split thresholds on continuous numerical features.</w:t>
+              <w:t>Compare Classification Trees and Regression Trees.</w:t>
             </w:r>
           </w:p>
         </w:tc>
@@ -16806,7 +16806,7 @@
                 <w:rFonts w:ascii="Calibri" w:hAnsi="Calibri"/>
                 <w:sz w:val="18"/>
               </w:rPr>
-              <w:t>Why are Decision Trees invariant to monotonic feature scaling transformations?</w:t>
+              <w:t>Explain Pre-Pruning and Post-Pruning in Decision Trees.</w:t>
             </w:r>
           </w:p>
         </w:tc>
@@ -16921,7 +16921,7 @@
                 <w:rFonts w:ascii="Calibri" w:hAnsi="Calibri"/>
                 <w:sz w:val="18"/>
               </w:rPr>
-              <w:t>Explain Cost-Complexity Pruning and the role of the hyperparameter alpha.</w:t>
+              <w:t>Why are Decision Trees easy to explain to users and bank auditors (Explainable AI)?</w:t>
             </w:r>
           </w:p>
         </w:tc>
@@ -17036,7 +17036,7 @@
                 <w:rFonts w:ascii="Calibri" w:hAnsi="Calibri"/>
                 <w:sz w:val="18"/>
               </w:rPr>
-              <w:t>How does scikit-learn calculate Gini Importance (Mean Decrease in Impurity) for feature ranking?</w:t>
+              <w:t>How do Decision Trees split continuous numerical features (like Monthly Debits)?</w:t>
             </w:r>
           </w:p>
         </w:tc>
@@ -17151,7 +17151,7 @@
                 <w:rFonts w:ascii="Calibri" w:hAnsi="Calibri"/>
                 <w:sz w:val="18"/>
               </w:rPr>
-              <w:t>In FinSight, explain how a Decision Tree is utilized to extract transparent financial compliance and tax rebate rules.</w:t>
+              <w:t>In the FinSight project, how does a Decision Tree help determine Section 87A Tax Rebate eligibility?</w:t>
             </w:r>
           </w:p>
         </w:tc>
@@ -17417,7 +17417,7 @@
                 <w:rFonts w:ascii="Calibri" w:hAnsi="Calibri"/>
                 <w:sz w:val="18"/>
               </w:rPr>
-              <w:t>Define K-Means Clustering. State the mathematical formulation of its objective function (Inertia/WCSS).</w:t>
+              <w:t>Define K-Means Clustering. State its objective function (WCSS / Inertia).</w:t>
             </w:r>
           </w:p>
         </w:tc>
@@ -17532,7 +17532,7 @@
                 <w:rFonts w:ascii="Calibri" w:hAnsi="Calibri"/>
                 <w:sz w:val="18"/>
               </w:rPr>
-              <w:t>Explain the Assignment and Update steps in Lloyd's K-Means algorithm.</w:t>
+              <w:t>Explain the 2 main steps of K-Means (Assignment and Update steps).</w:t>
             </w:r>
           </w:p>
         </w:tc>
@@ -17590,7 +17590,7 @@
                 <w:rFonts w:ascii="Calibri" w:hAnsi="Calibri"/>
                 <w:sz w:val="18"/>
               </w:rPr>
-              <w:t>K2</w:t>
+              <w:t>K1</w:t>
             </w:r>
           </w:p>
         </w:tc>
@@ -17647,7 +17647,7 @@
                 <w:rFonts w:ascii="Calibri" w:hAnsi="Calibri"/>
                 <w:sz w:val="18"/>
               </w:rPr>
-              <w:t>Describe the K-Means++ initialization algorithm and state why it outperforms random initialization.</w:t>
+              <w:t>What is K-Means++ and why is it better than random centroid initialization?</w:t>
             </w:r>
           </w:p>
         </w:tc>
@@ -17762,7 +17762,7 @@
                 <w:rFonts w:ascii="Calibri" w:hAnsi="Calibri"/>
                 <w:sz w:val="18"/>
               </w:rPr>
-              <w:t>Differentiate between Agglomerative and Divisive Hierarchical Clustering.</w:t>
+              <w:t>Explain the Elbow Method for finding the optimal number of clusters K.</w:t>
             </w:r>
           </w:p>
         </w:tc>
@@ -17877,7 +17877,7 @@
                 <w:rFonts w:ascii="Calibri" w:hAnsi="Calibri"/>
                 <w:sz w:val="18"/>
               </w:rPr>
-              <w:t>Compare Single Linkage, Complete Linkage, and Ward's Linkage in Hierarchical Clustering.</w:t>
+              <w:t>What is the Silhouette Score? How do you interpret values between -1 and +1?</w:t>
             </w:r>
           </w:p>
         </w:tc>
@@ -17992,7 +17992,7 @@
                 <w:rFonts w:ascii="Calibri" w:hAnsi="Calibri"/>
                 <w:sz w:val="18"/>
               </w:rPr>
-              <w:t>Explain how the Silhouette Coefficient is calculated and how to interpret its values in [-1, +1].</w:t>
+              <w:t>Differentiate between Agglomerative and Divisive Hierarchical Clustering.</w:t>
             </w:r>
           </w:p>
         </w:tc>
@@ -18107,7 +18107,7 @@
                 <w:rFonts w:ascii="Calibri" w:hAnsi="Calibri"/>
                 <w:sz w:val="18"/>
               </w:rPr>
-              <w:t>Define Principal Component Analysis (PCA). State its primary mathematical objectives.</w:t>
+              <w:t>What is a Dendrogram? How is it used to choose the number of clusters?</w:t>
             </w:r>
           </w:p>
         </w:tc>
@@ -18165,7 +18165,7 @@
                 <w:rFonts w:ascii="Calibri" w:hAnsi="Calibri"/>
                 <w:sz w:val="18"/>
               </w:rPr>
-              <w:t>K1</w:t>
+              <w:t>K2</w:t>
             </w:r>
           </w:p>
         </w:tc>
@@ -18222,7 +18222,7 @@
                 <w:rFonts w:ascii="Calibri" w:hAnsi="Calibri"/>
                 <w:sz w:val="18"/>
               </w:rPr>
-              <w:t>Explain the relationship between the Covariance Matrix, Eigenvalues, and Eigenvectors in PCA.</w:t>
+              <w:t>Define Principal Component Analysis (PCA). What is its main purpose?</w:t>
             </w:r>
           </w:p>
         </w:tc>
@@ -18280,7 +18280,7 @@
                 <w:rFonts w:ascii="Calibri" w:hAnsi="Calibri"/>
                 <w:sz w:val="18"/>
               </w:rPr>
-              <w:t>K2</w:t>
+              <w:t>K1</w:t>
             </w:r>
           </w:p>
         </w:tc>
@@ -18337,7 +18337,7 @@
                 <w:rFonts w:ascii="Calibri" w:hAnsi="Calibri"/>
                 <w:sz w:val="18"/>
               </w:rPr>
-              <w:t>What is a Scree Plot? Explain the 'Elbow Rule' for selecting principal components.</w:t>
+              <w:t>Explain what a Scree Plot is and how to use it in PCA.</w:t>
             </w:r>
           </w:p>
         </w:tc>
@@ -18452,7 +18452,7 @@
                 <w:rFonts w:ascii="Calibri" w:hAnsi="Calibri"/>
                 <w:sz w:val="18"/>
               </w:rPr>
-              <w:t>In the FinSight project, explain how K-Means and PCA are combined to discover and visualize user financial behavioral archetypes.</w:t>
+              <w:t>In FinSight, how are K-Means and PCA combined to profile user financial behavior?</w:t>
             </w:r>
           </w:p>
         </w:tc>
@@ -18833,7 +18833,7 @@
                 <w:rFonts w:ascii="Calibri" w:hAnsi="Calibri"/>
                 <w:sz w:val="18"/>
               </w:rPr>
-              <w:t>Differentiate between Hard Margin SVM and Soft Margin SVM.</w:t>
+              <w:t>What are Support Vectors? Why are non-support vectors ignored after training?</w:t>
             </w:r>
           </w:p>
         </w:tc>
@@ -18948,7 +18948,7 @@
                 <w:rFonts w:ascii="Calibri" w:hAnsi="Calibri"/>
                 <w:sz w:val="18"/>
               </w:rPr>
-              <w:t>Explain the role of the Regularization parameter C in Soft Margin SVM.</w:t>
+              <w:t>Compare Hard Margin SVM and Soft Margin SVM.</w:t>
             </w:r>
           </w:p>
         </w:tc>
@@ -19063,7 +19063,7 @@
                 <w:rFonts w:ascii="Calibri" w:hAnsi="Calibri"/>
                 <w:sz w:val="18"/>
               </w:rPr>
-              <w:t>Explain the Kernel Trick in SVM and state Mercer's condition.</w:t>
+              <w:t>Explain the role of the Regularization parameter 'C' in SVM.</w:t>
             </w:r>
           </w:p>
         </w:tc>
@@ -19178,7 +19178,7 @@
                 <w:rFonts w:ascii="Calibri" w:hAnsi="Calibri"/>
                 <w:sz w:val="18"/>
               </w:rPr>
-              <w:t>Formulate the Radial Basis Function (Gaussian RBF) kernel. Explain the effect of the hyperparameter gamma.</w:t>
+              <w:t>What is the Kernel Trick in SVM? Name 3 common kernels.</w:t>
             </w:r>
           </w:p>
         </w:tc>
@@ -19236,7 +19236,7 @@
                 <w:rFonts w:ascii="Calibri" w:hAnsi="Calibri"/>
                 <w:sz w:val="18"/>
               </w:rPr>
-              <w:t>K2</w:t>
+              <w:t>K1</w:t>
             </w:r>
           </w:p>
         </w:tc>
@@ -19293,7 +19293,7 @@
                 <w:rFonts w:ascii="Calibri" w:hAnsi="Calibri"/>
                 <w:sz w:val="18"/>
               </w:rPr>
-              <w:t>Define Hinge Loss and explain its relationship with the SVM margin constraint.</w:t>
+              <w:t>Explain the Gaussian RBF Kernel and the role of the 'gamma' parameter.</w:t>
             </w:r>
           </w:p>
         </w:tc>
@@ -19408,7 +19408,7 @@
                 <w:rFonts w:ascii="Calibri" w:hAnsi="Calibri"/>
                 <w:sz w:val="18"/>
               </w:rPr>
-              <w:t>Describe the formulation of Support Vector Regression (SVR) and the role of the epsilon-insensitive tube.</w:t>
+              <w:t>What is Hinge Loss? Write its formula and explain when loss equals zero.</w:t>
             </w:r>
           </w:p>
         </w:tc>
@@ -19523,7 +19523,7 @@
                 <w:rFonts w:ascii="Calibri" w:hAnsi="Calibri"/>
                 <w:sz w:val="18"/>
               </w:rPr>
-              <w:t>Explain how SVM is applied to Spam Email Detection using Bag-of-Words or TF-IDF feature vectors.</w:t>
+              <w:t>Explain Support Vector Regression (SVR) and the concept of the epsilon-insensitive tube.</w:t>
             </w:r>
           </w:p>
         </w:tc>
@@ -19581,7 +19581,7 @@
                 <w:rFonts w:ascii="Calibri" w:hAnsi="Calibri"/>
                 <w:sz w:val="18"/>
               </w:rPr>
-              <w:t>K3</w:t>
+              <w:t>K2</w:t>
             </w:r>
           </w:p>
         </w:tc>
@@ -19638,7 +19638,7 @@
                 <w:rFonts w:ascii="Calibri" w:hAnsi="Calibri"/>
                 <w:sz w:val="18"/>
               </w:rPr>
-              <w:t>Explain how SVM performs Handwritten Alphabet / Character Recognition using multi-class strategies.</w:t>
+              <w:t>How is SVM used in Spam Email Detection?</w:t>
             </w:r>
           </w:p>
         </w:tc>
@@ -19753,7 +19753,7 @@
                 <w:rFonts w:ascii="Calibri" w:hAnsi="Calibri"/>
                 <w:sz w:val="18"/>
               </w:rPr>
-              <w:t>In the FinSight project, explain how SVR provides robust annual income estimation in the presence of extreme one-off transaction anomalies.</w:t>
+              <w:t>In FinSight, how does SVM detect High-Risk Tax Audit Anomalies?</w:t>
             </w:r>
           </w:p>
         </w:tc>
@@ -20019,7 +20019,7 @@
                 <w:rFonts w:ascii="Calibri" w:hAnsi="Calibri"/>
                 <w:sz w:val="18"/>
               </w:rPr>
-              <w:t>Derive the step-by-step mathematical update rule for Gradient Descent applied to the Mean Squared Error cost function in Simple Linear Regression.</w:t>
+              <w:t>Derive the step-by-step Gradient Descent update formulas for Simple Linear Regression starting from the Mean Squared Error cost function.</w:t>
             </w:r>
           </w:p>
         </w:tc>
@@ -20134,7 +20134,7 @@
                 <w:rFonts w:ascii="Calibri" w:hAnsi="Calibri"/>
                 <w:sz w:val="18"/>
               </w:rPr>
-              <w:t>Analyze the problem of estimating Annual Income in the FinSight system using Multivariate Linear Regression. Formulate the feature vector, cost function, design matrix X, and explain the implementation pipeline.</w:t>
+              <w:t>Explain how Multiple Linear Regression works in the FinSight project to estimate Annual Income. Explain the features, dataset preparation, cost function, and evaluation metrics.</w:t>
             </w:r>
           </w:p>
         </w:tc>
@@ -20249,7 +20249,7 @@
                 <w:rFonts w:ascii="Calibri" w:hAnsi="Calibri"/>
                 <w:sz w:val="18"/>
               </w:rPr>
-              <w:t>Derive the closed-form Normal Equation theta = (X^T * X)^(-1) * X^T * y by minimizing the vectorized cost function using matrix calculus.</w:t>
+              <w:t>Explain the Normal Equation method for solving Multiple Linear Regression. State its derivation, formula, advantages, and limitations compared to Gradient Descent.</w:t>
             </w:r>
           </w:p>
         </w:tc>
@@ -20364,7 +20364,7 @@
                 <w:rFonts w:ascii="Calibri" w:hAnsi="Calibri"/>
                 <w:sz w:val="18"/>
               </w:rPr>
-              <w:t>Develop a complete Python program using NumPy and Pandas to implement Multivariate Linear Regression from scratch using Batch Gradient Descent on transaction data.</w:t>
+              <w:t>Write a clean and simple Python program using NumPy and Pandas to train a Multiple Linear Regression model from scratch using Gradient Descent.</w:t>
             </w:r>
           </w:p>
         </w:tc>
@@ -20479,7 +20479,7 @@
                 <w:rFonts w:ascii="Calibri" w:hAnsi="Calibri"/>
                 <w:sz w:val="18"/>
               </w:rPr>
-              <w:t>Evaluate the effect of feature collinearity in FinSight when 'monthly total deposits' and 'monthly salary credits' are both included. Propose and explain remedies including Ridge Regression and VIF analysis.</w:t>
+              <w:t>Explain Feature Scaling (Standardization vs Min-Max Normalization). Why is it required in financial ML models like FinSight?</w:t>
             </w:r>
           </w:p>
         </w:tc>
@@ -20537,7 +20537,7 @@
                 <w:rFonts w:ascii="Calibri" w:hAnsi="Calibri"/>
                 <w:sz w:val="18"/>
               </w:rPr>
-              <w:t>K5</w:t>
+              <w:t>K4</w:t>
             </w:r>
           </w:p>
         </w:tc>
@@ -20594,7 +20594,7 @@
                 <w:rFonts w:ascii="Calibri" w:hAnsi="Calibri"/>
                 <w:sz w:val="18"/>
               </w:rPr>
-              <w:t>Construct a comparative experimental analysis between Simple Linear Regression, Multivariate Linear Regression, and Polynomial Regression for predicting annual income across varying spending brackets.</w:t>
+              <w:t>Explain Polynomial Regression. How does it capture non-linear spending and income patterns using linear regression machinery?</w:t>
             </w:r>
           </w:p>
         </w:tc>
@@ -20709,7 +20709,7 @@
                 <w:rFonts w:ascii="Calibri" w:hAnsi="Calibri"/>
                 <w:sz w:val="18"/>
               </w:rPr>
-              <w:t>Design an automated feature preprocessing and scaling pipeline in Python using scikit-learn for FinSight's regression subsystem.</w:t>
+              <w:t>Explain Regularized Linear Regression (Ridge and Lasso). How do they prevent overfitting in financial models with many features?</w:t>
             </w:r>
           </w:p>
         </w:tc>
@@ -20767,7 +20767,7 @@
                 <w:rFonts w:ascii="Calibri" w:hAnsi="Calibri"/>
                 <w:sz w:val="18"/>
               </w:rPr>
-              <w:t>K3</w:t>
+              <w:t>K5</w:t>
             </w:r>
           </w:p>
         </w:tc>
@@ -20824,7 +20824,7 @@
                 <w:rFonts w:ascii="Calibri" w:hAnsi="Calibri"/>
                 <w:sz w:val="18"/>
               </w:rPr>
-              <w:t>Analyze the convergence behavior of Gradient Descent under different learning rate schedules (constant, step decay, and exponential decay) with mathematical formulations and graphical representations.</w:t>
+              <w:t>Describe the 4 main evaluation metrics used to measure regression model accuracy: MAE, MSE, RMSE, and R-squared.</w:t>
             </w:r>
           </w:p>
         </w:tc>
@@ -20939,7 +20939,7 @@
                 <w:rFonts w:ascii="Calibri" w:hAnsi="Calibri"/>
                 <w:sz w:val="18"/>
               </w:rPr>
-              <w:t>Evaluate the financial assumptions of Ordinary Least Squares regression (Linearity, Independence, Homoscedasticity, Normality of residuals) in the context of personal banking data.</w:t>
+              <w:t>Explain the concept of Multicollinearity in Multiple Linear Regression. How do we detect and fix it in bank transaction datasets?</w:t>
             </w:r>
           </w:p>
         </w:tc>
@@ -21054,7 +21054,7 @@
                 <w:rFonts w:ascii="Calibri" w:hAnsi="Calibri"/>
                 <w:sz w:val="18"/>
               </w:rPr>
-              <w:t>Formulate a comprehensive case study demonstrating how FinSight uses multivariate regression to estimate annual income, including synthetic dataset generation, mathematical modeling, and error validation.</w:t>
+              <w:t>Design an end-to-end Case Study: How FinSight predicts Annual Income from an uploaded CSV bank statement using Linear Regression.</w:t>
             </w:r>
           </w:p>
         </w:tc>
@@ -21320,7 +21320,7 @@
                 <w:rFonts w:ascii="Calibri" w:hAnsi="Calibri"/>
                 <w:sz w:val="18"/>
               </w:rPr>
-              <w:t>Derive the mathematical gradient of the Binary Cross-Entropy loss function with respect to parameter theta_j for Logistic Regression using the chain rule.</w:t>
+              <w:t>Derive the Gradient Descent update formula for Logistic Regression using Binary Cross-Entropy Loss and the Sigmoid function.</w:t>
             </w:r>
           </w:p>
         </w:tc>
@@ -21435,7 +21435,7 @@
                 <w:rFonts w:ascii="Calibri" w:hAnsi="Calibri"/>
                 <w:sz w:val="18"/>
               </w:rPr>
-              <w:t>Formulate Multi-class Multinomial Logistic Regression (Softmax Regression) for classifying taxpayers into 6 Section 115BAC tax slabs in FinSight. Derive the Softmax probability equation and cross-entropy loss.</w:t>
+              <w:t>Explain Multi-class Classification using Softmax Regression (Multinomial Logistic Regression). How does FinSight use it to predict 6 Indian Tax Slabs?</w:t>
             </w:r>
           </w:p>
         </w:tc>
@@ -21550,7 +21550,7 @@
                 <w:rFonts w:ascii="Calibri" w:hAnsi="Calibri"/>
                 <w:sz w:val="18"/>
               </w:rPr>
-              <w:t>Develop a complete Python program using NumPy to implement Binary Logistic Regression from scratch with Gradient Descent, Sigmoid activation, and Binary Cross-Entropy tracking.</w:t>
+              <w:t>Write a clean and simple Python program using NumPy to implement Binary Logistic Regression from scratch.</w:t>
             </w:r>
           </w:p>
         </w:tc>
@@ -21665,7 +21665,7 @@
                 <w:rFonts w:ascii="Calibri" w:hAnsi="Calibri"/>
                 <w:sz w:val="18"/>
               </w:rPr>
-              <w:t>Compare One-vs-Rest (OvR) and One-vs-One (OvO) multiclass classification techniques in terms of architecture, training complexity, memory overhead, and decision rule.</w:t>
+              <w:t>Compare One-vs-Rest (OvR) and One-vs-One (OvO) multiclass classification methods in terms of architecture, training models needed, and decision rules.</w:t>
             </w:r>
           </w:p>
         </w:tc>
@@ -21780,7 +21780,7 @@
                 <w:rFonts w:ascii="Calibri" w:hAnsi="Calibri"/>
                 <w:sz w:val="18"/>
               </w:rPr>
-              <w:t>Evaluate model performance for an imbalanced tax fraud detection dataset using Confusion Matrix, Precision, Recall, F1-score, Specificity, and ROC-AUC analysis.</w:t>
+              <w:t>Explain how to evaluate a classification model using Confusion Matrix, Accuracy, Precision, Recall, F1-Score, and ROC-AUC.</w:t>
             </w:r>
           </w:p>
         </w:tc>
@@ -21838,7 +21838,7 @@
                 <w:rFonts w:ascii="Calibri" w:hAnsi="Calibri"/>
                 <w:sz w:val="18"/>
               </w:rPr>
-              <w:t>K5</w:t>
+              <w:t>K4</w:t>
             </w:r>
           </w:p>
         </w:tc>
@@ -21895,7 +21895,7 @@
                 <w:rFonts w:ascii="Calibri" w:hAnsi="Calibri"/>
                 <w:sz w:val="18"/>
               </w:rPr>
-              <w:t>Analyze the effect of Regularization (L1 Lasso vs L2 Ridge) in Logistic Regression for financial feature selection and parameter shrinkage.</w:t>
+              <w:t>Explain how Logistic Regression creates Non-linear Decision Boundaries using Polynomial Feature Expansion.</w:t>
             </w:r>
           </w:p>
         </w:tc>
@@ -22010,7 +22010,7 @@
                 <w:rFonts w:ascii="Calibri" w:hAnsi="Calibri"/>
                 <w:sz w:val="18"/>
               </w:rPr>
-              <w:t>Demonstrate how Logistic Regression constructs non-linear decision boundaries using polynomial feature transformations for classifying complex financial risk profiles.</w:t>
+              <w:t>Explain the Maximum Likelihood Estimation (MLE) concept for Logistic Regression in simple steps.</w:t>
             </w:r>
           </w:p>
         </w:tc>
@@ -22125,7 +22125,7 @@
                 <w:rFonts w:ascii="Calibri" w:hAnsi="Calibri"/>
                 <w:sz w:val="18"/>
               </w:rPr>
-              <w:t>Derive the Maximum Likelihood Estimation (MLE) principle for Logistic Regression and prove that maximizing log-likelihood is mathematically equivalent to minimizing Binary Cross-Entropy loss.</w:t>
+              <w:t>Explain Classification Threshold Tuning. How does changing the threshold from 0.5 to 0.3 or 0.7 affect Precision and Recall in tax audit risk detection?</w:t>
             </w:r>
           </w:p>
         </w:tc>
@@ -22183,7 +22183,7 @@
                 <w:rFonts w:ascii="Calibri" w:hAnsi="Calibri"/>
                 <w:sz w:val="18"/>
               </w:rPr>
-              <w:t>K4</w:t>
+              <w:t>K5</w:t>
             </w:r>
           </w:p>
         </w:tc>
@@ -22240,7 +22240,7 @@
                 <w:rFonts w:ascii="Calibri" w:hAnsi="Calibri"/>
                 <w:sz w:val="18"/>
               </w:rPr>
-              <w:t>Design an optimal classification threshold tuning strategy using Precision-Recall trade-off and Cost-Benefit Matrix for financial compliance flagging.</w:t>
+              <w:t>Explain Regularization in Logistic Regression (L1 Lasso vs L2 Ridge) and the role of the 'C' parameter in scikit-learn.</w:t>
             </w:r>
           </w:p>
         </w:tc>
@@ -22298,7 +22298,7 @@
                 <w:rFonts w:ascii="Calibri" w:hAnsi="Calibri"/>
                 <w:sz w:val="18"/>
               </w:rPr>
-              <w:t>K5</w:t>
+              <w:t>K4</w:t>
             </w:r>
           </w:p>
         </w:tc>
@@ -22355,7 +22355,7 @@
                 <w:rFonts w:ascii="Calibri" w:hAnsi="Calibri"/>
                 <w:sz w:val="18"/>
               </w:rPr>
-              <w:t>Construct a complete case study showing how FinSight implements Logistic Regression to predict Indian Income Tax Slabs (Section 115BAC) from raw bank transaction data.</w:t>
+              <w:t>Design an end-to-end Case Study: How FinSight uses Logistic Regression to classify taxpayers into Section 115BAC tax brackets.</w:t>
             </w:r>
           </w:p>
         </w:tc>
@@ -22621,7 +22621,7 @@
                 <w:rFonts w:ascii="Calibri" w:hAnsi="Calibri"/>
                 <w:sz w:val="18"/>
               </w:rPr>
-              <w:t>Given a sample financial dataset with 14 instances evaluating 'Tax Audit Risk' (9 Normal, 5 High Risk) against attributes 'Cash Outflow Ratio' and 'Investment Deduction Claim', calculate the initial Entropy, Information Gain for both attributes, and determine the optimal root split.</w:t>
+              <w:t>Given a sample dataset with 14 financial records (9 Approved for Tax Exemption, 5 Rejected), calculate the total Entropy H(S) and the Information Gain for a feature 'Income Category' (High, Medium, Low).</w:t>
             </w:r>
           </w:p>
         </w:tc>
@@ -22736,7 +22736,7 @@
                 <w:rFonts w:ascii="Calibri" w:hAnsi="Calibri"/>
                 <w:sz w:val="18"/>
               </w:rPr>
-              <w:t>Analyze and compare the ID3, C4.5, and CART decision tree algorithms in detail regarding splitting criteria, attribute types supported, tree branching factor, and pruning mechanisms.</w:t>
+              <w:t>Compare the three major Decision Tree algorithms: ID3, C4.5, and CART in terms of splitting criteria, types of attributes, tree branching, and pruning.</w:t>
             </w:r>
           </w:p>
         </w:tc>
@@ -22851,7 +22851,7 @@
                 <w:rFonts w:ascii="Calibri" w:hAnsi="Calibri"/>
                 <w:sz w:val="18"/>
               </w:rPr>
-              <w:t>Develop a complete Python program using NumPy to implement a Decision Tree Classifier from scratch using Gini Impurity and recursive binary splitting.</w:t>
+              <w:t>Write a clean and simple Python program using NumPy to build a Decision Tree Classifier from scratch using Gini Impurity.</w:t>
             </w:r>
           </w:p>
         </w:tc>
@@ -22966,7 +22966,7 @@
                 <w:rFonts w:ascii="Calibri" w:hAnsi="Calibri"/>
                 <w:sz w:val="18"/>
               </w:rPr>
-              <w:t>Formulate the mathematical foundations of Regression Trees (CART). Explain how optimal split thresholds are determined using Mean Squared Error and how leaf predictions are calculated.</w:t>
+              <w:t>Explain Regression Trees (CART) in detail. How are splits chosen using Mean Squared Error (MSE), and how does the tree predict continuous values?</w:t>
             </w:r>
           </w:p>
         </w:tc>
@@ -23081,7 +23081,7 @@
                 <w:rFonts w:ascii="Calibri" w:hAnsi="Calibri"/>
                 <w:sz w:val="18"/>
               </w:rPr>
-              <w:t>Derive the Minimal Cost-Complexity Pruning algorithm (ccp_alpha). Explain how effective alpha values are computed for each node and selected via cross-validation.</w:t>
+              <w:t>Explain Decision Tree Pruning in detail. Compare Pre-Pruning hyperparameters (max_depth, min_samples_split) with Post-Pruning (Cost-Complexity Pruning).</w:t>
             </w:r>
           </w:p>
         </w:tc>
@@ -23196,7 +23196,7 @@
                 <w:rFonts w:ascii="Calibri" w:hAnsi="Calibri"/>
                 <w:sz w:val="18"/>
               </w:rPr>
-              <w:t>Analyze the mathematical calculation of Mean Decrease in Impurity (Gini Importance) across tree nodes and demonstrate its application for financial feature selection in FinSight.</w:t>
+              <w:t>Explain Feature Importance in Decision Trees. How is Gini Importance (Mean Decrease in Impurity) calculated and used in FinSight?</w:t>
             </w:r>
           </w:p>
         </w:tc>
@@ -23311,7 +23311,7 @@
                 <w:rFonts w:ascii="Calibri" w:hAnsi="Calibri"/>
                 <w:sz w:val="18"/>
               </w:rPr>
-              <w:t>Evaluate how Decision Trees manage missing values in financial datasets using Surrogate Splits (CART) and Probabilistic Routing (C4.5).</w:t>
+              <w:t>Explain how Decision Trees handle Missing Values and Categorical Features in real-world financial data.</w:t>
             </w:r>
           </w:p>
         </w:tc>
@@ -23369,7 +23369,7 @@
                 <w:rFonts w:ascii="Calibri" w:hAnsi="Calibri"/>
                 <w:sz w:val="18"/>
               </w:rPr>
-              <w:t>K5</w:t>
+              <w:t>K4</w:t>
             </w:r>
           </w:p>
         </w:tc>
@@ -23426,7 +23426,7 @@
                 <w:rFonts w:ascii="Calibri" w:hAnsi="Calibri"/>
                 <w:sz w:val="18"/>
               </w:rPr>
-              <w:t>Construct a comprehensive Bias-Variance trade-off analysis of Decision Trees as a function of Tree Depth (max_depth) and formulate the motivation for Ensemble methods.</w:t>
+              <w:t>Explain the Bias-Variance Tradeoff in Decision Trees as a function of Tree Depth. Why do Ensembles (Random Forests) combine many trees?</w:t>
             </w:r>
           </w:p>
         </w:tc>
@@ -23541,7 +23541,7 @@
                 <w:rFonts w:ascii="Calibri" w:hAnsi="Calibri"/>
                 <w:sz w:val="18"/>
               </w:rPr>
-              <w:t>Critically compare Decision Trees with Linear Models (Linear and Logistic Regression) on structured financial tabular datasets across 6 foundational machine learning dimensions.</w:t>
+              <w:t>Compare Decision Trees with Linear Models (Linear &amp; Logistic Regression) on tabular financial banking data across 5 practical criteria.</w:t>
             </w:r>
           </w:p>
         </w:tc>
@@ -23656,7 +23656,7 @@
                 <w:rFonts w:ascii="Calibri" w:hAnsi="Calibri"/>
                 <w:sz w:val="18"/>
               </w:rPr>
-              <w:t>Construct an end-to-end case study for the FinSight system where a Decision Tree model is trained to classify taxpayers into Financial Risk Tiers (Low, Moderate, High Risk) and extract interpretable decision rules.</w:t>
+              <w:t>Design an end-to-end Case Study: How FinSight uses a Decision Tree to classify Financial Risk Tiers (Low, Medium, High Risk) and generate human-readable advice.</w:t>
             </w:r>
           </w:p>
         </w:tc>
@@ -23922,7 +23922,7 @@
                 <w:rFonts w:ascii="Calibri" w:hAnsi="Calibri"/>
                 <w:sz w:val="18"/>
               </w:rPr>
-              <w:t>Derive the mathematical proof that Lloyd's K-Means algorithm monotonically decreases the Within-Cluster Sum of Squares (Inertia) at every step and is guaranteed to converge.</w:t>
+              <w:t>Explain the step-by-step K-Means Clustering algorithm in detail. Explain the initialization, assignment step, update step, convergence conditions, and limitations.</w:t>
             </w:r>
           </w:p>
         </w:tc>
@@ -24037,7 +24037,7 @@
                 <w:rFonts w:ascii="Calibri" w:hAnsi="Calibri"/>
                 <w:sz w:val="18"/>
               </w:rPr>
-              <w:t>Given a sample dataset of 5 bank customers with transaction features (Monthly Spend, Investment Outflow), construct an Agglomerative Hierarchical Clustering sequence using Single Linkage and Euclidean distance. Calculate all intermediate distance matrices and draw the resulting Dendrogram.</w:t>
+              <w:t>Given 5 data points P1(2, 3), P2(3, 4), P3(7, 8), P4(8, 8), P5(12, 10), explain how Agglomerative Hierarchical Clustering with Single Linkage groups them into a Dendrogram step by step.</w:t>
             </w:r>
           </w:p>
         </w:tc>
@@ -24152,7 +24152,7 @@
                 <w:rFonts w:ascii="Calibri" w:hAnsi="Calibri"/>
                 <w:sz w:val="18"/>
               </w:rPr>
-              <w:t>Develop a complete Python program using NumPy to implement the K-Means clustering algorithm from scratch, including K-Means++ initialization and convergence tracking.</w:t>
+              <w:t>Write a clean and simple Python program using NumPy to implement the K-Means clustering algorithm from scratch.</w:t>
             </w:r>
           </w:p>
         </w:tc>
@@ -24267,7 +24267,7 @@
                 <w:rFonts w:ascii="Calibri" w:hAnsi="Calibri"/>
                 <w:sz w:val="18"/>
               </w:rPr>
-              <w:t>Analyze and mathematically formulate three foundational cluster validation metrics: Elbow Method (Inertia), Silhouette Analysis, and Davies-Bouldin Index. Compare their behavior and trade-offs.</w:t>
+              <w:t>Explain how to evaluate and validate Clustering models using the Elbow Method (WCSS/Inertia) and Silhouette Analysis in detail.</w:t>
             </w:r>
           </w:p>
         </w:tc>
@@ -24325,7 +24325,7 @@
                 <w:rFonts w:ascii="Calibri" w:hAnsi="Calibri"/>
                 <w:sz w:val="18"/>
               </w:rPr>
-              <w:t>K5</w:t>
+              <w:t>K4</w:t>
             </w:r>
           </w:p>
         </w:tc>
@@ -24382,7 +24382,7 @@
                 <w:rFonts w:ascii="Calibri" w:hAnsi="Calibri"/>
                 <w:sz w:val="18"/>
               </w:rPr>
-              <w:t>Derive Principal Component Analysis (PCA) from first principles by maximizing the variance of the projected data using Lagrangian multipliers and Eigenvalue Decomposition.</w:t>
+              <w:t>Explain the step-by-step mathematical working of Principal Component Analysis (PCA). How does it transform high-dimensional data into principal components?</w:t>
             </w:r>
           </w:p>
         </w:tc>
@@ -24497,7 +24497,7 @@
                 <w:rFonts w:ascii="Calibri" w:hAnsi="Calibri"/>
                 <w:sz w:val="18"/>
               </w:rPr>
-              <w:t>Develop a complete Python program using NumPy to implement Principal Component Analysis (PCA) from scratch, including covariance matrix computation, SVD/Eigen-decomposition, and explained variance calculation.</w:t>
+              <w:t>Write a clean and simple Python program using NumPy to implement Principal Component Analysis (PCA) from scratch to reduce data to 2 dimensions.</w:t>
             </w:r>
           </w:p>
         </w:tc>
@@ -24612,7 +24612,7 @@
                 <w:rFonts w:ascii="Calibri" w:hAnsi="Calibri"/>
                 <w:sz w:val="18"/>
               </w:rPr>
-              <w:t>Analyze the problem of Dimensionality Reduction on FinSight's 20-feature personal banking dataset using PCA. Formulate the feature transformation pipeline, Scree Plot generation, and 2D/3D manifold reconstruction.</w:t>
+              <w:t>Compare the 3 major Linkage criteria in Hierarchical Clustering: Single Linkage, Complete Linkage, and Ward's Linkage with formulas and cluster behavior.</w:t>
             </w:r>
           </w:p>
         </w:tc>
@@ -24727,7 +24727,7 @@
                 <w:rFonts w:ascii="Calibri" w:hAnsi="Calibri"/>
                 <w:sz w:val="18"/>
               </w:rPr>
-              <w:t>Critically compare K-Means, Agglomerative Hierarchical Clustering, and DBSCAN on structured financial transaction datasets with varying cluster geometries and noise levels.</w:t>
+              <w:t>Compare K-Means Clustering and Hierarchical Clustering across 5 practical machine learning criteria.</w:t>
             </w:r>
           </w:p>
         </w:tc>
@@ -24842,7 +24842,7 @@
                 <w:rFonts w:ascii="Calibri" w:hAnsi="Calibri"/>
                 <w:sz w:val="18"/>
               </w:rPr>
-              <w:t>Design an AI-Driven Financial Recommendation Engine in FinSight that utilizes K-Means customer segmentation to deliver personalized tax-saving and investment strategies.</w:t>
+              <w:t>Explain how customer segmentation and clustering enable Personalized Financial Recommendation Systems in FinSight.</w:t>
             </w:r>
           </w:p>
         </w:tc>
@@ -24957,7 +24957,7 @@
                 <w:rFonts w:ascii="Calibri" w:hAnsi="Calibri"/>
                 <w:sz w:val="18"/>
               </w:rPr>
-              <w:t>Construct a complete case study showing how FinSight implements Unsupervised Financial Behavioral Profiling using K-Means, Silhouette Validation, and 3D PCA interactive visualization.</w:t>
+              <w:t>Design an end-to-end Case Study: How FinSight uses K-Means, Silhouette Validation, and 3D PCA to discover and visualize user financial personas.</w:t>
             </w:r>
           </w:p>
         </w:tc>
@@ -25223,7 +25223,7 @@
                 <w:rFonts w:ascii="Calibri" w:hAnsi="Calibri"/>
                 <w:sz w:val="18"/>
               </w:rPr>
-              <w:t>Derive the mathematical formulation of the Maximal Margin Hyperplane in Hard Margin SVM. Formulate the Primal Optimization problem and convert it into the Dual Lagrangian formulation.</w:t>
+              <w:t>Explain the mathematical formulation of the Maximal Margin Hyperplane in Linear SVM. Explain the margin width formula, objective function, and constraints.</w:t>
             </w:r>
           </w:p>
         </w:tc>
@@ -25338,7 +25338,7 @@
                 <w:rFonts w:ascii="Calibri" w:hAnsi="Calibri"/>
                 <w:sz w:val="18"/>
               </w:rPr>
-              <w:t>Derive the Soft Margin SVM mathematical formulation with Slack Variables (xi_i). Formulate the Dual Optimization problem with Box Constraints (0 &lt;= alpha_i &lt;= C) and explain the KKT Complementary Slackness conditions.</w:t>
+              <w:t>Explain Soft Margin SVM in detail. How do Slack Variables (xi_i) and the Regularization parameter C allow SVM to handle noisy, overlapping data?</w:t>
             </w:r>
           </w:p>
         </w:tc>
@@ -25453,7 +25453,7 @@
                 <w:rFonts w:ascii="Calibri" w:hAnsi="Calibri"/>
                 <w:sz w:val="18"/>
               </w:rPr>
-              <w:t>Analyze the mathematical foundations of four foundational Kernel functions (Linear, Polynomial, Gaussian RBF, and Sigmoid). Formulate their equations, parameter roles, and geometric mapping spaces.</w:t>
+              <w:t>Explain the Kernel Trick in Support Vector Machines. Describe 4 major kernel functions: Linear, Polynomial, Gaussian RBF, and Sigmoid.</w:t>
             </w:r>
           </w:p>
         </w:tc>
@@ -25568,7 +25568,7 @@
                 <w:rFonts w:ascii="Calibri" w:hAnsi="Calibri"/>
                 <w:sz w:val="18"/>
               </w:rPr>
-              <w:t>Formulate the mathematical model of Support Vector Regression (SVR) with the epsilon-insensitive loss function. Derive the primal objective, slack variables, and explain how SVR handles non-linear regression using kernels.</w:t>
+              <w:t>Explain Support Vector Regression (SVR) in detail. How does the epsilon-insensitive tube provide robust regression that resists outliers?</w:t>
             </w:r>
           </w:p>
         </w:tc>
@@ -25683,7 +25683,7 @@
                 <w:rFonts w:ascii="Calibri" w:hAnsi="Calibri"/>
                 <w:sz w:val="18"/>
               </w:rPr>
-              <w:t>Develop a complete Python program using NumPy to implement a Linear Support Vector Machine classifier from scratch using Subgradient Descent on Hinge Loss.</w:t>
+              <w:t>Write a clean and simple Python program using NumPy to implement a Linear Support Vector Machine classifier from scratch using Hinge Loss and Gradient Descent.</w:t>
             </w:r>
           </w:p>
         </w:tc>
@@ -25798,7 +25798,7 @@
                 <w:rFonts w:ascii="Calibri" w:hAnsi="Calibri"/>
                 <w:sz w:val="18"/>
               </w:rPr>
-              <w:t>Conduct a comprehensive hyperparameter tuning and sensitivity analysis on C and gamma in an RBF Support Vector Classifier. Illustrate underfitting, optimal fit, and overfitting decision boundaries.</w:t>
+              <w:t>Explain Hyperparameter Tuning for SVM (C and gamma in RBF Kernel). Explain what happens during Underfitting, Optimal Fit, and Overfitting.</w:t>
             </w:r>
           </w:p>
         </w:tc>
@@ -25856,7 +25856,7 @@
                 <w:rFonts w:ascii="Calibri" w:hAnsi="Calibri"/>
                 <w:sz w:val="18"/>
               </w:rPr>
-              <w:t>K5</w:t>
+              <w:t>K4</w:t>
             </w:r>
           </w:p>
         </w:tc>
@@ -25913,7 +25913,7 @@
                 <w:rFonts w:ascii="Calibri" w:hAnsi="Calibri"/>
                 <w:sz w:val="18"/>
               </w:rPr>
-              <w:t>Compare One-vs-Rest (OvR) and One-vs-One (OvO) multi-class SVM architectures. Formulate their decision rules and evaluate computational complexity for classifying 26 handwritten alphabets.</w:t>
+              <w:t>Explain Multi-class SVM classification strategies: One-vs-Rest (OvR) and One-vs-One (OvO). Compare them for classifying 26 Handwritten Alphabet letters.</w:t>
             </w:r>
           </w:p>
         </w:tc>
@@ -26028,7 +26028,7 @@
                 <w:rFonts w:ascii="Calibri" w:hAnsi="Calibri"/>
                 <w:sz w:val="18"/>
               </w:rPr>
-              <w:t>Formulate an end-to-end Machine Learning system for Spam Email Detection using Linear Support Vector Machines and TF-IDF feature extraction.</w:t>
+              <w:t>Design an end-to-end Case Study: How to build a Spam Email Filter using Linear SVM and TF-IDF feature extraction.</w:t>
             </w:r>
           </w:p>
         </w:tc>
@@ -26143,7 +26143,7 @@
                 <w:rFonts w:ascii="Calibri" w:hAnsi="Calibri"/>
                 <w:sz w:val="18"/>
               </w:rPr>
-              <w:t>Design an Alphabet and Handwritten Character Recognition system using Support Vector Machines with image preprocessing and Multi-class RBF Kernel modeling.</w:t>
+              <w:t>Design an end-to-end Case Study: How to build a Handwritten Digit / Alphabet Recognition system using SVM.</w:t>
             </w:r>
           </w:p>
         </w:tc>
@@ -26258,7 +26258,7 @@
                 <w:rFonts w:ascii="Calibri" w:hAnsi="Calibri"/>
                 <w:sz w:val="18"/>
               </w:rPr>
-              <w:t>Construct a complete case study for FinSight implementing a dual-SVM architecture: Non-linear SVC for Tax Non-Compliance Detection and SVR for Outlier-Resistant Annual Income Estimation.</w:t>
+              <w:t>Design an end-to-end Case Study: How FinSight combines SVR (for income prediction) and RBF SVC (for tax compliance anomaly detection).</w:t>
             </w:r>
           </w:p>
         </w:tc>
